--- a/毕业论文.docx
+++ b/毕业论文.docx
@@ -85,8 +85,6 @@
       <w:pPr>
         <w:jc w:val="both"/>
       </w:pPr>
-      <w:bookmarkStart w:id="7" w:name="_GoBack"/>
-      <w:bookmarkEnd w:id="7"/>
     </w:p>
     <w:p>
       <w:pPr>
@@ -3936,7 +3934,33 @@
           <w:szCs w:val="24"/>
           <w:lang w:val="en-US" w:eastAsia="zh-CN"/>
         </w:rPr>
-        <w:t>检索增强生成（Retrieval-Augmented Generation, RAG）技术的出现为解决上述问题提供了有效的技术方案。RAG技术通过将外部知识库与大语言模型相结合，既能发挥模型强大的语言理解和生成能力，又能确保回答基于真实可靠的知识来源，显著降低了模型产生“幻觉”问题的风险，提高了回答的准确性和可信度。2020年，Facebook AI研究团队提出了RAG技术架构，该架构通过将信息检索系统与语言模型生成能力相结合，开创了知识密集型自然语言处理任务的新范式。在RAG框架下，当用户提出问题时，系统首先从外部知识库中检索相关文档，然后将这些文档作为上下文提供给语言模型，从而生成更加准确和可靠的回答。这种方法使得模型能够“看到”最新的、特定领域的知识，而不仅仅依赖于训练数据中的静态信息。</w:t>
+        <w:t>检索增强生成（Retrieval-Augmented Generation, RAG）技术的出现为解决上述问题提供了有效的技术方案。系统选择RAG作为解决方案[18]，</w:t>
+      </w:r>
+      <w:r>
+        <w:rPr>
+          <w:rFonts w:hint="eastAsia" w:cs="Times New Roman" w:asciiTheme="majorEastAsia" w:hAnsiTheme="majorEastAsia" w:eastAsiaTheme="majorEastAsia"/>
+          <w:b w:val="0"/>
+          <w:bCs/>
+          <w:snapToGrid w:val="0"/>
+          <w:kern w:val="0"/>
+          <w:sz w:val="24"/>
+          <w:szCs w:val="24"/>
+          <w:lang w:val="en-US" w:eastAsia="zh-CN" w:bidi="ar-SA"/>
+        </w:rPr>
+        <w:t>通过结合外部知识库检索与生成模型[20]</w:t>
+      </w:r>
+      <w:r>
+        <w:rPr>
+          <w:rFonts w:hint="eastAsia" w:cs="Times New Roman" w:asciiTheme="majorEastAsia" w:hAnsiTheme="majorEastAsia" w:eastAsiaTheme="majorEastAsia"/>
+          <w:b w:val="0"/>
+          <w:bCs/>
+          <w:snapToGrid w:val="0"/>
+          <w:kern w:val="0"/>
+          <w:sz w:val="24"/>
+          <w:szCs w:val="24"/>
+          <w:lang w:val="en-US" w:eastAsia="zh-CN"/>
+        </w:rPr>
+        <w:t>，既能发挥模型强大的语言理解和生成能力，又能确保回答基于真实可靠的知识来源，显著降低了模型产生“幻觉”问题的风险，提高了回答的准确性和可信度。2020年，Facebook AI研究团队提出了RAG技术架构[1]，该架构通过将信息检索系统与语言模型生成能力相结合，开创了知识密集型自然语言处理任务的新范式。在RAG框架下，当用户提出问题时，系统首先从外部知识库中检索相关文档，然后将这些文档作为上下文提供给语言模型，从而生成更加准确和可靠的回答。这种方法使得模型能够“看到”最新的、特定领域的知识，而不仅仅依赖于训练数据中的静态信息。</w:t>
       </w:r>
     </w:p>
     <w:p>
@@ -3981,7 +4005,20 @@
           <w:szCs w:val="24"/>
           <w:lang w:val="en-US" w:eastAsia="zh-CN"/>
         </w:rPr>
-        <w:t>在中小学教育场景中，教师和学生对于智能化教育辅助工具的需求日益迫切。一方面，教师需要花费大量时间批改作业、回答学生的基础问题，难以将精力集中在教学设计和个性化指导上。根据相关调查数据显示，中小学教师每天花费在答疑和作业批改上的时间平均达到2-3小时，这严重挤压了教师用于教学研究和个性化辅导的时间。传统的人工答疑方式效率低下，且难以保证回答的一致性和准确性。另一方面，学生在学习过程中遇到问题时，往往难以及时获得准确的解答和指导，影响学习效率和积极性。特别是在课后自主学习阶段，学生缺乏即时的专业指导，遇到疑难问题时只能等到下次上课时询问教师，这种延迟不仅降低了学习效率，还可能导致学生对问题的遗忘，削弱学习效果。因此，开发一个能够为中小学教育场景提供智能化辅助的系统具有重要的实际应用价值。</w:t>
+        <w:t>在中小学教育场景中，教师和学生对于智能化教育辅助工具的需求日益迫切。一方面，教师需要花费大量时间批改作业、回答学生的基础问题，难以将精力集中在教学设计和个性化指导上。根据相关调查数据显示，中小学教师每天花费在答疑和作业批改上的时间平均达到2-3小时，这严重挤压了教师用于教学研究和个性化辅导的时间。传统的人工答疑方式效率低下，且难以保证回答的一致性和准确性。另一方面，学生在学习过程中遇到问题时，往往难以及时获得准确的解答和指导，影响学习效率和积极性。特别是在课后自主学习阶段，学生缺乏即时的专业指导，遇到疑难问题时只能等到下次上课时询问教师，这种延迟不仅降低了学习效率，还可能导致学生对问题的遗忘，削弱学习效果。因此，开发一个能够为中小学教育场景提供智能化辅助的系统具有重要的实际应用价值,体育教学辅助领域已有成功应用案例[7]</w:t>
+      </w:r>
+      <w:r>
+        <w:rPr>
+          <w:rFonts w:hint="eastAsia" w:cs="Times New Roman" w:asciiTheme="majorEastAsia" w:hAnsiTheme="majorEastAsia" w:eastAsiaTheme="majorEastAsia"/>
+          <w:b w:val="0"/>
+          <w:bCs/>
+          <w:snapToGrid w:val="0"/>
+          <w:kern w:val="0"/>
+          <w:sz w:val="24"/>
+          <w:szCs w:val="24"/>
+          <w:lang w:val="en-US" w:eastAsia="zh-CN"/>
+        </w:rPr>
+        <w:t>。</w:t>
       </w:r>
     </w:p>
     <w:p>
@@ -4071,7 +4108,46 @@
           <w:szCs w:val="24"/>
           <w:lang w:val="en-US" w:eastAsia="zh-CN"/>
         </w:rPr>
-        <w:t>在国内外研究现状方面，已有多个研究团队开展了相关探索。在国外，斯坦福大学的研究团队提出了基于RAG的智能 tutoring系统框架，通过结合教材内容和学生历史问答记录，为学生提供个性化的学习辅导；麻省理工学院的研究者开发了针对理工科教育的智能答疑系统，该系统能够理解学生的问题意图并提供详细的解题步骤；谷歌DeepMind则探索了将知识图谱与RAG相结合的方法，以提高检索的准确性和可解释性。在国内，北京师范大学、华东师范大学等高校的研究团队也在积极探索人工智能技术在教育领域的应用，提出了一系列面向K12教育的智能问答系统原型。然而，现有的教育问答系统仍存在以下不足：一是多数系统仅支持简单的问答功能，缺乏教学辅助功能如自动出题、评分标准生成等；二是系统的检索策略未能充分考虑教育知识的结构化特点，检索结果往往孤立分散；三是缺乏对多轮对话的支持，难以实现连贯的教学互动。</w:t>
+        <w:t>在国内外研究现状方面，已有多个研究团队开展了相关探索。在国外，斯坦福大学的研究团队提出了基于RAG的智能 tutoring系统框架，通过结合教材内容和学生历史问答记录，为学生提供个性化的学习辅导；麻省理工学院的研究者开发了针对理工科教育的智能答疑系统，该系统能够理解学生的问题意图并提供详细的解题步骤；谷歌DeepMind则探索了将知识图谱与RAG相结合的方法，以提高检索的准确性和可解释性。在国内，北京师范大学、华东师范大学等高校的研究团队也在积极探索人工智能技术在教育领域的应用，提出了一系列面向K12教育的智能问答系统原型，智慧燃气领域也有应用案例[11]，JavaScript教学辅助智能体[12]取得了良好效果，同时在心理健康教育领域，智能桌宠系统[13]证明了该技术的有效性，以及高校财务问答系统[14]、Python知识问答系统[15]、卫星领域，张衡一号RAG问答系统[16]、智慧建筑客服系统[17]</w:t>
+      </w:r>
+      <w:r>
+        <w:rPr>
+          <w:rFonts w:hint="eastAsia" w:cs="Times New Roman" w:asciiTheme="majorEastAsia" w:hAnsiTheme="majorEastAsia" w:eastAsiaTheme="majorEastAsia"/>
+          <w:b w:val="0"/>
+          <w:bCs/>
+          <w:snapToGrid w:val="0"/>
+          <w:kern w:val="0"/>
+          <w:sz w:val="24"/>
+          <w:szCs w:val="24"/>
+          <w:lang w:val="en-US" w:eastAsia="zh-CN"/>
+        </w:rPr>
+        <w:t>、</w:t>
+      </w:r>
+      <w:r>
+        <w:rPr>
+          <w:rFonts w:hint="eastAsia" w:cs="Times New Roman" w:asciiTheme="majorEastAsia" w:hAnsiTheme="majorEastAsia" w:eastAsiaTheme="majorEastAsia"/>
+          <w:b w:val="0"/>
+          <w:bCs/>
+          <w:snapToGrid w:val="0"/>
+          <w:kern w:val="0"/>
+          <w:sz w:val="24"/>
+          <w:szCs w:val="24"/>
+          <w:lang w:val="en-US" w:eastAsia="zh-CN" w:bidi="ar-SA"/>
+        </w:rPr>
+        <w:t>人才政策智能问答系统[19]</w:t>
+      </w:r>
+      <w:r>
+        <w:rPr>
+          <w:rFonts w:hint="eastAsia" w:cs="Times New Roman" w:asciiTheme="majorEastAsia" w:hAnsiTheme="majorEastAsia" w:eastAsiaTheme="majorEastAsia"/>
+          <w:b w:val="0"/>
+          <w:bCs/>
+          <w:snapToGrid w:val="0"/>
+          <w:kern w:val="0"/>
+          <w:sz w:val="24"/>
+          <w:szCs w:val="24"/>
+          <w:lang w:val="en-US" w:eastAsia="zh-CN"/>
+        </w:rPr>
+        <w:t>。然而，现有的教育问答系统仍存在以下不足：一是多数系统仅支持简单的问答功能，缺乏教学辅助功能如自动出题、评分标准生成等；二是系统的检索策略未能充分考虑教育知识的结构化特点，检索结果往往孤立分散；三是缺乏对多轮对话的支持，难以实现连贯的教学互动。</w:t>
       </w:r>
     </w:p>
     <w:p>
@@ -5431,7 +5507,22 @@
           <w:szCs w:val="24"/>
           <w:lang w:val="en-US" w:eastAsia="zh-CN"/>
         </w:rPr>
-        <w:t>在教育领域，知识图谱有着广泛的应用前景。首先，知识图谱能够表示知识点之间的层次关系和依赖关系，如"加减法→乘法→除法"的学习顺序关系，这对于自适应学习系统的课程推荐非常重要。其次，知识图谱能够支持复杂的推理查询，如"找出所有与'函数'相关的知识点"或"确定学习'微积分'需要先掌握哪些基础知识"。第三，知识图谱能够提供可解释的推荐理由，如"推荐学习'一元二次方程'是因为它是'函数'的基础"。</w:t>
+        <w:t>知识图谱技术在民族医药领域已经有了初步的应用[21]，而在在教育领域，知识图谱亦</w:t>
+      </w:r>
+      <w:bookmarkStart w:id="7" w:name="_GoBack"/>
+      <w:bookmarkEnd w:id="7"/>
+      <w:r>
+        <w:rPr>
+          <w:rFonts w:hint="eastAsia" w:cs="Times New Roman" w:asciiTheme="majorEastAsia" w:hAnsiTheme="majorEastAsia" w:eastAsiaTheme="majorEastAsia"/>
+          <w:b w:val="0"/>
+          <w:bCs/>
+          <w:snapToGrid w:val="0"/>
+          <w:kern w:val="0"/>
+          <w:sz w:val="24"/>
+          <w:szCs w:val="24"/>
+          <w:lang w:val="en-US" w:eastAsia="zh-CN"/>
+        </w:rPr>
+        <w:t>有着广泛的应用前景，可结合问答系统进行精准匹配[10]。首先，知识图谱能够表示知识点之间的层次关系和依赖关系，如"加减法→乘法→除法"的学习顺序关系，这对于自适应学习系统的课程推荐非常重要。其次，知识图谱能够支持复杂的推理查询，如"找出所有与'函数'相关的知识点"或"确定学习'微积分'需要先掌握哪些基础知识"。第三，知识图谱能够提供可解释的推荐理由，如"推荐学习'一元二次方程'是因为它是'函数'的基础"。</w:t>
       </w:r>
     </w:p>
     <w:p>
@@ -7769,7 +7860,20 @@
           <w:szCs w:val="24"/>
           <w:lang w:val="en-US" w:eastAsia="zh-CN"/>
         </w:rPr>
-        <w:t>向量数据库是专门用于存储和检索高维向量数据的数据库系统。在RAG系统中，文本通过嵌入模型转换为向量表示，并存储在向量数据库中。当用户提出问题时，系统将问题同样转换为向量，通过相似度计算检索出最相关的文档片段。向量数据库的核心功能是支持高效的相似度搜索，能够在海量向量数据中快速找到与查询向量最相似的Top-K个结果。</w:t>
+        <w:t>向量数据库是专门用于存储和检索高维向量数据的数据库系统,是RAG系统的核心组件[8]</w:t>
+      </w:r>
+      <w:r>
+        <w:rPr>
+          <w:rFonts w:hint="eastAsia" w:cs="Times New Roman" w:asciiTheme="majorEastAsia" w:hAnsiTheme="majorEastAsia" w:eastAsiaTheme="majorEastAsia"/>
+          <w:b w:val="0"/>
+          <w:bCs/>
+          <w:snapToGrid w:val="0"/>
+          <w:kern w:val="0"/>
+          <w:sz w:val="24"/>
+          <w:szCs w:val="24"/>
+          <w:lang w:val="en-US" w:eastAsia="zh-CN"/>
+        </w:rPr>
+        <w:t>。在RAG系统中，文本通过嵌入模型转换为向量表示，并存储在向量数据库中。当用户提出问题时，系统将问题同样转换为向量，通过相似度计算检索出最相关的文档片段。向量数据库的核心功能是支持高效的相似度搜索，能够在海量向量数据中快速找到与查询向量最相似的Top-K个结果。</w:t>
       </w:r>
     </w:p>
     <w:p>
@@ -7859,7 +7963,7 @@
           <w:szCs w:val="24"/>
           <w:lang w:val="en-US" w:eastAsia="zh-CN"/>
         </w:rPr>
-        <w:t>Chroma是一个轻量级的开源向量数据库，本系统选择其作为向量存储解决方案。Chroma的特点是部署简单、无需依赖外部数据库服务、数据持久化方便，非常适合研究和小型应用场景。Chroma支持多种嵌入模型，包括OpenAI的embeddings、Sentence Transformers、Hugging Face的嵌入模型等，可以根据实际需求灵活选择。</w:t>
+        <w:t>Chroma是一个轻量级的开源向量数据库[3]，本系统选择其作为向量存储解决方案。Chroma的特点是部署简单、无需依赖外部数据库服务、数据持久化方便，非常适合研究和小型应用场景。Chroma支持多种嵌入模型，包括OpenAI的embeddings、Sentence Transformers、Hugging Face的嵌入模型等，可以根据实际需求灵活选择。</w:t>
       </w:r>
     </w:p>
     <w:p>
@@ -7998,7 +8102,7 @@
           <w:szCs w:val="24"/>
           <w:lang w:val="en-US" w:eastAsia="zh-CN"/>
         </w:rPr>
-        <w:t>LangChain是一个用于构建语言模型应用的开发框架，由Harrison Chase于2022年创建。该框架提供了模块化的组件来简化RAG流程的实现，使得开发者能够快速构建完整的问答系统、聊天机器人、文档分析工具等应用。LangChain的设计理念是将复杂的LLM应用拆分为多个可组合的模块，通过链式调用将这些模块串联起来，形成完整的应用流程。</w:t>
+        <w:t>LangChain是一个用于构建语言模型应用的开发框架，由Harrison Chase于2022年创建[2],已被广泛应用于各类问答系统开发[9]。该框架提供了模块化的组件来简化RAG流程的实现，使得开发者能够快速构建完整的问答系统、聊天机器人、文档分析工具等应用。LangChain的设计理念是将复杂的LLM应用拆分为多个可组合的模块，通过链式调用将这些模块串联起来，形成完整的应用流程。</w:t>
       </w:r>
     </w:p>
     <w:p>
@@ -8175,7 +8279,7 @@
           <w:szCs w:val="24"/>
           <w:lang w:val="en-US" w:eastAsia="zh-CN"/>
         </w:rPr>
-        <w:t>Streamlit是一个用于构建数据科学和机器学习Web应用的开源框架。与传统Web开发不同，Streamlit允许开发者使用纯Python代码快速构建交互式界面，无需编写HTML、CSS或JavaScript。这大大降低了Web应用开发的门槛，使得数据科学家和研究者可以专注于算法和功能实现，而不需要投入大量时间学习前端技术。</w:t>
+        <w:t>Streamlit[5]是一个用于构建数据科学和机器学习Web应用的开源框架。与传统Web开发不同，Streamlit允许开发者使用纯Python代码快速构建交互式界面，无需编写HTML、CSS或JavaScript。这大大降低了Web应用开发的门槛，使得数据科学家和研究者可以专注于算法和功能实现，而不需要投入大量时间学习前端技术。</w:t>
       </w:r>
     </w:p>
     <w:p>
@@ -8723,7 +8827,7 @@
           <w:szCs w:val="24"/>
           <w:lang w:val="en-US" w:eastAsia="zh-CN"/>
         </w:rPr>
-        <w:t>开源工具的支持度方面，本项目使用的所有主要工具都是开源的，且质量可靠。LangChain、Streamlit、Chroma等框架都在GitHub上有活跃的维护，版本更新及时。通义千问、MiniMax等大语言模型都提供了开放的API接口，开发者可以方便地集成到应用中。这种开源生态为本项目的实施提供了良好的技术支撑。</w:t>
+        <w:t>开源工具的支持度方面，本项目使用的所有主要工具都是开源的，且质量可靠。LangChain、Streamlit、Chroma等框架都在GitHub上有活跃的维护，版本更新及时。通义千问、MiniMax[6]等大语言模型都提供了开放的API接口，开发者可以方便地集成到应用中。这种开源生态为本项目的实施提供了良好的技术支撑。</w:t>
       </w:r>
     </w:p>
     <w:p>
@@ -9368,7 +9472,7 @@
         <w:adjustRightInd/>
         <w:snapToGrid/>
         <w:spacing w:before="0" w:beforeAutospacing="0" w:after="0" w:afterAutospacing="0" w:line="360" w:lineRule="auto"/>
-        <w:ind w:left="420" w:leftChars="200" w:right="0" w:rightChars="0" w:firstLine="480" w:firstLineChars="200"/>
+        <w:ind w:right="0" w:rightChars="0"/>
         <w:jc w:val="both"/>
         <w:textAlignment w:val="auto"/>
         <w:rPr>
@@ -9395,8 +9499,8 @@
         </w:rPr>
         <w:drawing>
           <wp:inline distT="0" distB="0" distL="114300" distR="114300">
-            <wp:extent cx="3860800" cy="2751455"/>
-            <wp:effectExtent l="0" t="0" r="0" b="4445"/>
+            <wp:extent cx="5646420" cy="3594100"/>
+            <wp:effectExtent l="0" t="0" r="5080" b="0"/>
             <wp:docPr id="4" name="图片 4" descr="系统总体架构图"/>
             <wp:cNvGraphicFramePr>
               <a:graphicFrameLocks xmlns:a="http://schemas.openxmlformats.org/drawingml/2006/main" noChangeAspect="1"/>
@@ -9419,7 +9523,7 @@
                   <pic:spPr>
                     <a:xfrm>
                       <a:off x="0" y="0"/>
-                      <a:ext cx="3860800" cy="2751455"/>
+                      <a:ext cx="5646420" cy="3594100"/>
                     </a:xfrm>
                     <a:prstGeom prst="rect">
                       <a:avLst/>
@@ -9449,7 +9553,7 @@
         <w:adjustRightInd/>
         <w:snapToGrid/>
         <w:spacing w:before="0" w:beforeAutospacing="0" w:after="0" w:afterAutospacing="0" w:line="360" w:lineRule="auto"/>
-        <w:ind w:left="0" w:leftChars="0" w:right="0" w:rightChars="0" w:firstLine="2160" w:firstLineChars="900"/>
+        <w:ind w:left="0" w:leftChars="0" w:right="0" w:rightChars="0" w:firstLine="3412" w:firstLineChars="1422"/>
         <w:jc w:val="both"/>
         <w:textAlignment w:val="auto"/>
         <w:rPr>
@@ -9829,7 +9933,7 @@
           <w:szCs w:val="24"/>
           <w:lang w:val="en-US" w:eastAsia="zh-CN"/>
         </w:rPr>
-        <w:t>在向量嵌入方面，系统使用通义千问的text-embedding-v4模型将文本转换为向量表示。这个模型是目前业界性能领先的文本嵌入模型之一，在中文语义理解任务上表现出色。向量维度为1536维，能够充分表达文本的语义信息。嵌入过程由系统自动完成，用户无需关心具体的实现细节。</w:t>
+        <w:t>在向量嵌入方面，系统使用通义千问[4]的text-embedding-v4模型将文本转换为向量表示。这个模型是目前业界性能领先的文本嵌入模型之一，在中文语义理解任务上表现出色。向量维度为1536维，能够充分表达文本的语义信息。嵌入过程由系统自动完成，用户无需关心具体的实现细节。</w:t>
       </w:r>
     </w:p>
     <w:p>
@@ -16139,6 +16243,7 @@
             <w:insideH w:val="none" w:color="auto" w:sz="0" w:space="0"/>
             <w:insideV w:val="none" w:color="auto" w:sz="0" w:space="0"/>
           </w:tblBorders>
+          <w:shd w:val="clear" w:color="auto" w:fill="FFFFFF"/>
           <w:tblCellMar>
             <w:top w:w="15" w:type="dxa"/>
             <w:left w:w="15" w:type="dxa"/>
@@ -21394,163 +21499,161 @@
       </w:r>
       <w:r>
         <w:rPr>
+          <w:rFonts w:hint="eastAsia" w:asciiTheme="minorEastAsia" w:hAnsiTheme="minorEastAsia" w:eastAsiaTheme="minorEastAsia"/>
+          <w:szCs w:val="21"/>
+        </w:rPr>
+        <w:t>Ma L, Zhang R, Han Y, et al. A Comprehensive Survey on Vector Database: Storage and Retrieval Technique, Challenge[J/OL]. arXiv preprint arXiv:2310.11703, 2026.</w:t>
+      </w:r>
+    </w:p>
+    <w:p>
+      <w:pPr>
+        <w:spacing w:line="360" w:lineRule="auto"/>
+        <w:ind w:left="420" w:hanging="420" w:hangingChars="200"/>
+        <w:rPr>
+          <w:rFonts w:ascii="宋体" w:hAnsi="宋体" w:eastAsia="宋体" w:cs="宋体"/>
+          <w:sz w:val="24"/>
+          <w:szCs w:val="24"/>
+        </w:rPr>
+      </w:pPr>
+      <w:r>
+        <w:rPr>
+          <w:rFonts w:hint="eastAsia" w:asciiTheme="minorEastAsia" w:hAnsiTheme="minorEastAsia" w:eastAsiaTheme="minorEastAsia"/>
+          <w:szCs w:val="21"/>
+          <w:lang w:val="en-US" w:eastAsia="zh-CN"/>
+        </w:rPr>
+        <w:t xml:space="preserve">[9] </w:t>
+      </w:r>
+      <w:r>
+        <w:rPr>
+          <w:rFonts w:hint="eastAsia" w:asciiTheme="minorEastAsia" w:hAnsiTheme="minorEastAsia" w:eastAsiaTheme="minorEastAsia"/>
+          <w:szCs w:val="21"/>
+        </w:rPr>
+        <w:t>Topsakal O, Akinci T C. Creating Large Language Model Applications Utilizing LangChain: A Primer on Developing LLM Apps Fast[C]//5th International Conference on Applied Engineering and Natural Sciences. Konya: All Sciences Proceedings, 2023.</w:t>
+      </w:r>
+    </w:p>
+    <w:p>
+      <w:pPr>
+        <w:spacing w:line="360" w:lineRule="auto"/>
+        <w:ind w:left="420" w:hanging="420" w:hangingChars="200"/>
+        <w:rPr>
+          <w:rFonts w:ascii="宋体" w:hAnsi="宋体" w:eastAsia="宋体" w:cs="宋体"/>
+          <w:sz w:val="24"/>
+          <w:szCs w:val="24"/>
+        </w:rPr>
+      </w:pPr>
+      <w:r>
+        <w:rPr>
+          <w:rFonts w:hint="eastAsia" w:asciiTheme="minorEastAsia" w:hAnsiTheme="minorEastAsia" w:eastAsiaTheme="minorEastAsia"/>
+          <w:szCs w:val="21"/>
+          <w:lang w:val="en-US" w:eastAsia="zh-CN"/>
+        </w:rPr>
+        <w:t xml:space="preserve">[10] </w:t>
+      </w:r>
+      <w:r>
+        <w:rPr>
+          <w:rFonts w:hint="eastAsia" w:asciiTheme="minorEastAsia" w:hAnsiTheme="minorEastAsia" w:eastAsiaTheme="minorEastAsia"/>
+          <w:szCs w:val="21"/>
+        </w:rPr>
+        <w:t>Huang X, Zhang J, Li D, et al. Knowledge Graph Embedding Based Question Answering[C]//Proceedings of the 12th ACM International Conference on Web Search and Data Mining. Melbourne: ACM, 2019: 105-113.</w:t>
+      </w:r>
+    </w:p>
+    <w:p>
+      <w:pPr>
+        <w:spacing w:line="360" w:lineRule="auto"/>
+        <w:ind w:left="420" w:hanging="420" w:hangingChars="200"/>
+        <w:rPr>
+          <w:rFonts w:ascii="宋体" w:hAnsi="宋体" w:eastAsia="宋体" w:cs="宋体"/>
+          <w:sz w:val="24"/>
+          <w:szCs w:val="24"/>
+        </w:rPr>
+      </w:pPr>
+      <w:r>
+        <w:rPr>
+          <w:rFonts w:hint="eastAsia" w:asciiTheme="minorEastAsia" w:hAnsiTheme="minorEastAsia" w:eastAsiaTheme="minorEastAsia"/>
+          <w:szCs w:val="21"/>
+          <w:lang w:val="en-US" w:eastAsia="zh-CN"/>
+        </w:rPr>
+        <w:t xml:space="preserve">[11] </w:t>
+      </w:r>
+      <w:r>
+        <w:rPr>
+          <w:rFonts w:hint="eastAsia" w:asciiTheme="minorEastAsia" w:hAnsiTheme="minorEastAsia" w:eastAsiaTheme="minorEastAsia"/>
+          <w:szCs w:val="21"/>
+        </w:rPr>
+        <w:t>石善忠. 基于LangChain+Deepseek的智慧燃气GIS领域问答系统研究与实现[J/OL].(2025-11-25).</w:t>
+      </w:r>
+      <w:r>
+        <w:rPr>
+          <w:rFonts w:ascii="宋体" w:hAnsi="宋体" w:eastAsia="宋体" w:cs="宋体"/>
+          <w:sz w:val="24"/>
+          <w:szCs w:val="24"/>
+        </w:rPr>
+        <w:fldChar w:fldCharType="begin"/>
+      </w:r>
+      <w:r>
+        <w:rPr>
+          <w:rFonts w:ascii="宋体" w:hAnsi="宋体" w:eastAsia="宋体" w:cs="宋体"/>
+          <w:sz w:val="24"/>
+          <w:szCs w:val="24"/>
+        </w:rPr>
+        <w:instrText xml:space="preserve"> HYPERLINK "https://kns.cnki.net/reader/xml?invoice=sAZ5Y5Z8IicmH+rpUh8G2WesMfcsYWRYY+C5qBx78FPVlmOjHDW97nAHjv/juskc6+BD2F6Ik+iU6JeUTv+7KU/Sd0vG1zSOMaMcxLTkGAX1Ttz0behHPL4rzS2dVlB2A8UofwKFAtlZ4uAdyvMBVUrOH1KCKopMBiwYAyiMFr8=&amp;platform=NZKPT&amp;sourcetype=nxgp&amp;product=CJFQ&amp;filename=XDXK202522003&amp;tablename=cjfdlast2025&amp;type=JOURNAL&amp;scope=readonline&amp;cflag=html&amp;dflag=xml&amp;pages=&amp;language=CHS&amp;trial=&amp;nonce=02EECD9222D24C2B85C4F73BB3695BFD&amp;loginType=trialRead" </w:instrText>
+      </w:r>
+      <w:r>
+        <w:rPr>
+          <w:rFonts w:ascii="宋体" w:hAnsi="宋体" w:eastAsia="宋体" w:cs="宋体"/>
+          <w:sz w:val="24"/>
+          <w:szCs w:val="24"/>
+        </w:rPr>
+        <w:fldChar w:fldCharType="separate"/>
+      </w:r>
+      <w:r>
+        <w:rPr>
+          <w:rStyle w:val="10"/>
+          <w:rFonts w:ascii="宋体" w:hAnsi="宋体" w:eastAsia="宋体" w:cs="宋体"/>
+          <w:sz w:val="24"/>
+          <w:szCs w:val="24"/>
+        </w:rPr>
+        <w:t>HTML阅读-基于LangChain+Deepseek的智慧燃气GIS领域问答系统研究与实现</w:t>
+      </w:r>
+      <w:r>
+        <w:rPr>
+          <w:rFonts w:ascii="宋体" w:hAnsi="宋体" w:eastAsia="宋体" w:cs="宋体"/>
+          <w:sz w:val="24"/>
+          <w:szCs w:val="24"/>
+        </w:rPr>
+        <w:fldChar w:fldCharType="end"/>
+      </w:r>
+    </w:p>
+    <w:p>
+      <w:pPr>
+        <w:spacing w:line="360" w:lineRule="auto"/>
+        <w:rPr>
           <w:rFonts w:hint="default" w:asciiTheme="minorEastAsia" w:hAnsiTheme="minorEastAsia" w:eastAsiaTheme="minorEastAsia"/>
           <w:szCs w:val="21"/>
-        </w:rPr>
-        <w:t>赵静;汤文玉;霍钰;傅金菲菲;乔芷琪.</w:t>
-      </w:r>
-      <w:r>
-        <w:rPr>
-          <w:rFonts w:hint="default" w:asciiTheme="minorEastAsia" w:hAnsiTheme="minorEastAsia" w:eastAsiaTheme="minorEastAsia"/>
-          <w:szCs w:val="21"/>
-        </w:rPr>
-        <w:fldChar w:fldCharType="begin"/>
-      </w:r>
-      <w:r>
-        <w:rPr>
-          <w:rFonts w:hint="default" w:asciiTheme="minorEastAsia" w:hAnsiTheme="minorEastAsia" w:eastAsiaTheme="minorEastAsia"/>
-          <w:szCs w:val="21"/>
-        </w:rPr>
-        <w:instrText xml:space="preserve"> HYPERLINK "https://kns.cnki.net/kcms2/article/abstract?v=InoXwbPQWpqykecIOy4zckxNGIHrpaNhovqk6__pnGjiuiDFyGPDMm2yI7ltZqkQUjR182vnOW0dcHLN_X0DO58H9GFdkpeHOXBYXCWGHVpk9cDHJXZ55gy38eNR-kyYTBLQl5BbTiY0bq0DFmyTmoNOffH_Uy-cXqitXcdcuBqARN_vdbE9J-SVG4tcidK2&amp;uniplatform=NZKPT&amp;language=CHS" \o "大模型检索增强生成（RAG）技术浅析" \t "https://kns.cnki.net/kcms2/article/_blank" </w:instrText>
-      </w:r>
-      <w:r>
-        <w:rPr>
-          <w:rFonts w:hint="default" w:asciiTheme="minorEastAsia" w:hAnsiTheme="minorEastAsia" w:eastAsiaTheme="minorEastAsia"/>
-          <w:szCs w:val="21"/>
-        </w:rPr>
-        <w:fldChar w:fldCharType="separate"/>
-      </w:r>
-      <w:r>
-        <w:rPr>
-          <w:rFonts w:hint="default" w:asciiTheme="minorEastAsia" w:hAnsiTheme="minorEastAsia" w:eastAsiaTheme="minorEastAsia"/>
-          <w:szCs w:val="21"/>
-        </w:rPr>
-        <w:t>大模型检索增强生成（RAG）技术浅析</w:t>
-      </w:r>
-      <w:r>
-        <w:rPr>
-          <w:rFonts w:hint="default" w:asciiTheme="minorEastAsia" w:hAnsiTheme="minorEastAsia" w:eastAsiaTheme="minorEastAsia"/>
-          <w:szCs w:val="21"/>
-        </w:rPr>
-        <w:fldChar w:fldCharType="end"/>
-      </w:r>
-      <w:r>
-        <w:rPr>
-          <w:rFonts w:hint="default" w:asciiTheme="minorEastAsia" w:hAnsiTheme="minorEastAsia" w:eastAsiaTheme="minorEastAsia"/>
-          <w:szCs w:val="21"/>
-        </w:rPr>
-        <w:t xml:space="preserve">[J]. </w:t>
-      </w:r>
-      <w:r>
-        <w:rPr>
-          <w:rFonts w:hint="default" w:asciiTheme="minorEastAsia" w:hAnsiTheme="minorEastAsia" w:eastAsiaTheme="minorEastAsia"/>
-          <w:szCs w:val="21"/>
-        </w:rPr>
-        <w:fldChar w:fldCharType="begin"/>
-      </w:r>
-      <w:r>
-        <w:rPr>
-          <w:rFonts w:hint="default" w:asciiTheme="minorEastAsia" w:hAnsiTheme="minorEastAsia" w:eastAsiaTheme="minorEastAsia"/>
-          <w:szCs w:val="21"/>
-        </w:rPr>
-        <w:instrText xml:space="preserve"> HYPERLINK "https://navi.cnki.net/knavi/detail?p=mJsKGWATkEPh0a0gGLetFwyvDsfILZrS7AbaWvQclVYKPuABCr6QixSmQLtl7FU4eNq7Uw37qhGznA2xEWH3a1B__2rF5Vu194PbCYgIQj4=&amp;uniplatform=NZKPT" \o "中国信息化" \t "https://kns.cnki.net/kcms2/article/_blank" </w:instrText>
-      </w:r>
-      <w:r>
-        <w:rPr>
-          <w:rFonts w:hint="default" w:asciiTheme="minorEastAsia" w:hAnsiTheme="minorEastAsia" w:eastAsiaTheme="minorEastAsia"/>
-          <w:szCs w:val="21"/>
-        </w:rPr>
-        <w:fldChar w:fldCharType="separate"/>
-      </w:r>
-      <w:r>
-        <w:rPr>
-          <w:rFonts w:hint="default" w:asciiTheme="minorEastAsia" w:hAnsiTheme="minorEastAsia" w:eastAsiaTheme="minorEastAsia"/>
-          <w:szCs w:val="21"/>
-        </w:rPr>
-        <w:t>中国信息化</w:t>
-      </w:r>
-      <w:r>
-        <w:rPr>
-          <w:rFonts w:hint="default" w:asciiTheme="minorEastAsia" w:hAnsiTheme="minorEastAsia" w:eastAsiaTheme="minorEastAsia"/>
-          <w:szCs w:val="21"/>
-        </w:rPr>
-        <w:fldChar w:fldCharType="end"/>
-      </w:r>
-      <w:r>
-        <w:rPr>
-          <w:rFonts w:hint="default" w:asciiTheme="minorEastAsia" w:hAnsiTheme="minorEastAsia" w:eastAsiaTheme="minorEastAsia"/>
-          <w:szCs w:val="21"/>
-        </w:rPr>
-        <w:t>,</w:t>
-      </w:r>
-      <w:r>
-        <w:rPr>
-          <w:rFonts w:hint="default" w:asciiTheme="minorEastAsia" w:hAnsiTheme="minorEastAsia" w:eastAsiaTheme="minorEastAsia"/>
-          <w:szCs w:val="21"/>
-        </w:rPr>
-        <w:fldChar w:fldCharType="begin"/>
-      </w:r>
-      <w:r>
-        <w:rPr>
-          <w:rFonts w:hint="default" w:asciiTheme="minorEastAsia" w:hAnsiTheme="minorEastAsia" w:eastAsiaTheme="minorEastAsia"/>
-          <w:szCs w:val="21"/>
-        </w:rPr>
-        <w:instrText xml:space="preserve"> HYPERLINK "https://navi.cnki.net/knavi/detail?p=mJsKGWATkEPh0a0gGLetFwyvDsfILZrSxhbouOIDIN5hfxbMhc2YyaUZAgJsctRih7YPx3LXPpPasGxJ6qe8s5rZrYRvyKOnVa6a7ek5ZErB7GRLrJ97n-DgEnW5ZTsu&amp;uniplatform=NZKPT" \o "2024(10)" \t "https://kns.cnki.net/kcms2/article/_blank" </w:instrText>
-      </w:r>
-      <w:r>
-        <w:rPr>
-          <w:rFonts w:hint="default" w:asciiTheme="minorEastAsia" w:hAnsiTheme="minorEastAsia" w:eastAsiaTheme="minorEastAsia"/>
-          <w:szCs w:val="21"/>
-        </w:rPr>
-        <w:fldChar w:fldCharType="separate"/>
-      </w:r>
-      <w:r>
-        <w:rPr>
-          <w:rFonts w:hint="default" w:asciiTheme="minorEastAsia" w:hAnsiTheme="minorEastAsia" w:eastAsiaTheme="minorEastAsia"/>
-          <w:szCs w:val="21"/>
-        </w:rPr>
-        <w:t>2024(10)</w:t>
-      </w:r>
-      <w:r>
-        <w:rPr>
-          <w:rFonts w:hint="default" w:asciiTheme="minorEastAsia" w:hAnsiTheme="minorEastAsia" w:eastAsiaTheme="minorEastAsia"/>
-          <w:szCs w:val="21"/>
-        </w:rPr>
-        <w:fldChar w:fldCharType="end"/>
-      </w:r>
-    </w:p>
-    <w:p>
-      <w:pPr>
-        <w:spacing w:line="360" w:lineRule="auto"/>
-        <w:ind w:left="420" w:hanging="420" w:hangingChars="200"/>
-        <w:rPr>
-          <w:rFonts w:ascii="宋体" w:hAnsi="宋体" w:eastAsia="宋体" w:cs="宋体"/>
-          <w:sz w:val="24"/>
-          <w:szCs w:val="24"/>
+          <w:lang w:val="en-US"/>
         </w:rPr>
       </w:pPr>
       <w:r>
         <w:rPr>
           <w:rFonts w:hint="eastAsia" w:asciiTheme="minorEastAsia" w:hAnsiTheme="minorEastAsia" w:eastAsiaTheme="minorEastAsia"/>
           <w:szCs w:val="21"/>
-          <w:lang w:val="en-US" w:eastAsia="zh-CN"/>
-        </w:rPr>
-        <w:t>[9] 张宁.</w:t>
+        </w:rPr>
+        <w:t>[</w:t>
       </w:r>
       <w:r>
         <w:rPr>
           <w:rFonts w:hint="eastAsia" w:asciiTheme="minorEastAsia" w:hAnsiTheme="minorEastAsia" w:eastAsiaTheme="minorEastAsia"/>
           <w:szCs w:val="21"/>
-        </w:rPr>
-        <w:t>基于LangChain的Python知识问答系统的设计与实现</w:t>
+          <w:lang w:val="en-US" w:eastAsia="zh-CN"/>
+        </w:rPr>
+        <w:t>12</w:t>
       </w:r>
       <w:r>
         <w:rPr>
           <w:rFonts w:hint="eastAsia" w:asciiTheme="minorEastAsia" w:hAnsiTheme="minorEastAsia" w:eastAsiaTheme="minorEastAsia"/>
           <w:szCs w:val="21"/>
-          <w:lang w:val="en-US" w:eastAsia="zh-CN"/>
-        </w:rPr>
-        <w:t>.(2026.3.10).</w:t>
+        </w:rPr>
+        <w:t xml:space="preserve">] 刘安骞. 基于LangChain与DeepSeek的JavaScript教学辅助智能体的研究[J/OL]. (2025-04-10). </w:t>
       </w:r>
       <w:r>
         <w:rPr>
@@ -21566,7 +21669,7 @@
           <w:sz w:val="24"/>
           <w:szCs w:val="24"/>
         </w:rPr>
-        <w:instrText xml:space="preserve"> HYPERLINK "https://kns.cnki.net/reader/xml?invoice=XUaqKSy2L3qR6yMleyYo10iRb4C7uUf9kAbz/6PI/NCYoKoG3YI1lrjnydwrOJwCPFkpC5he9Qrk1+I3TDBhZ1in8wuLAN6+J6vvw0rOu6I8x7OlQr/7xoyNVP6eU0FfAz70EXHAca7oIAId/hbhfQM0P+4n2Ct9lngp6u25j0k=&amp;platform=NZKPT&amp;sourcetype=nxgp&amp;product=CJFQ&amp;filename=XDXK202605013&amp;tablename=cjfdauto&amp;type=JOURNAL&amp;scope=readonline&amp;cflag=html&amp;dflag=xml&amp;pages=&amp;language=CHS&amp;trial=&amp;nonce=1F88363A26BD472BA4C34B8F51D88BCF&amp;loginType=trialRead" </w:instrText>
+        <w:instrText xml:space="preserve"> HYPERLINK "https://kns.cnki.net/reader/xml?invoice=wBwu7mVCyQVkcjnOLTYlwsfuyDRlViSrUFc+ZJXU33HAHmFdMLJeFOJWqWi3C+5ScVhDnAYIwEk36EVLszK/RUBo9mDWPolOyCG+BT1izrOO9lVxw2S5Byts+PxXr2a2QGqjvkQ+RUGn+qG2tpYQmwTECkwe356MCYJuK7Rma8Y=&amp;platform=NZKPT&amp;sourcetype=nxgp&amp;product=CJFQ&amp;filename=XDXK202507013&amp;tablename=cjfdlast2025&amp;type=JOURNAL&amp;scope=readonline&amp;cflag=html&amp;dflag=xml&amp;pages=&amp;language=CHS&amp;trial=&amp;nonce=5772F65F525646838712E83238695128&amp;loginType=trialRead" </w:instrText>
       </w:r>
       <w:r>
         <w:rPr>
@@ -21578,12 +21681,12 @@
       </w:r>
       <w:r>
         <w:rPr>
-          <w:rStyle w:val="10"/>
+          <w:rStyle w:val="9"/>
           <w:rFonts w:ascii="宋体" w:hAnsi="宋体" w:eastAsia="宋体" w:cs="宋体"/>
           <w:sz w:val="24"/>
           <w:szCs w:val="24"/>
         </w:rPr>
-        <w:t>HTML阅读-基于LangChain的Python知识问答系统的设计与实现</w:t>
+        <w:t>HTML阅读-基于LangChain与DeepSeek的JavaScript教学辅助智能体的研究</w:t>
       </w:r>
       <w:r>
         <w:rPr>
@@ -21597,48 +21700,67 @@
     <w:p>
       <w:pPr>
         <w:spacing w:line="360" w:lineRule="auto"/>
-        <w:ind w:left="420" w:hanging="420" w:hangingChars="200"/>
-        <w:rPr>
-          <w:rFonts w:ascii="宋体" w:hAnsi="宋体" w:eastAsia="宋体" w:cs="宋体"/>
-          <w:sz w:val="24"/>
-          <w:szCs w:val="24"/>
-        </w:rPr>
-      </w:pPr>
-      <w:r>
         <w:rPr>
           <w:rFonts w:hint="eastAsia" w:asciiTheme="minorEastAsia" w:hAnsiTheme="minorEastAsia" w:eastAsiaTheme="minorEastAsia"/>
           <w:szCs w:val="21"/>
-          <w:lang w:val="en-US" w:eastAsia="zh-CN"/>
-        </w:rPr>
-        <w:t xml:space="preserve">[10] </w:t>
-      </w:r>
+        </w:rPr>
+      </w:pPr>
       <w:r>
         <w:rPr>
           <w:rFonts w:hint="eastAsia" w:asciiTheme="minorEastAsia" w:hAnsiTheme="minorEastAsia" w:eastAsiaTheme="minorEastAsia"/>
           <w:szCs w:val="21"/>
         </w:rPr>
-        <w:fldChar w:fldCharType="begin"/>
+        <w:t>[</w:t>
       </w:r>
       <w:r>
         <w:rPr>
           <w:rFonts w:hint="eastAsia" w:asciiTheme="minorEastAsia" w:hAnsiTheme="minorEastAsia" w:eastAsiaTheme="minorEastAsia"/>
           <w:szCs w:val="21"/>
-        </w:rPr>
-        <w:instrText xml:space="preserve"> HYPERLINK "https://kns.cnki.net/kcms2/author/detail?v=InoXwbPQWppD4Z5Ky3k7m9tf0FmILI8_FlkZmOfQ4_rk9umwznSrjL_ldGtIJFMl1pmP3lnm8OsippboffANt2h2ahYDHDcx8UOqhknUATByANhMNMcqHw28MSQ_2fne&amp;uniplatform=NZKPT&amp;language=CHS" \t "https://kns.cnki.net/kcms2/article/_blank" </w:instrText>
+          <w:lang w:val="en-US" w:eastAsia="zh-CN"/>
+        </w:rPr>
+        <w:t>13</w:t>
       </w:r>
       <w:r>
         <w:rPr>
           <w:rFonts w:hint="eastAsia" w:asciiTheme="minorEastAsia" w:hAnsiTheme="minorEastAsia" w:eastAsiaTheme="minorEastAsia"/>
           <w:szCs w:val="21"/>
         </w:rPr>
-        <w:fldChar w:fldCharType="separate"/>
+        <w:t xml:space="preserve">] </w:t>
       </w:r>
       <w:r>
         <w:rPr>
           <w:rFonts w:hint="eastAsia" w:asciiTheme="minorEastAsia" w:hAnsiTheme="minorEastAsia" w:eastAsiaTheme="minorEastAsia"/>
           <w:szCs w:val="21"/>
         </w:rPr>
-        <w:t>陈文丽</w:t>
+        <w:fldChar w:fldCharType="begin"/>
+      </w:r>
+      <w:r>
+        <w:rPr>
+          <w:rFonts w:hint="eastAsia" w:asciiTheme="minorEastAsia" w:hAnsiTheme="minorEastAsia" w:eastAsiaTheme="minorEastAsia"/>
+          <w:szCs w:val="21"/>
+        </w:rPr>
+        <w:instrText xml:space="preserve"> HYPERLINK "https://kns.cnki.net/kcms2/author/detail?v=InoXwbPQWpohQblyZUbGlTqQmvMi36WksgPX3iExi6gB3zviQWZdhKae4ounxLejOWOCMu50K2YRk3G3Om6ermNOJglrTyVCEu9DZuCT-ge5jgtbC_z3ieh6RHpTbJyA&amp;uniplatform=NZKPT&amp;language=CHS" \t "https://kns.cnki.net/kcms2/article/_blank" </w:instrText>
+      </w:r>
+      <w:r>
+        <w:rPr>
+          <w:rFonts w:hint="eastAsia" w:asciiTheme="minorEastAsia" w:hAnsiTheme="minorEastAsia" w:eastAsiaTheme="minorEastAsia"/>
+          <w:szCs w:val="21"/>
+        </w:rPr>
+        <w:fldChar w:fldCharType="separate"/>
+      </w:r>
+      <w:r>
+        <w:rPr>
+          <w:rFonts w:hint="eastAsia" w:asciiTheme="minorEastAsia" w:hAnsiTheme="minorEastAsia" w:eastAsiaTheme="minorEastAsia"/>
+          <w:szCs w:val="21"/>
+        </w:rPr>
+        <w:t>蔡旻辉</w:t>
+      </w:r>
+      <w:r>
+        <w:rPr>
+          <w:rFonts w:hint="eastAsia" w:asciiTheme="minorEastAsia" w:hAnsiTheme="minorEastAsia" w:eastAsiaTheme="minorEastAsia"/>
+          <w:szCs w:val="21"/>
+        </w:rPr>
+        <w:fldChar w:fldCharType="end"/>
       </w:r>
       <w:r>
         <w:rPr>
@@ -21653,118 +21775,28 @@
           <w:rFonts w:hint="eastAsia" w:asciiTheme="minorEastAsia" w:hAnsiTheme="minorEastAsia" w:eastAsiaTheme="minorEastAsia"/>
           <w:szCs w:val="21"/>
         </w:rPr>
-        <w:fldChar w:fldCharType="end"/>
+        <w:fldChar w:fldCharType="begin"/>
       </w:r>
       <w:r>
         <w:rPr>
           <w:rFonts w:hint="eastAsia" w:asciiTheme="minorEastAsia" w:hAnsiTheme="minorEastAsia" w:eastAsiaTheme="minorEastAsia"/>
           <w:szCs w:val="21"/>
-          <w:lang w:val="en-US" w:eastAsia="zh-CN"/>
-        </w:rPr>
-        <w:t>张洪波，靳德政.</w:t>
+        </w:rPr>
+        <w:instrText xml:space="preserve"> HYPERLINK "https://kns.cnki.net/kcms2/author/detail?v=InoXwbPQWpohQblyZUbGlTqQmvMi36Wko4-7Fd6Zb0yAyikvoTRw-eaqORWjktC4FbagHiSu2YDQd_nns7Lx5O_rwFPmVSd5GMwAfPSVY4kEvQgTKGFU5Ln-YfzYYk93&amp;uniplatform=NZKPT&amp;language=CHS" \t "https://kns.cnki.net/kcms2/article/_blank" </w:instrText>
       </w:r>
       <w:r>
         <w:rPr>
           <w:rFonts w:hint="eastAsia" w:asciiTheme="minorEastAsia" w:hAnsiTheme="minorEastAsia" w:eastAsiaTheme="minorEastAsia"/>
           <w:szCs w:val="21"/>
         </w:rPr>
-        <w:t>基于LangChain的检索增强生成知识库问答系统设计与实现</w:t>
+        <w:fldChar w:fldCharType="separate"/>
       </w:r>
       <w:r>
         <w:rPr>
           <w:rFonts w:hint="eastAsia" w:asciiTheme="minorEastAsia" w:hAnsiTheme="minorEastAsia" w:eastAsiaTheme="minorEastAsia"/>
           <w:szCs w:val="21"/>
-          <w:lang w:val="en-US" w:eastAsia="zh-CN"/>
-        </w:rPr>
-        <w:t>.(2026.2.20).</w:t>
-      </w:r>
-      <w:r>
-        <w:rPr>
-          <w:rFonts w:ascii="宋体" w:hAnsi="宋体" w:eastAsia="宋体" w:cs="宋体"/>
-          <w:sz w:val="24"/>
-          <w:szCs w:val="24"/>
-        </w:rPr>
-        <w:fldChar w:fldCharType="begin"/>
-      </w:r>
-      <w:r>
-        <w:rPr>
-          <w:rFonts w:ascii="宋体" w:hAnsi="宋体" w:eastAsia="宋体" w:cs="宋体"/>
-          <w:sz w:val="24"/>
-          <w:szCs w:val="24"/>
-        </w:rPr>
-        <w:instrText xml:space="preserve"> HYPERLINK "https://kns.cnki.net/reader/xml?invoice=a6pFuGPcRHCmtX2xQmiGhMpZJTWfoQCAPnb6lAF9FruckvsJ5hfxRt63QFvdysJSYEWVr4+Cq5ObFwEQi+DgXa6cHu17xXp7tufXWiXPNZVHBoE4Z9g+LKzx/N7sMd5VnU+HxzHsbF9nok+D3KUaQhH2ZLZF1/b28p5/l8Zdk3g=&amp;platform=NZKPT&amp;sourcetype=nxgp&amp;product=CJFQ&amp;filename=JSJS202602010&amp;tablename=cjfdlast2026&amp;type=JOURNAL&amp;scope=readonline&amp;cflag=html&amp;dflag=xml&amp;pages=&amp;language=CHS&amp;trial=&amp;nonce=7C49C0078CCA47E188456C6146C3E042&amp;loginType=trialRead" </w:instrText>
-      </w:r>
-      <w:r>
-        <w:rPr>
-          <w:rFonts w:ascii="宋体" w:hAnsi="宋体" w:eastAsia="宋体" w:cs="宋体"/>
-          <w:sz w:val="24"/>
-          <w:szCs w:val="24"/>
-        </w:rPr>
-        <w:fldChar w:fldCharType="separate"/>
-      </w:r>
-      <w:r>
-        <w:rPr>
-          <w:rStyle w:val="10"/>
-          <w:rFonts w:ascii="宋体" w:hAnsi="宋体" w:eastAsia="宋体" w:cs="宋体"/>
-          <w:sz w:val="24"/>
-          <w:szCs w:val="24"/>
-        </w:rPr>
-        <w:t>HTML阅读-基于LangChain的检索增强生成知识库问答系统设计与实现</w:t>
-      </w:r>
-      <w:r>
-        <w:rPr>
-          <w:rFonts w:ascii="宋体" w:hAnsi="宋体" w:eastAsia="宋体" w:cs="宋体"/>
-          <w:sz w:val="24"/>
-          <w:szCs w:val="24"/>
-        </w:rPr>
-        <w:fldChar w:fldCharType="end"/>
-      </w:r>
-    </w:p>
-    <w:p>
-      <w:pPr>
-        <w:spacing w:line="360" w:lineRule="auto"/>
-        <w:ind w:left="420" w:hanging="420" w:hangingChars="200"/>
-        <w:rPr>
-          <w:rFonts w:ascii="宋体" w:hAnsi="宋体" w:eastAsia="宋体" w:cs="宋体"/>
-          <w:sz w:val="24"/>
-          <w:szCs w:val="24"/>
-        </w:rPr>
-      </w:pPr>
-      <w:r>
-        <w:rPr>
-          <w:rFonts w:hint="eastAsia" w:asciiTheme="minorEastAsia" w:hAnsiTheme="minorEastAsia" w:eastAsiaTheme="minorEastAsia"/>
-          <w:szCs w:val="21"/>
-          <w:lang w:val="en-US" w:eastAsia="zh-CN"/>
-        </w:rPr>
-        <w:t xml:space="preserve">[11] </w:t>
-      </w:r>
-      <w:r>
-        <w:rPr>
-          <w:rFonts w:hint="eastAsia" w:asciiTheme="minorEastAsia" w:hAnsiTheme="minorEastAsia" w:eastAsiaTheme="minorEastAsia"/>
-          <w:szCs w:val="21"/>
-        </w:rPr>
-        <w:fldChar w:fldCharType="begin"/>
-      </w:r>
-      <w:r>
-        <w:rPr>
-          <w:rFonts w:hint="eastAsia" w:asciiTheme="minorEastAsia" w:hAnsiTheme="minorEastAsia" w:eastAsiaTheme="minorEastAsia"/>
-          <w:szCs w:val="21"/>
-        </w:rPr>
-        <w:instrText xml:space="preserve"> HYPERLINK "https://kns.cnki.net/kcms2/author/detail?v=InoXwbPQWpohQblyZUbGlTqQmvMi36WksgPX3iExi6gB3zviQWZdhKae4ounxLejOWOCMu50K2YRk3G3Om6ermNOJglrTyVCEu9DZuCT-ge5jgtbC_z3ieh6RHpTbJyA&amp;uniplatform=NZKPT&amp;language=CHS" \t "https://kns.cnki.net/kcms2/article/_blank" </w:instrText>
-      </w:r>
-      <w:r>
-        <w:rPr>
-          <w:rFonts w:hint="eastAsia" w:asciiTheme="minorEastAsia" w:hAnsiTheme="minorEastAsia" w:eastAsiaTheme="minorEastAsia"/>
-          <w:szCs w:val="21"/>
-        </w:rPr>
-        <w:fldChar w:fldCharType="separate"/>
-      </w:r>
-      <w:r>
-        <w:rPr>
-          <w:rFonts w:hint="eastAsia" w:asciiTheme="minorEastAsia" w:hAnsiTheme="minorEastAsia" w:eastAsiaTheme="minorEastAsia"/>
-          <w:szCs w:val="21"/>
-        </w:rPr>
-        <w:t>蔡旻辉</w:t>
+        </w:rPr>
+        <w:t>贾媛媛</w:t>
       </w:r>
       <w:r>
         <w:rPr>
@@ -21793,7 +21825,7 @@
           <w:rFonts w:hint="eastAsia" w:asciiTheme="minorEastAsia" w:hAnsiTheme="minorEastAsia" w:eastAsiaTheme="minorEastAsia"/>
           <w:szCs w:val="21"/>
         </w:rPr>
-        <w:instrText xml:space="preserve"> HYPERLINK "https://kns.cnki.net/kcms2/author/detail?v=InoXwbPQWpohQblyZUbGlTqQmvMi36Wko4-7Fd6Zb0yAyikvoTRw-eaqORWjktC4FbagHiSu2YDQd_nns7Lx5O_rwFPmVSd5GMwAfPSVY4kEvQgTKGFU5Ln-YfzYYk93&amp;uniplatform=NZKPT&amp;language=CHS" \t "https://kns.cnki.net/kcms2/article/_blank" </w:instrText>
+        <w:instrText xml:space="preserve"> HYPERLINK "https://kns.cnki.net/kcms2/author/detail?v=InoXwbPQWpohQblyZUbGlTqQmvMi36Wk3U3Gt0sZtnADRJtRGAQvIZyEX7kH9Lyl7DLkuB2FHR5WiGKBbh-d7zm20UoQAwSm7K3dSHU1_zOtnRTlGHzcgA==&amp;uniplatform=NZKPT&amp;language=CHS" \t "https://kns.cnki.net/kcms2/article/_blank" </w:instrText>
       </w:r>
       <w:r>
         <w:rPr>
@@ -21807,7 +21839,7 @@
           <w:rFonts w:hint="eastAsia" w:asciiTheme="minorEastAsia" w:hAnsiTheme="minorEastAsia" w:eastAsiaTheme="minorEastAsia"/>
           <w:szCs w:val="21"/>
         </w:rPr>
-        <w:t>贾媛媛</w:t>
+        <w:t>姬晨</w:t>
       </w:r>
       <w:r>
         <w:rPr>
@@ -21815,6 +21847,450 @@
           <w:szCs w:val="21"/>
         </w:rPr>
         <w:fldChar w:fldCharType="end"/>
+      </w:r>
+      <w:r>
+        <w:rPr>
+          <w:rFonts w:hint="eastAsia" w:asciiTheme="minorEastAsia" w:hAnsiTheme="minorEastAsia" w:eastAsiaTheme="minorEastAsia"/>
+          <w:szCs w:val="21"/>
+          <w:lang w:val="en-US" w:eastAsia="zh-CN"/>
+        </w:rPr>
+        <w:t>.</w:t>
+      </w:r>
+      <w:r>
+        <w:rPr>
+          <w:rFonts w:hint="eastAsia" w:asciiTheme="minorEastAsia" w:hAnsiTheme="minorEastAsia" w:eastAsiaTheme="minorEastAsia"/>
+          <w:szCs w:val="21"/>
+        </w:rPr>
+        <w:t>基于LangChain与大型语言模型的大学生心理健康智能桌宠系统设计与实现</w:t>
+      </w:r>
+      <w:r>
+        <w:rPr>
+          <w:rFonts w:hint="eastAsia" w:asciiTheme="minorEastAsia" w:hAnsiTheme="minorEastAsia" w:eastAsiaTheme="minorEastAsia"/>
+          <w:szCs w:val="21"/>
+          <w:lang w:val="en-US" w:eastAsia="zh-CN"/>
+        </w:rPr>
+        <w:t>.(2026.2.15).</w:t>
+      </w:r>
+      <w:r>
+        <w:rPr>
+          <w:rFonts w:ascii="宋体" w:hAnsi="宋体" w:eastAsia="宋体" w:cs="宋体"/>
+          <w:sz w:val="24"/>
+          <w:szCs w:val="24"/>
+        </w:rPr>
+        <w:fldChar w:fldCharType="begin"/>
+      </w:r>
+      <w:r>
+        <w:rPr>
+          <w:rFonts w:ascii="宋体" w:hAnsi="宋体" w:eastAsia="宋体" w:cs="宋体"/>
+          <w:sz w:val="24"/>
+          <w:szCs w:val="24"/>
+        </w:rPr>
+        <w:instrText xml:space="preserve"> HYPERLINK "https://kns.cnki.net/reader/xml?invoice=YadlJ6AyIqi4+rB9whMq7Mm6nHuR/Q4SnrhfuFmuRl+rdsS2ui9+BXZptOYP7gGcSVUXdoqqO8XK2hDp60oJ2CfA13FcYZ7LqCfeO5gEsqHwjYXMLDheGUBI1KVdvbCDMO4isbrL9ySjjnRjBfchqFiPF+BOeuSdx0+LzEbU+gw=&amp;platform=NZKPT&amp;sourcetype=nxgp&amp;product=CJFQ&amp;filename=KJSJ202605030&amp;tablename=cjfdlast2026&amp;type=JOURNAL&amp;scope=readonline&amp;cflag=html&amp;dflag=xml&amp;pages=&amp;language=CHS&amp;trial=&amp;nonce=79483EC87DFC46B79150053088207470&amp;loginType=trialRead" </w:instrText>
+      </w:r>
+      <w:r>
+        <w:rPr>
+          <w:rFonts w:ascii="宋体" w:hAnsi="宋体" w:eastAsia="宋体" w:cs="宋体"/>
+          <w:sz w:val="24"/>
+          <w:szCs w:val="24"/>
+        </w:rPr>
+        <w:fldChar w:fldCharType="separate"/>
+      </w:r>
+      <w:r>
+        <w:rPr>
+          <w:rStyle w:val="10"/>
+          <w:rFonts w:ascii="宋体" w:hAnsi="宋体" w:eastAsia="宋体" w:cs="宋体"/>
+          <w:sz w:val="24"/>
+          <w:szCs w:val="24"/>
+        </w:rPr>
+        <w:t>HTML阅读-基于LangChain与大型语言模型的大学生心理健康智能桌宠系统设计与实现</w:t>
+      </w:r>
+      <w:r>
+        <w:rPr>
+          <w:rFonts w:ascii="宋体" w:hAnsi="宋体" w:eastAsia="宋体" w:cs="宋体"/>
+          <w:sz w:val="24"/>
+          <w:szCs w:val="24"/>
+        </w:rPr>
+        <w:fldChar w:fldCharType="end"/>
+      </w:r>
+    </w:p>
+    <w:p>
+      <w:pPr>
+        <w:spacing w:line="360" w:lineRule="auto"/>
+        <w:rPr>
+          <w:rFonts w:hint="eastAsia" w:asciiTheme="minorEastAsia" w:hAnsiTheme="minorEastAsia" w:eastAsiaTheme="minorEastAsia"/>
+          <w:szCs w:val="21"/>
+        </w:rPr>
+      </w:pPr>
+      <w:r>
+        <w:rPr>
+          <w:rFonts w:hint="eastAsia" w:asciiTheme="minorEastAsia" w:hAnsiTheme="minorEastAsia" w:eastAsiaTheme="minorEastAsia"/>
+          <w:szCs w:val="21"/>
+        </w:rPr>
+        <w:t>[</w:t>
+      </w:r>
+      <w:r>
+        <w:rPr>
+          <w:rFonts w:hint="eastAsia" w:asciiTheme="minorEastAsia" w:hAnsiTheme="minorEastAsia" w:eastAsiaTheme="minorEastAsia"/>
+          <w:szCs w:val="21"/>
+          <w:lang w:val="en-US" w:eastAsia="zh-CN"/>
+        </w:rPr>
+        <w:t>14</w:t>
+      </w:r>
+      <w:r>
+        <w:rPr>
+          <w:rFonts w:hint="eastAsia" w:asciiTheme="minorEastAsia" w:hAnsiTheme="minorEastAsia" w:eastAsiaTheme="minorEastAsia"/>
+          <w:szCs w:val="21"/>
+        </w:rPr>
+        <w:t>] 蔡振华, 王燕贞, 杨净. 基于LangChain和ChatGLM的高校财务问答系统研究与实现[J/OL]. (2024-08-10).</w:t>
+      </w:r>
+      <w:r>
+        <w:rPr>
+          <w:rFonts w:ascii="宋体" w:hAnsi="宋体" w:eastAsia="宋体" w:cs="宋体"/>
+          <w:sz w:val="24"/>
+          <w:szCs w:val="24"/>
+        </w:rPr>
+        <w:fldChar w:fldCharType="begin"/>
+      </w:r>
+      <w:r>
+        <w:rPr>
+          <w:rFonts w:ascii="宋体" w:hAnsi="宋体" w:eastAsia="宋体" w:cs="宋体"/>
+          <w:sz w:val="24"/>
+          <w:szCs w:val="24"/>
+        </w:rPr>
+        <w:instrText xml:space="preserve"> HYPERLINK "https://kns.cnki.net/reader/xml?invoice=gLjEKeg8ZFaX5hLQUNcqToVHrSffZizv/V7smACFGGMKbpa2J/LsLop1JmINGNqNzu24XMqFWaVDeKIj3+s1iD0MISxmUbqWSALF2OZoNh0Rpxp8BwDfOoNwv3cKn9dToZ9e7EJuLC00F0yFZqKXmy3k9Z1staxawQzGrvzDmhU=&amp;platform=NZKPT&amp;sourcetype=nxgp&amp;product=CJFQ&amp;filename=XDJS202415019&amp;tablename=cjfdlast2024&amp;type=JOURNAL&amp;scope=readonline&amp;cflag=html&amp;dflag=xml&amp;pages=&amp;language=CHS&amp;trial=&amp;nonce=4FD64054BF6F4A8F94EBFA243C18181C&amp;loginType=trialRead" </w:instrText>
+      </w:r>
+      <w:r>
+        <w:rPr>
+          <w:rFonts w:ascii="宋体" w:hAnsi="宋体" w:eastAsia="宋体" w:cs="宋体"/>
+          <w:sz w:val="24"/>
+          <w:szCs w:val="24"/>
+        </w:rPr>
+        <w:fldChar w:fldCharType="separate"/>
+      </w:r>
+      <w:r>
+        <w:rPr>
+          <w:rStyle w:val="9"/>
+          <w:rFonts w:ascii="宋体" w:hAnsi="宋体" w:eastAsia="宋体" w:cs="宋体"/>
+          <w:sz w:val="24"/>
+          <w:szCs w:val="24"/>
+        </w:rPr>
+        <w:t>HTML阅读-基于LangChain和ChatGLM的高校财务问答系统研究与实现</w:t>
+      </w:r>
+      <w:r>
+        <w:rPr>
+          <w:rFonts w:ascii="宋体" w:hAnsi="宋体" w:eastAsia="宋体" w:cs="宋体"/>
+          <w:sz w:val="24"/>
+          <w:szCs w:val="24"/>
+        </w:rPr>
+        <w:fldChar w:fldCharType="end"/>
+      </w:r>
+    </w:p>
+    <w:p>
+      <w:pPr>
+        <w:spacing w:line="360" w:lineRule="auto"/>
+        <w:rPr>
+          <w:rFonts w:hint="default" w:asciiTheme="minorEastAsia" w:hAnsiTheme="minorEastAsia" w:eastAsiaTheme="minorEastAsia"/>
+          <w:szCs w:val="21"/>
+          <w:lang w:val="en-US" w:eastAsia="zh-CN"/>
+        </w:rPr>
+      </w:pPr>
+      <w:r>
+        <w:rPr>
+          <w:rFonts w:hint="eastAsia" w:asciiTheme="minorEastAsia" w:hAnsiTheme="minorEastAsia" w:eastAsiaTheme="minorEastAsia"/>
+          <w:szCs w:val="21"/>
+        </w:rPr>
+        <w:t>[</w:t>
+      </w:r>
+      <w:r>
+        <w:rPr>
+          <w:rFonts w:hint="eastAsia" w:asciiTheme="minorEastAsia" w:hAnsiTheme="minorEastAsia" w:eastAsiaTheme="minorEastAsia"/>
+          <w:szCs w:val="21"/>
+          <w:lang w:val="en-US" w:eastAsia="zh-CN"/>
+        </w:rPr>
+        <w:t>15</w:t>
+      </w:r>
+      <w:r>
+        <w:rPr>
+          <w:rFonts w:hint="eastAsia" w:asciiTheme="minorEastAsia" w:hAnsiTheme="minorEastAsia" w:eastAsiaTheme="minorEastAsia"/>
+          <w:szCs w:val="21"/>
+        </w:rPr>
+        <w:t xml:space="preserve">] </w:t>
+      </w:r>
+      <w:r>
+        <w:rPr>
+          <w:rFonts w:hint="eastAsia" w:asciiTheme="minorEastAsia" w:hAnsiTheme="minorEastAsia" w:eastAsiaTheme="minorEastAsia"/>
+          <w:szCs w:val="21"/>
+          <w:lang w:val="en-US" w:eastAsia="zh-CN"/>
+        </w:rPr>
+        <w:t>张宁.</w:t>
+      </w:r>
+      <w:r>
+        <w:rPr>
+          <w:rFonts w:hint="eastAsia" w:asciiTheme="minorEastAsia" w:hAnsiTheme="minorEastAsia" w:eastAsiaTheme="minorEastAsia"/>
+          <w:szCs w:val="21"/>
+        </w:rPr>
+        <w:t>基于LangChain的Python知识问答系统的设计与实现</w:t>
+      </w:r>
+      <w:r>
+        <w:rPr>
+          <w:rFonts w:hint="eastAsia" w:asciiTheme="minorEastAsia" w:hAnsiTheme="minorEastAsia" w:eastAsiaTheme="minorEastAsia"/>
+          <w:szCs w:val="21"/>
+          <w:lang w:val="en-US" w:eastAsia="zh-CN"/>
+        </w:rPr>
+        <w:t>.(2026.3.10).</w:t>
+      </w:r>
+      <w:r>
+        <w:rPr>
+          <w:rFonts w:ascii="宋体" w:hAnsi="宋体" w:eastAsia="宋体" w:cs="宋体"/>
+          <w:sz w:val="24"/>
+          <w:szCs w:val="24"/>
+        </w:rPr>
+        <w:fldChar w:fldCharType="begin"/>
+      </w:r>
+      <w:r>
+        <w:rPr>
+          <w:rFonts w:ascii="宋体" w:hAnsi="宋体" w:eastAsia="宋体" w:cs="宋体"/>
+          <w:sz w:val="24"/>
+          <w:szCs w:val="24"/>
+        </w:rPr>
+        <w:instrText xml:space="preserve"> HYPERLINK "https://kns.cnki.net/reader/xml?invoice=XUaqKSy2L3qR6yMleyYo10iRb4C7uUf9kAbz/6PI/NCYoKoG3YI1lrjnydwrOJwCPFkpC5he9Qrk1+I3TDBhZ1in8wuLAN6+J6vvw0rOu6I8x7OlQr/7xoyNVP6eU0FfAz70EXHAca7oIAId/hbhfQM0P+4n2Ct9lngp6u25j0k=&amp;platform=NZKPT&amp;sourcetype=nxgp&amp;product=CJFQ&amp;filename=XDXK202605013&amp;tablename=cjfdauto&amp;type=JOURNAL&amp;scope=readonline&amp;cflag=html&amp;dflag=xml&amp;pages=&amp;language=CHS&amp;trial=&amp;nonce=1F88363A26BD472BA4C34B8F51D88BCF&amp;loginType=trialRead" </w:instrText>
+      </w:r>
+      <w:r>
+        <w:rPr>
+          <w:rFonts w:ascii="宋体" w:hAnsi="宋体" w:eastAsia="宋体" w:cs="宋体"/>
+          <w:sz w:val="24"/>
+          <w:szCs w:val="24"/>
+        </w:rPr>
+        <w:fldChar w:fldCharType="separate"/>
+      </w:r>
+      <w:r>
+        <w:rPr>
+          <w:rStyle w:val="10"/>
+          <w:rFonts w:ascii="宋体" w:hAnsi="宋体" w:eastAsia="宋体" w:cs="宋体"/>
+          <w:sz w:val="24"/>
+          <w:szCs w:val="24"/>
+        </w:rPr>
+        <w:t>HTML阅读-基于LangChain的Python知识问答系统的设计与实现</w:t>
+      </w:r>
+      <w:r>
+        <w:rPr>
+          <w:rFonts w:ascii="宋体" w:hAnsi="宋体" w:eastAsia="宋体" w:cs="宋体"/>
+          <w:sz w:val="24"/>
+          <w:szCs w:val="24"/>
+        </w:rPr>
+        <w:fldChar w:fldCharType="end"/>
+      </w:r>
+      <w:r>
+        <w:rPr>
+          <w:rFonts w:ascii="宋体" w:hAnsi="宋体" w:eastAsia="宋体" w:cs="宋体"/>
+          <w:sz w:val="24"/>
+          <w:szCs w:val="24"/>
+        </w:rPr>
+        <w:t xml:space="preserve"> </w:t>
+      </w:r>
+    </w:p>
+    <w:p>
+      <w:pPr>
+        <w:spacing w:line="360" w:lineRule="auto"/>
+        <w:rPr>
+          <w:rFonts w:hint="eastAsia" w:asciiTheme="minorEastAsia" w:hAnsiTheme="minorEastAsia" w:eastAsiaTheme="minorEastAsia"/>
+          <w:szCs w:val="21"/>
+        </w:rPr>
+      </w:pPr>
+      <w:r>
+        <w:rPr>
+          <w:rFonts w:hint="eastAsia" w:asciiTheme="minorEastAsia" w:hAnsiTheme="minorEastAsia" w:eastAsiaTheme="minorEastAsia"/>
+          <w:szCs w:val="21"/>
+        </w:rPr>
+        <w:t>[1</w:t>
+      </w:r>
+      <w:r>
+        <w:rPr>
+          <w:rFonts w:hint="eastAsia" w:asciiTheme="minorEastAsia" w:hAnsiTheme="minorEastAsia" w:eastAsiaTheme="minorEastAsia"/>
+          <w:szCs w:val="21"/>
+          <w:lang w:val="en-US" w:eastAsia="zh-CN"/>
+        </w:rPr>
+        <w:t>6</w:t>
+      </w:r>
+      <w:r>
+        <w:rPr>
+          <w:rFonts w:hint="eastAsia" w:asciiTheme="minorEastAsia" w:hAnsiTheme="minorEastAsia" w:eastAsiaTheme="minorEastAsia"/>
+          <w:szCs w:val="21"/>
+        </w:rPr>
+        <w:t>] 张元敬, 李忠, 黄建平, 泽仁志玛. 基于LangChain的张衡一号卫星RAG问答系统的研发[J/OL].(2025-08-10).</w:t>
+      </w:r>
+      <w:r>
+        <w:rPr>
+          <w:rFonts w:ascii="宋体" w:hAnsi="宋体" w:eastAsia="宋体" w:cs="宋体"/>
+          <w:sz w:val="24"/>
+          <w:szCs w:val="24"/>
+        </w:rPr>
+        <w:fldChar w:fldCharType="begin"/>
+      </w:r>
+      <w:r>
+        <w:rPr>
+          <w:rFonts w:ascii="宋体" w:hAnsi="宋体" w:eastAsia="宋体" w:cs="宋体"/>
+          <w:sz w:val="24"/>
+          <w:szCs w:val="24"/>
+        </w:rPr>
+        <w:instrText xml:space="preserve"> HYPERLINK "https://kns.cnki.net/reader/xml?invoice=nJ+RMPncHlk5SFDzV6BEspkEVQxLiVKhy7xPQrwsbw7iARB3DtLPgVtOa2ZbImzU6aWZmMvyYUpylopUwu3MUcsGsHCmiJU4X/L28s4IkR2z2NCSimvZAqGMo9/DVcUoX+WOMOo/NCqDvEv//nYLDlktt0KnkVVGoeMBc24XSQw=&amp;platform=NZKPT&amp;sourcetype=nxgp&amp;product=CJFQ&amp;filename=GZDN202508010&amp;tablename=cjfdlast2025&amp;type=JOURNAL&amp;scope=readonline&amp;cflag=html&amp;dflag=xml&amp;pages=&amp;language=CHS&amp;trial=&amp;nonce=0C1A2F06A4AB4BB18671292417BA27FD&amp;loginType=trialRead" </w:instrText>
+      </w:r>
+      <w:r>
+        <w:rPr>
+          <w:rFonts w:ascii="宋体" w:hAnsi="宋体" w:eastAsia="宋体" w:cs="宋体"/>
+          <w:sz w:val="24"/>
+          <w:szCs w:val="24"/>
+        </w:rPr>
+        <w:fldChar w:fldCharType="separate"/>
+      </w:r>
+      <w:r>
+        <w:rPr>
+          <w:rStyle w:val="10"/>
+          <w:rFonts w:ascii="宋体" w:hAnsi="宋体" w:eastAsia="宋体" w:cs="宋体"/>
+          <w:sz w:val="24"/>
+          <w:szCs w:val="24"/>
+        </w:rPr>
+        <w:t>HTML阅读-基于LangChain的张衡一号卫星RAG问答系统的研发</w:t>
+      </w:r>
+      <w:r>
+        <w:rPr>
+          <w:rFonts w:ascii="宋体" w:hAnsi="宋体" w:eastAsia="宋体" w:cs="宋体"/>
+          <w:sz w:val="24"/>
+          <w:szCs w:val="24"/>
+        </w:rPr>
+        <w:fldChar w:fldCharType="end"/>
+      </w:r>
+    </w:p>
+    <w:p>
+      <w:pPr>
+        <w:spacing w:line="360" w:lineRule="auto"/>
+        <w:rPr>
+          <w:rFonts w:hint="eastAsia" w:asciiTheme="minorEastAsia" w:hAnsiTheme="minorEastAsia" w:eastAsiaTheme="minorEastAsia"/>
+          <w:szCs w:val="21"/>
+        </w:rPr>
+      </w:pPr>
+      <w:r>
+        <w:rPr>
+          <w:rFonts w:hint="eastAsia" w:asciiTheme="minorEastAsia" w:hAnsiTheme="minorEastAsia" w:eastAsiaTheme="minorEastAsia"/>
+          <w:szCs w:val="21"/>
+        </w:rPr>
+        <w:t>[1</w:t>
+      </w:r>
+      <w:r>
+        <w:rPr>
+          <w:rFonts w:hint="eastAsia" w:asciiTheme="minorEastAsia" w:hAnsiTheme="minorEastAsia" w:eastAsiaTheme="minorEastAsia"/>
+          <w:szCs w:val="21"/>
+          <w:lang w:val="en-US" w:eastAsia="zh-CN"/>
+        </w:rPr>
+        <w:t>7</w:t>
+      </w:r>
+      <w:r>
+        <w:rPr>
+          <w:rFonts w:hint="eastAsia" w:asciiTheme="minorEastAsia" w:hAnsiTheme="minorEastAsia" w:eastAsiaTheme="minorEastAsia"/>
+          <w:szCs w:val="21"/>
+        </w:rPr>
+        <w:t xml:space="preserve">] 吴文艺, 杨雪毅, 张恒. 基于LangChain的智慧建筑专家客服系统的构建探究[J/OL].(2026-01-05). </w:t>
+      </w:r>
+      <w:r>
+        <w:rPr>
+          <w:rFonts w:ascii="宋体" w:hAnsi="宋体" w:eastAsia="宋体" w:cs="宋体"/>
+          <w:sz w:val="24"/>
+          <w:szCs w:val="24"/>
+        </w:rPr>
+        <w:fldChar w:fldCharType="begin"/>
+      </w:r>
+      <w:r>
+        <w:rPr>
+          <w:rFonts w:ascii="宋体" w:hAnsi="宋体" w:eastAsia="宋体" w:cs="宋体"/>
+          <w:sz w:val="24"/>
+          <w:szCs w:val="24"/>
+        </w:rPr>
+        <w:instrText xml:space="preserve"> HYPERLINK "https://kns.cnki.net/reader/xml?invoice=T+n13bN2B1edeFVluM4z9GWvleHgMOjcSxmEDemV+s3Trzeyu8YIyJCkd3RR8ZpYnORzs2auZoIpBbOS6mVUjV7bJVeLEqba7M04cc9g4TDZchZtJp9Kgr4iEBEjIWtyUMQn8zquHhO4INuTcOTaM1YO4VV4kovxZTOlpF8zDYo=&amp;platform=NZKPT&amp;sourcetype=nxgp&amp;product=CJFQ&amp;filename=ZXLJ202601015&amp;tablename=cjfdauto&amp;type=JOURNAL&amp;scope=readonline&amp;cflag=html&amp;dflag=xml&amp;pages=&amp;language=CHS&amp;trial=&amp;nonce=09B375935FF644868D7795F3F6CE47F4&amp;loginType=trialRead" </w:instrText>
+      </w:r>
+      <w:r>
+        <w:rPr>
+          <w:rFonts w:ascii="宋体" w:hAnsi="宋体" w:eastAsia="宋体" w:cs="宋体"/>
+          <w:sz w:val="24"/>
+          <w:szCs w:val="24"/>
+        </w:rPr>
+        <w:fldChar w:fldCharType="separate"/>
+      </w:r>
+      <w:r>
+        <w:rPr>
+          <w:rStyle w:val="10"/>
+          <w:rFonts w:ascii="宋体" w:hAnsi="宋体" w:eastAsia="宋体" w:cs="宋体"/>
+          <w:sz w:val="24"/>
+          <w:szCs w:val="24"/>
+        </w:rPr>
+        <w:t>HTML阅读-基于LangChain的智慧建筑专家客服系统的构建探究</w:t>
+      </w:r>
+      <w:r>
+        <w:rPr>
+          <w:rFonts w:ascii="宋体" w:hAnsi="宋体" w:eastAsia="宋体" w:cs="宋体"/>
+          <w:sz w:val="24"/>
+          <w:szCs w:val="24"/>
+        </w:rPr>
+        <w:fldChar w:fldCharType="end"/>
+      </w:r>
+    </w:p>
+    <w:p>
+      <w:pPr>
+        <w:spacing w:line="360" w:lineRule="auto"/>
+        <w:rPr>
+          <w:rFonts w:hint="default" w:asciiTheme="minorEastAsia" w:hAnsiTheme="minorEastAsia" w:eastAsiaTheme="minorEastAsia"/>
+          <w:szCs w:val="21"/>
+          <w:lang w:val="en-US" w:eastAsia="zh-CN"/>
+        </w:rPr>
+      </w:pPr>
+      <w:r>
+        <w:rPr>
+          <w:rFonts w:hint="eastAsia" w:asciiTheme="minorEastAsia" w:hAnsiTheme="minorEastAsia" w:eastAsiaTheme="minorEastAsia"/>
+          <w:szCs w:val="21"/>
+        </w:rPr>
+        <w:t>[</w:t>
+      </w:r>
+      <w:r>
+        <w:rPr>
+          <w:rFonts w:hint="eastAsia" w:asciiTheme="minorEastAsia" w:hAnsiTheme="minorEastAsia" w:eastAsiaTheme="minorEastAsia"/>
+          <w:szCs w:val="21"/>
+          <w:lang w:val="en-US" w:eastAsia="zh-CN"/>
+        </w:rPr>
+        <w:t>18</w:t>
+      </w:r>
+      <w:r>
+        <w:rPr>
+          <w:rFonts w:hint="eastAsia" w:asciiTheme="minorEastAsia" w:hAnsiTheme="minorEastAsia" w:eastAsiaTheme="minorEastAsia"/>
+          <w:szCs w:val="21"/>
+        </w:rPr>
+        <w:t xml:space="preserve">] </w:t>
+      </w:r>
+      <w:r>
+        <w:rPr>
+          <w:rFonts w:hint="eastAsia" w:asciiTheme="minorEastAsia" w:hAnsiTheme="minorEastAsia" w:eastAsiaTheme="minorEastAsia"/>
+          <w:szCs w:val="21"/>
+        </w:rPr>
+        <w:fldChar w:fldCharType="begin"/>
+      </w:r>
+      <w:r>
+        <w:rPr>
+          <w:rFonts w:hint="eastAsia" w:asciiTheme="minorEastAsia" w:hAnsiTheme="minorEastAsia" w:eastAsiaTheme="minorEastAsia"/>
+          <w:szCs w:val="21"/>
+        </w:rPr>
+        <w:instrText xml:space="preserve"> HYPERLINK "https://kns.cnki.net/kcms2/author/detail?v=InoXwbPQWppD4Z5Ky3k7m9tf0FmILI8_FlkZmOfQ4_rk9umwznSrjL_ldGtIJFMl1pmP3lnm8OsippboffANt2h2ahYDHDcx8UOqhknUATByANhMNMcqHw28MSQ_2fne&amp;uniplatform=NZKPT&amp;language=CHS" \t "https://kns.cnki.net/kcms2/article/_blank" </w:instrText>
+      </w:r>
+      <w:r>
+        <w:rPr>
+          <w:rFonts w:hint="eastAsia" w:asciiTheme="minorEastAsia" w:hAnsiTheme="minorEastAsia" w:eastAsiaTheme="minorEastAsia"/>
+          <w:szCs w:val="21"/>
+        </w:rPr>
+        <w:fldChar w:fldCharType="separate"/>
+      </w:r>
+      <w:r>
+        <w:rPr>
+          <w:rFonts w:hint="eastAsia" w:asciiTheme="minorEastAsia" w:hAnsiTheme="minorEastAsia" w:eastAsiaTheme="minorEastAsia"/>
+          <w:szCs w:val="21"/>
+        </w:rPr>
+        <w:t>陈文丽</w:t>
       </w:r>
       <w:r>
         <w:rPr>
@@ -21829,58 +22305,310 @@
           <w:rFonts w:hint="eastAsia" w:asciiTheme="minorEastAsia" w:hAnsiTheme="minorEastAsia" w:eastAsiaTheme="minorEastAsia"/>
           <w:szCs w:val="21"/>
         </w:rPr>
-        <w:fldChar w:fldCharType="begin"/>
+        <w:fldChar w:fldCharType="end"/>
       </w:r>
       <w:r>
         <w:rPr>
           <w:rFonts w:hint="eastAsia" w:asciiTheme="minorEastAsia" w:hAnsiTheme="minorEastAsia" w:eastAsiaTheme="minorEastAsia"/>
           <w:szCs w:val="21"/>
-        </w:rPr>
-        <w:instrText xml:space="preserve"> HYPERLINK "https://kns.cnki.net/kcms2/author/detail?v=InoXwbPQWpohQblyZUbGlTqQmvMi36Wk3U3Gt0sZtnADRJtRGAQvIZyEX7kH9Lyl7DLkuB2FHR5WiGKBbh-d7zm20UoQAwSm7K3dSHU1_zOtnRTlGHzcgA==&amp;uniplatform=NZKPT&amp;language=CHS" \t "https://kns.cnki.net/kcms2/article/_blank" </w:instrText>
+          <w:lang w:val="en-US" w:eastAsia="zh-CN"/>
+        </w:rPr>
+        <w:t>张洪波，靳德政.</w:t>
       </w:r>
       <w:r>
         <w:rPr>
           <w:rFonts w:hint="eastAsia" w:asciiTheme="minorEastAsia" w:hAnsiTheme="minorEastAsia" w:eastAsiaTheme="minorEastAsia"/>
           <w:szCs w:val="21"/>
         </w:rPr>
-        <w:fldChar w:fldCharType="separate"/>
+        <w:t>基于LangChain的检索增强生成知识库问答系统设计与实现</w:t>
       </w:r>
       <w:r>
         <w:rPr>
           <w:rFonts w:hint="eastAsia" w:asciiTheme="minorEastAsia" w:hAnsiTheme="minorEastAsia" w:eastAsiaTheme="minorEastAsia"/>
           <w:szCs w:val="21"/>
-        </w:rPr>
-        <w:t>姬晨</w:t>
-      </w:r>
-      <w:r>
+          <w:lang w:val="en-US" w:eastAsia="zh-CN"/>
+        </w:rPr>
+        <w:t>.(2026.2.20).</w:t>
+      </w:r>
+      <w:r>
+        <w:rPr>
+          <w:rFonts w:ascii="宋体" w:hAnsi="宋体" w:eastAsia="宋体" w:cs="宋体"/>
+          <w:sz w:val="24"/>
+          <w:szCs w:val="24"/>
+        </w:rPr>
+        <w:fldChar w:fldCharType="begin"/>
+      </w:r>
+      <w:r>
+        <w:rPr>
+          <w:rFonts w:ascii="宋体" w:hAnsi="宋体" w:eastAsia="宋体" w:cs="宋体"/>
+          <w:sz w:val="24"/>
+          <w:szCs w:val="24"/>
+        </w:rPr>
+        <w:instrText xml:space="preserve"> HYPERLINK "https://kns.cnki.net/reader/xml?invoice=a6pFuGPcRHCmtX2xQmiGhMpZJTWfoQCAPnb6lAF9FruckvsJ5hfxRt63QFvdysJSYEWVr4+Cq5ObFwEQi+DgXa6cHu17xXp7tufXWiXPNZVHBoE4Z9g+LKzx/N7sMd5VnU+HxzHsbF9nok+D3KUaQhH2ZLZF1/b28p5/l8Zdk3g=&amp;platform=NZKPT&amp;sourcetype=nxgp&amp;product=CJFQ&amp;filename=JSJS202602010&amp;tablename=cjfdlast2026&amp;type=JOURNAL&amp;scope=readonline&amp;cflag=html&amp;dflag=xml&amp;pages=&amp;language=CHS&amp;trial=&amp;nonce=7C49C0078CCA47E188456C6146C3E042&amp;loginType=trialRead" </w:instrText>
+      </w:r>
+      <w:r>
+        <w:rPr>
+          <w:rFonts w:ascii="宋体" w:hAnsi="宋体" w:eastAsia="宋体" w:cs="宋体"/>
+          <w:sz w:val="24"/>
+          <w:szCs w:val="24"/>
+        </w:rPr>
+        <w:fldChar w:fldCharType="separate"/>
+      </w:r>
+      <w:r>
+        <w:rPr>
+          <w:rStyle w:val="10"/>
+          <w:rFonts w:ascii="宋体" w:hAnsi="宋体" w:eastAsia="宋体" w:cs="宋体"/>
+          <w:sz w:val="24"/>
+          <w:szCs w:val="24"/>
+        </w:rPr>
+        <w:t>HTML阅读-基于LangChain的检索增强生成知识库问答系统设计与实现</w:t>
+      </w:r>
+      <w:r>
+        <w:rPr>
+          <w:rFonts w:ascii="宋体" w:hAnsi="宋体" w:eastAsia="宋体" w:cs="宋体"/>
+          <w:sz w:val="24"/>
+          <w:szCs w:val="24"/>
+        </w:rPr>
+        <w:fldChar w:fldCharType="end"/>
+      </w:r>
+    </w:p>
+    <w:p>
+      <w:pPr>
+        <w:spacing w:line="360" w:lineRule="auto"/>
         <w:rPr>
           <w:rFonts w:hint="eastAsia" w:asciiTheme="minorEastAsia" w:hAnsiTheme="minorEastAsia" w:eastAsiaTheme="minorEastAsia"/>
           <w:szCs w:val="21"/>
         </w:rPr>
-        <w:fldChar w:fldCharType="end"/>
-      </w:r>
+      </w:pPr>
       <w:r>
         <w:rPr>
           <w:rFonts w:hint="eastAsia" w:asciiTheme="minorEastAsia" w:hAnsiTheme="minorEastAsia" w:eastAsiaTheme="minorEastAsia"/>
           <w:szCs w:val="21"/>
-          <w:lang w:val="en-US" w:eastAsia="zh-CN"/>
-        </w:rPr>
-        <w:t>.</w:t>
-      </w:r>
-      <w:r>
+        </w:rPr>
+        <w:t>[19] 黄梦迪, 陈敏. 基于LLM和RAG的人才政策智能问答系统研究[J/OL]. (2025-03-25).</w:t>
+      </w:r>
+      <w:r>
+        <w:rPr>
+          <w:rFonts w:ascii="宋体" w:hAnsi="宋体" w:eastAsia="宋体" w:cs="宋体"/>
+          <w:sz w:val="24"/>
+          <w:szCs w:val="24"/>
+        </w:rPr>
+        <w:fldChar w:fldCharType="begin"/>
+      </w:r>
+      <w:r>
+        <w:rPr>
+          <w:rFonts w:ascii="宋体" w:hAnsi="宋体" w:eastAsia="宋体" w:cs="宋体"/>
+          <w:sz w:val="24"/>
+          <w:szCs w:val="24"/>
+        </w:rPr>
+        <w:instrText xml:space="preserve"> HYPERLINK "https://kns.cnki.net/reader/xml?invoice=rPFdt8xYQIl3OzrqRO8vyJY2gSj0ZzqEWYCXvJvQn789+FgArCD4eVX8nzTVPHTdDpuZ2KKFv/JLEwr/9KCCz/bRnm44h8cvTJm4JCGpif2dlSoTFZ5zuV81pNtXvO0rxhkCiTT4xgl0ttH1DVVRJ1Mmu1/ghtcfVM5wXorNsV0=&amp;platform=NZKPT&amp;sourcetype=nxgp&amp;product=CJFQ&amp;filename=HLWA202503009&amp;tablename=cjfdlast2025&amp;type=JOURNAL&amp;scope=readonline&amp;cflag=html&amp;dflag=xml&amp;pages=&amp;language=CHS&amp;trial=&amp;nonce=C14089BB58E14C1B8A7AF953BB2BB459&amp;loginType=trialRead" </w:instrText>
+      </w:r>
+      <w:r>
+        <w:rPr>
+          <w:rFonts w:ascii="宋体" w:hAnsi="宋体" w:eastAsia="宋体" w:cs="宋体"/>
+          <w:sz w:val="24"/>
+          <w:szCs w:val="24"/>
+        </w:rPr>
+        <w:fldChar w:fldCharType="separate"/>
+      </w:r>
+      <w:r>
+        <w:rPr>
+          <w:rStyle w:val="9"/>
+          <w:rFonts w:ascii="宋体" w:hAnsi="宋体" w:eastAsia="宋体" w:cs="宋体"/>
+          <w:sz w:val="24"/>
+          <w:szCs w:val="24"/>
+        </w:rPr>
+        <w:t>HTML阅读-基于LLM和RAG的人才政策智能问答系统研究</w:t>
+      </w:r>
+      <w:r>
+        <w:rPr>
+          <w:rFonts w:ascii="宋体" w:hAnsi="宋体" w:eastAsia="宋体" w:cs="宋体"/>
+          <w:sz w:val="24"/>
+          <w:szCs w:val="24"/>
+        </w:rPr>
+        <w:fldChar w:fldCharType="end"/>
+      </w:r>
+    </w:p>
+    <w:p>
+      <w:pPr>
+        <w:spacing w:line="360" w:lineRule="auto"/>
         <w:rPr>
           <w:rFonts w:hint="eastAsia" w:asciiTheme="minorEastAsia" w:hAnsiTheme="minorEastAsia" w:eastAsiaTheme="minorEastAsia"/>
           <w:szCs w:val="21"/>
         </w:rPr>
-        <w:t>基于LangChain与大型语言模型的大学生心理健康智能桌宠系统设计与实现</w:t>
-      </w:r>
+      </w:pPr>
       <w:r>
         <w:rPr>
           <w:rFonts w:hint="eastAsia" w:asciiTheme="minorEastAsia" w:hAnsiTheme="minorEastAsia" w:eastAsiaTheme="minorEastAsia"/>
           <w:szCs w:val="21"/>
-          <w:lang w:val="en-US" w:eastAsia="zh-CN"/>
-        </w:rPr>
-        <w:t>.(2026.2.15).</w:t>
+        </w:rPr>
+        <w:t xml:space="preserve">[20] </w:t>
+      </w:r>
+      <w:r>
+        <w:rPr>
+          <w:rFonts w:hint="default" w:asciiTheme="minorEastAsia" w:hAnsiTheme="minorEastAsia" w:eastAsiaTheme="minorEastAsia"/>
+          <w:szCs w:val="21"/>
+        </w:rPr>
+        <w:t>赵静;汤文玉;霍钰;傅金菲菲;乔芷琪.</w:t>
+      </w:r>
+      <w:r>
+        <w:rPr>
+          <w:rFonts w:hint="default" w:asciiTheme="minorEastAsia" w:hAnsiTheme="minorEastAsia" w:eastAsiaTheme="minorEastAsia"/>
+          <w:szCs w:val="21"/>
+        </w:rPr>
+        <w:fldChar w:fldCharType="begin"/>
+      </w:r>
+      <w:r>
+        <w:rPr>
+          <w:rFonts w:hint="default" w:asciiTheme="minorEastAsia" w:hAnsiTheme="minorEastAsia" w:eastAsiaTheme="minorEastAsia"/>
+          <w:szCs w:val="21"/>
+        </w:rPr>
+        <w:instrText xml:space="preserve"> HYPERLINK "https://kns.cnki.net/kcms2/article/abstract?v=InoXwbPQWpqykecIOy4zckxNGIHrpaNhovqk6__pnGjiuiDFyGPDMm2yI7ltZqkQUjR182vnOW0dcHLN_X0DO58H9GFdkpeHOXBYXCWGHVpk9cDHJXZ55gy38eNR-kyYTBLQl5BbTiY0bq0DFmyTmoNOffH_Uy-cXqitXcdcuBqARN_vdbE9J-SVG4tcidK2&amp;uniplatform=NZKPT&amp;language=CHS" \o "大模型检索增强生成（RAG）技术浅析" \t "https://kns.cnki.net/kcms2/article/_blank" </w:instrText>
+      </w:r>
+      <w:r>
+        <w:rPr>
+          <w:rFonts w:hint="default" w:asciiTheme="minorEastAsia" w:hAnsiTheme="minorEastAsia" w:eastAsiaTheme="minorEastAsia"/>
+          <w:szCs w:val="21"/>
+        </w:rPr>
+        <w:fldChar w:fldCharType="separate"/>
+      </w:r>
+      <w:r>
+        <w:rPr>
+          <w:rFonts w:hint="default" w:asciiTheme="minorEastAsia" w:hAnsiTheme="minorEastAsia" w:eastAsiaTheme="minorEastAsia"/>
+          <w:szCs w:val="21"/>
+        </w:rPr>
+        <w:t>大模型检索增强生成（RAG）技术浅析</w:t>
+      </w:r>
+      <w:r>
+        <w:rPr>
+          <w:rFonts w:hint="default" w:asciiTheme="minorEastAsia" w:hAnsiTheme="minorEastAsia" w:eastAsiaTheme="minorEastAsia"/>
+          <w:szCs w:val="21"/>
+        </w:rPr>
+        <w:fldChar w:fldCharType="end"/>
+      </w:r>
+      <w:r>
+        <w:rPr>
+          <w:rFonts w:hint="default" w:asciiTheme="minorEastAsia" w:hAnsiTheme="minorEastAsia" w:eastAsiaTheme="minorEastAsia"/>
+          <w:szCs w:val="21"/>
+        </w:rPr>
+        <w:t xml:space="preserve">[J]. </w:t>
+      </w:r>
+      <w:r>
+        <w:rPr>
+          <w:rFonts w:hint="default" w:asciiTheme="minorEastAsia" w:hAnsiTheme="minorEastAsia" w:eastAsiaTheme="minorEastAsia"/>
+          <w:szCs w:val="21"/>
+        </w:rPr>
+        <w:fldChar w:fldCharType="begin"/>
+      </w:r>
+      <w:r>
+        <w:rPr>
+          <w:rFonts w:hint="default" w:asciiTheme="minorEastAsia" w:hAnsiTheme="minorEastAsia" w:eastAsiaTheme="minorEastAsia"/>
+          <w:szCs w:val="21"/>
+        </w:rPr>
+        <w:instrText xml:space="preserve"> HYPERLINK "https://navi.cnki.net/knavi/detail?p=mJsKGWATkEPh0a0gGLetFwyvDsfILZrS7AbaWvQclVYKPuABCr6QixSmQLtl7FU4eNq7Uw37qhGznA2xEWH3a1B__2rF5Vu194PbCYgIQj4=&amp;uniplatform=NZKPT" \o "中国信息化" \t "https://kns.cnki.net/kcms2/article/_blank" </w:instrText>
+      </w:r>
+      <w:r>
+        <w:rPr>
+          <w:rFonts w:hint="default" w:asciiTheme="minorEastAsia" w:hAnsiTheme="minorEastAsia" w:eastAsiaTheme="minorEastAsia"/>
+          <w:szCs w:val="21"/>
+        </w:rPr>
+        <w:fldChar w:fldCharType="separate"/>
+      </w:r>
+      <w:r>
+        <w:rPr>
+          <w:rFonts w:hint="default" w:asciiTheme="minorEastAsia" w:hAnsiTheme="minorEastAsia" w:eastAsiaTheme="minorEastAsia"/>
+          <w:szCs w:val="21"/>
+        </w:rPr>
+        <w:t>中国信息化</w:t>
+      </w:r>
+      <w:r>
+        <w:rPr>
+          <w:rFonts w:hint="default" w:asciiTheme="minorEastAsia" w:hAnsiTheme="minorEastAsia" w:eastAsiaTheme="minorEastAsia"/>
+          <w:szCs w:val="21"/>
+        </w:rPr>
+        <w:fldChar w:fldCharType="end"/>
+      </w:r>
+      <w:r>
+        <w:rPr>
+          <w:rFonts w:hint="default" w:asciiTheme="minorEastAsia" w:hAnsiTheme="minorEastAsia" w:eastAsiaTheme="minorEastAsia"/>
+          <w:szCs w:val="21"/>
+        </w:rPr>
+        <w:t>,</w:t>
+      </w:r>
+      <w:r>
+        <w:rPr>
+          <w:rFonts w:hint="default" w:asciiTheme="minorEastAsia" w:hAnsiTheme="minorEastAsia" w:eastAsiaTheme="minorEastAsia"/>
+          <w:szCs w:val="21"/>
+        </w:rPr>
+        <w:fldChar w:fldCharType="begin"/>
+      </w:r>
+      <w:r>
+        <w:rPr>
+          <w:rFonts w:hint="default" w:asciiTheme="minorEastAsia" w:hAnsiTheme="minorEastAsia" w:eastAsiaTheme="minorEastAsia"/>
+          <w:szCs w:val="21"/>
+        </w:rPr>
+        <w:instrText xml:space="preserve"> HYPERLINK "https://navi.cnki.net/knavi/detail?p=mJsKGWATkEPh0a0gGLetFwyvDsfILZrSxhbouOIDIN5hfxbMhc2YyaUZAgJsctRih7YPx3LXPpPasGxJ6qe8s5rZrYRvyKOnVa6a7ek5ZErB7GRLrJ97n-DgEnW5ZTsu&amp;uniplatform=NZKPT" \o "2024(10)" \t "https://kns.cnki.net/kcms2/article/_blank" </w:instrText>
+      </w:r>
+      <w:r>
+        <w:rPr>
+          <w:rFonts w:hint="default" w:asciiTheme="minorEastAsia" w:hAnsiTheme="minorEastAsia" w:eastAsiaTheme="minorEastAsia"/>
+          <w:szCs w:val="21"/>
+        </w:rPr>
+        <w:fldChar w:fldCharType="separate"/>
+      </w:r>
+      <w:r>
+        <w:rPr>
+          <w:rFonts w:hint="default" w:asciiTheme="minorEastAsia" w:hAnsiTheme="minorEastAsia" w:eastAsiaTheme="minorEastAsia"/>
+          <w:szCs w:val="21"/>
+        </w:rPr>
+        <w:t>2024(10)</w:t>
+      </w:r>
+      <w:r>
+        <w:rPr>
+          <w:rFonts w:hint="default" w:asciiTheme="minorEastAsia" w:hAnsiTheme="minorEastAsia" w:eastAsiaTheme="minorEastAsia"/>
+          <w:szCs w:val="21"/>
+        </w:rPr>
+        <w:fldChar w:fldCharType="end"/>
+      </w:r>
+    </w:p>
+    <w:p>
+      <w:pPr>
+        <w:spacing w:line="360" w:lineRule="auto"/>
+        <w:rPr>
+          <w:rFonts w:hint="default" w:asciiTheme="minorEastAsia" w:hAnsiTheme="minorEastAsia" w:eastAsiaTheme="minorEastAsia"/>
+          <w:szCs w:val="21"/>
+          <w:lang w:val="en-US" w:eastAsia="zh-CN"/>
+        </w:rPr>
+      </w:pPr>
+      <w:r>
+        <w:rPr>
+          <w:rFonts w:hint="eastAsia" w:asciiTheme="minorEastAsia" w:hAnsiTheme="minorEastAsia" w:eastAsiaTheme="minorEastAsia"/>
+          <w:szCs w:val="21"/>
+        </w:rPr>
+        <w:t xml:space="preserve">[21] 罗森强, 潘秀琴, 杜海英. 基于LangChain的民族草药知识图谱构建及问答[J/OL]. (2026-01-10). </w:t>
+      </w:r>
+      <w:r>
+        <w:rPr>
+          <w:rFonts w:hint="eastAsia" w:asciiTheme="minorEastAsia" w:hAnsiTheme="minorEastAsia" w:eastAsiaTheme="minorEastAsia"/>
+          <w:szCs w:val="21"/>
+          <w:lang w:val="en-US" w:eastAsia="zh-CN"/>
+        </w:rPr>
+        <w:t>(</w:t>
+      </w:r>
+      <w:r>
+        <w:rPr>
+          <w:rFonts w:hint="eastAsia" w:asciiTheme="minorEastAsia" w:hAnsiTheme="minorEastAsia" w:eastAsiaTheme="minorEastAsia"/>
+          <w:szCs w:val="21"/>
+        </w:rPr>
+        <w:t>2026-05-06</w:t>
+      </w:r>
+      <w:r>
+        <w:rPr>
+          <w:rFonts w:hint="eastAsia" w:asciiTheme="minorEastAsia" w:hAnsiTheme="minorEastAsia" w:eastAsiaTheme="minorEastAsia"/>
+          <w:szCs w:val="21"/>
+          <w:lang w:val="en-US" w:eastAsia="zh-CN"/>
+        </w:rPr>
+        <w:t>).</w:t>
       </w:r>
       <w:r>
         <w:rPr>
@@ -21896,7 +22624,7 @@
           <w:sz w:val="24"/>
           <w:szCs w:val="24"/>
         </w:rPr>
-        <w:instrText xml:space="preserve"> HYPERLINK "https://kns.cnki.net/reader/xml?invoice=YadlJ6AyIqi4+rB9whMq7Mm6nHuR/Q4SnrhfuFmuRl+rdsS2ui9+BXZptOYP7gGcSVUXdoqqO8XK2hDp60oJ2CfA13FcYZ7LqCfeO5gEsqHwjYXMLDheGUBI1KVdvbCDMO4isbrL9ySjjnRjBfchqFiPF+BOeuSdx0+LzEbU+gw=&amp;platform=NZKPT&amp;sourcetype=nxgp&amp;product=CJFQ&amp;filename=KJSJ202605030&amp;tablename=cjfdlast2026&amp;type=JOURNAL&amp;scope=readonline&amp;cflag=html&amp;dflag=xml&amp;pages=&amp;language=CHS&amp;trial=&amp;nonce=79483EC87DFC46B79150053088207470&amp;loginType=trialRead" </w:instrText>
+        <w:instrText xml:space="preserve"> HYPERLINK "https://kns.cnki.net/reader/xml?invoice=kFYXh7vW2lMLrmHW7FVnlAabm4Ommpo4x+rhUfa+HqmTmnfcSGmexCg6j6ZPilVeBhJlfMKZLRmkdi6qxogMkuMuyV3z4AEu/GtnJee950f/+fhqPeUWSSvpDk2tMQYmObq0B00dlt4fmX106LOlHABmovDO793/5q0Wc+6ww/M=&amp;platform=NZKPT&amp;sourcetype=nxgp&amp;product=CJFQ&amp;filename=XDXK202601023&amp;tablename=cjfdlast2026&amp;type=JOURNAL&amp;scope=readonline&amp;cflag=html&amp;dflag=xml&amp;pages=&amp;language=CHS&amp;trial=&amp;nonce=1603D47C57604ED0BDCA1471263272F0&amp;loginType=trialRead" </w:instrText>
       </w:r>
       <w:r>
         <w:rPr>
@@ -21913,7 +22641,7 @@
           <w:sz w:val="24"/>
           <w:szCs w:val="24"/>
         </w:rPr>
-        <w:t>HTML阅读-基于LangChain与大型语言模型的大学生心理健康智能桌宠系统设计与实现</w:t>
+        <w:t>HTML阅读-基于LangChain的民族草药知识图谱构建及问答</w:t>
       </w:r>
       <w:r>
         <w:rPr>
@@ -21923,738 +22651,6 @@
         </w:rPr>
         <w:fldChar w:fldCharType="end"/>
       </w:r>
-    </w:p>
-    <w:p>
-      <w:pPr>
-        <w:spacing w:line="360" w:lineRule="auto"/>
-        <w:rPr>
-          <w:rFonts w:hint="default" w:asciiTheme="minorEastAsia" w:hAnsiTheme="minorEastAsia" w:eastAsiaTheme="minorEastAsia"/>
-          <w:szCs w:val="21"/>
-          <w:lang w:val="en-US"/>
-        </w:rPr>
-      </w:pPr>
-      <w:r>
-        <w:rPr>
-          <w:rFonts w:hint="eastAsia" w:asciiTheme="minorEastAsia" w:hAnsiTheme="minorEastAsia" w:eastAsiaTheme="minorEastAsia"/>
-          <w:szCs w:val="21"/>
-        </w:rPr>
-        <w:t>[</w:t>
-      </w:r>
-      <w:r>
-        <w:rPr>
-          <w:rFonts w:hint="eastAsia" w:asciiTheme="minorEastAsia" w:hAnsiTheme="minorEastAsia" w:eastAsiaTheme="minorEastAsia"/>
-          <w:szCs w:val="21"/>
-          <w:lang w:val="en-US" w:eastAsia="zh-CN"/>
-        </w:rPr>
-        <w:t>12</w:t>
-      </w:r>
-      <w:r>
-        <w:rPr>
-          <w:rFonts w:hint="eastAsia" w:asciiTheme="minorEastAsia" w:hAnsiTheme="minorEastAsia" w:eastAsiaTheme="minorEastAsia"/>
-          <w:szCs w:val="21"/>
-        </w:rPr>
-        <w:t xml:space="preserve">] 罗森强, 潘秀琴, 杜海英. 基于LangChain的民族草药知识图谱构建及问答[J/OL]. (2026-01-10). </w:t>
-      </w:r>
-      <w:r>
-        <w:rPr>
-          <w:rFonts w:hint="eastAsia" w:asciiTheme="minorEastAsia" w:hAnsiTheme="minorEastAsia" w:eastAsiaTheme="minorEastAsia"/>
-          <w:szCs w:val="21"/>
-          <w:lang w:val="en-US" w:eastAsia="zh-CN"/>
-        </w:rPr>
-        <w:t>(</w:t>
-      </w:r>
-      <w:r>
-        <w:rPr>
-          <w:rFonts w:hint="eastAsia" w:asciiTheme="minorEastAsia" w:hAnsiTheme="minorEastAsia" w:eastAsiaTheme="minorEastAsia"/>
-          <w:szCs w:val="21"/>
-        </w:rPr>
-        <w:t>2026-05-06</w:t>
-      </w:r>
-      <w:r>
-        <w:rPr>
-          <w:rFonts w:hint="eastAsia" w:asciiTheme="minorEastAsia" w:hAnsiTheme="minorEastAsia" w:eastAsiaTheme="minorEastAsia"/>
-          <w:szCs w:val="21"/>
-          <w:lang w:val="en-US" w:eastAsia="zh-CN"/>
-        </w:rPr>
-        <w:t>).</w:t>
-      </w:r>
-      <w:r>
-        <w:rPr>
-          <w:rFonts w:ascii="宋体" w:hAnsi="宋体" w:eastAsia="宋体" w:cs="宋体"/>
-          <w:sz w:val="24"/>
-          <w:szCs w:val="24"/>
-        </w:rPr>
-        <w:fldChar w:fldCharType="begin"/>
-      </w:r>
-      <w:r>
-        <w:rPr>
-          <w:rFonts w:ascii="宋体" w:hAnsi="宋体" w:eastAsia="宋体" w:cs="宋体"/>
-          <w:sz w:val="24"/>
-          <w:szCs w:val="24"/>
-        </w:rPr>
-        <w:instrText xml:space="preserve"> HYPERLINK "https://kns.cnki.net/reader/xml?invoice=kFYXh7vW2lMLrmHW7FVnlAabm4Ommpo4x+rhUfa+HqmTmnfcSGmexCg6j6ZPilVeBhJlfMKZLRmkdi6qxogMkuMuyV3z4AEu/GtnJee950f/+fhqPeUWSSvpDk2tMQYmObq0B00dlt4fmX106LOlHABmovDO793/5q0Wc+6ww/M=&amp;platform=NZKPT&amp;sourcetype=nxgp&amp;product=CJFQ&amp;filename=XDXK202601023&amp;tablename=cjfdlast2026&amp;type=JOURNAL&amp;scope=readonline&amp;cflag=html&amp;dflag=xml&amp;pages=&amp;language=CHS&amp;trial=&amp;nonce=1603D47C57604ED0BDCA1471263272F0&amp;loginType=trialRead" </w:instrText>
-      </w:r>
-      <w:r>
-        <w:rPr>
-          <w:rFonts w:ascii="宋体" w:hAnsi="宋体" w:eastAsia="宋体" w:cs="宋体"/>
-          <w:sz w:val="24"/>
-          <w:szCs w:val="24"/>
-        </w:rPr>
-        <w:fldChar w:fldCharType="separate"/>
-      </w:r>
-      <w:r>
-        <w:rPr>
-          <w:rStyle w:val="10"/>
-          <w:rFonts w:ascii="宋体" w:hAnsi="宋体" w:eastAsia="宋体" w:cs="宋体"/>
-          <w:sz w:val="24"/>
-          <w:szCs w:val="24"/>
-        </w:rPr>
-        <w:t>HTML阅读-基于LangChain的民族草药知识图谱构建及问答</w:t>
-      </w:r>
-      <w:r>
-        <w:rPr>
-          <w:rFonts w:ascii="宋体" w:hAnsi="宋体" w:eastAsia="宋体" w:cs="宋体"/>
-          <w:sz w:val="24"/>
-          <w:szCs w:val="24"/>
-        </w:rPr>
-        <w:fldChar w:fldCharType="end"/>
-      </w:r>
-    </w:p>
-    <w:p>
-      <w:pPr>
-        <w:spacing w:line="360" w:lineRule="auto"/>
-        <w:rPr>
-          <w:rFonts w:hint="eastAsia" w:asciiTheme="minorEastAsia" w:hAnsiTheme="minorEastAsia" w:eastAsiaTheme="minorEastAsia"/>
-          <w:szCs w:val="21"/>
-        </w:rPr>
-      </w:pPr>
-      <w:r>
-        <w:rPr>
-          <w:rFonts w:hint="eastAsia" w:asciiTheme="minorEastAsia" w:hAnsiTheme="minorEastAsia" w:eastAsiaTheme="minorEastAsia"/>
-          <w:szCs w:val="21"/>
-        </w:rPr>
-        <w:t>[</w:t>
-      </w:r>
-      <w:r>
-        <w:rPr>
-          <w:rFonts w:hint="eastAsia" w:asciiTheme="minorEastAsia" w:hAnsiTheme="minorEastAsia" w:eastAsiaTheme="minorEastAsia"/>
-          <w:szCs w:val="21"/>
-          <w:lang w:val="en-US" w:eastAsia="zh-CN"/>
-        </w:rPr>
-        <w:t>13</w:t>
-      </w:r>
-      <w:r>
-        <w:rPr>
-          <w:rFonts w:hint="eastAsia" w:asciiTheme="minorEastAsia" w:hAnsiTheme="minorEastAsia" w:eastAsiaTheme="minorEastAsia"/>
-          <w:szCs w:val="21"/>
-        </w:rPr>
-        <w:t xml:space="preserve">] 吴文艺, 杨雪毅, 张恒. 基于LangChain的智慧建筑专家客服系统的构建探究[J/OL].(2026-01-05). </w:t>
-      </w:r>
-      <w:r>
-        <w:rPr>
-          <w:rFonts w:ascii="宋体" w:hAnsi="宋体" w:eastAsia="宋体" w:cs="宋体"/>
-          <w:sz w:val="24"/>
-          <w:szCs w:val="24"/>
-        </w:rPr>
-        <w:fldChar w:fldCharType="begin"/>
-      </w:r>
-      <w:r>
-        <w:rPr>
-          <w:rFonts w:ascii="宋体" w:hAnsi="宋体" w:eastAsia="宋体" w:cs="宋体"/>
-          <w:sz w:val="24"/>
-          <w:szCs w:val="24"/>
-        </w:rPr>
-        <w:instrText xml:space="preserve"> HYPERLINK "https://kns.cnki.net/reader/xml?invoice=T+n13bN2B1edeFVluM4z9GWvleHgMOjcSxmEDemV+s3Trzeyu8YIyJCkd3RR8ZpYnORzs2auZoIpBbOS6mVUjV7bJVeLEqba7M04cc9g4TDZchZtJp9Kgr4iEBEjIWtyUMQn8zquHhO4INuTcOTaM1YO4VV4kovxZTOlpF8zDYo=&amp;platform=NZKPT&amp;sourcetype=nxgp&amp;product=CJFQ&amp;filename=ZXLJ202601015&amp;tablename=cjfdauto&amp;type=JOURNAL&amp;scope=readonline&amp;cflag=html&amp;dflag=xml&amp;pages=&amp;language=CHS&amp;trial=&amp;nonce=09B375935FF644868D7795F3F6CE47F4&amp;loginType=trialRead" </w:instrText>
-      </w:r>
-      <w:r>
-        <w:rPr>
-          <w:rFonts w:ascii="宋体" w:hAnsi="宋体" w:eastAsia="宋体" w:cs="宋体"/>
-          <w:sz w:val="24"/>
-          <w:szCs w:val="24"/>
-        </w:rPr>
-        <w:fldChar w:fldCharType="separate"/>
-      </w:r>
-      <w:r>
-        <w:rPr>
-          <w:rStyle w:val="10"/>
-          <w:rFonts w:ascii="宋体" w:hAnsi="宋体" w:eastAsia="宋体" w:cs="宋体"/>
-          <w:sz w:val="24"/>
-          <w:szCs w:val="24"/>
-        </w:rPr>
-        <w:t>HTML阅读-基于LangChain的智慧建筑专家客服系统的构建探究</w:t>
-      </w:r>
-      <w:r>
-        <w:rPr>
-          <w:rFonts w:ascii="宋体" w:hAnsi="宋体" w:eastAsia="宋体" w:cs="宋体"/>
-          <w:sz w:val="24"/>
-          <w:szCs w:val="24"/>
-        </w:rPr>
-        <w:fldChar w:fldCharType="end"/>
-      </w:r>
-    </w:p>
-    <w:p>
-      <w:pPr>
-        <w:spacing w:line="360" w:lineRule="auto"/>
-        <w:rPr>
-          <w:rFonts w:hint="eastAsia" w:asciiTheme="minorEastAsia" w:hAnsiTheme="minorEastAsia" w:eastAsiaTheme="minorEastAsia"/>
-          <w:szCs w:val="21"/>
-        </w:rPr>
-      </w:pPr>
-      <w:r>
-        <w:rPr>
-          <w:rFonts w:hint="eastAsia" w:asciiTheme="minorEastAsia" w:hAnsiTheme="minorEastAsia" w:eastAsiaTheme="minorEastAsia"/>
-          <w:szCs w:val="21"/>
-        </w:rPr>
-        <w:t>[</w:t>
-      </w:r>
-      <w:r>
-        <w:rPr>
-          <w:rFonts w:hint="eastAsia" w:asciiTheme="minorEastAsia" w:hAnsiTheme="minorEastAsia" w:eastAsiaTheme="minorEastAsia"/>
-          <w:szCs w:val="21"/>
-          <w:lang w:val="en-US" w:eastAsia="zh-CN"/>
-        </w:rPr>
-        <w:t>14</w:t>
-      </w:r>
-      <w:r>
-        <w:rPr>
-          <w:rFonts w:hint="eastAsia" w:asciiTheme="minorEastAsia" w:hAnsiTheme="minorEastAsia" w:eastAsiaTheme="minorEastAsia"/>
-          <w:szCs w:val="21"/>
-        </w:rPr>
-        <w:t>] 石善忠. 基于LangChain+Deepseek的智慧燃气GIS领域问答系统研究与实现[J/OL].(2025-11-25).</w:t>
-      </w:r>
-      <w:r>
-        <w:rPr>
-          <w:rFonts w:ascii="宋体" w:hAnsi="宋体" w:eastAsia="宋体" w:cs="宋体"/>
-          <w:sz w:val="24"/>
-          <w:szCs w:val="24"/>
-        </w:rPr>
-        <w:fldChar w:fldCharType="begin"/>
-      </w:r>
-      <w:r>
-        <w:rPr>
-          <w:rFonts w:ascii="宋体" w:hAnsi="宋体" w:eastAsia="宋体" w:cs="宋体"/>
-          <w:sz w:val="24"/>
-          <w:szCs w:val="24"/>
-        </w:rPr>
-        <w:instrText xml:space="preserve"> HYPERLINK "https://kns.cnki.net/reader/xml?invoice=sAZ5Y5Z8IicmH+rpUh8G2WesMfcsYWRYY+C5qBx78FPVlmOjHDW97nAHjv/juskc6+BD2F6Ik+iU6JeUTv+7KU/Sd0vG1zSOMaMcxLTkGAX1Ttz0behHPL4rzS2dVlB2A8UofwKFAtlZ4uAdyvMBVUrOH1KCKopMBiwYAyiMFr8=&amp;platform=NZKPT&amp;sourcetype=nxgp&amp;product=CJFQ&amp;filename=XDXK202522003&amp;tablename=cjfdlast2025&amp;type=JOURNAL&amp;scope=readonline&amp;cflag=html&amp;dflag=xml&amp;pages=&amp;language=CHS&amp;trial=&amp;nonce=02EECD9222D24C2B85C4F73BB3695BFD&amp;loginType=trialRead" </w:instrText>
-      </w:r>
-      <w:r>
-        <w:rPr>
-          <w:rFonts w:ascii="宋体" w:hAnsi="宋体" w:eastAsia="宋体" w:cs="宋体"/>
-          <w:sz w:val="24"/>
-          <w:szCs w:val="24"/>
-        </w:rPr>
-        <w:fldChar w:fldCharType="separate"/>
-      </w:r>
-      <w:r>
-        <w:rPr>
-          <w:rStyle w:val="10"/>
-          <w:rFonts w:ascii="宋体" w:hAnsi="宋体" w:eastAsia="宋体" w:cs="宋体"/>
-          <w:sz w:val="24"/>
-          <w:szCs w:val="24"/>
-        </w:rPr>
-        <w:t>HTML阅读-基于LangChain+Deepseek的智慧燃气GIS领域问答系统研究与实现</w:t>
-      </w:r>
-      <w:r>
-        <w:rPr>
-          <w:rFonts w:ascii="宋体" w:hAnsi="宋体" w:eastAsia="宋体" w:cs="宋体"/>
-          <w:sz w:val="24"/>
-          <w:szCs w:val="24"/>
-        </w:rPr>
-        <w:fldChar w:fldCharType="end"/>
-      </w:r>
-    </w:p>
-    <w:p>
-      <w:pPr>
-        <w:spacing w:line="360" w:lineRule="auto"/>
-        <w:rPr>
-          <w:rFonts w:hint="default" w:asciiTheme="minorEastAsia" w:hAnsiTheme="minorEastAsia" w:eastAsiaTheme="minorEastAsia"/>
-          <w:szCs w:val="21"/>
-          <w:lang w:val="en-US" w:eastAsia="zh-CN"/>
-        </w:rPr>
-      </w:pPr>
-      <w:r>
-        <w:rPr>
-          <w:rFonts w:hint="eastAsia" w:asciiTheme="minorEastAsia" w:hAnsiTheme="minorEastAsia" w:eastAsiaTheme="minorEastAsia"/>
-          <w:szCs w:val="21"/>
-        </w:rPr>
-        <w:t>[</w:t>
-      </w:r>
-      <w:r>
-        <w:rPr>
-          <w:rFonts w:hint="eastAsia" w:asciiTheme="minorEastAsia" w:hAnsiTheme="minorEastAsia" w:eastAsiaTheme="minorEastAsia"/>
-          <w:szCs w:val="21"/>
-          <w:lang w:val="en-US" w:eastAsia="zh-CN"/>
-        </w:rPr>
-        <w:t>15</w:t>
-      </w:r>
-      <w:r>
-        <w:rPr>
-          <w:rFonts w:hint="eastAsia" w:asciiTheme="minorEastAsia" w:hAnsiTheme="minorEastAsia" w:eastAsiaTheme="minorEastAsia"/>
-          <w:szCs w:val="21"/>
-        </w:rPr>
-        <w:t>] 张元敬, 李忠, 黄建平, 泽仁志玛. 基于LangChain的张衡一号卫星RAG问答系统的研发[J/OL].(2025-08-10).</w:t>
-      </w:r>
-      <w:r>
-        <w:rPr>
-          <w:rFonts w:ascii="宋体" w:hAnsi="宋体" w:eastAsia="宋体" w:cs="宋体"/>
-          <w:sz w:val="24"/>
-          <w:szCs w:val="24"/>
-        </w:rPr>
-        <w:fldChar w:fldCharType="begin"/>
-      </w:r>
-      <w:r>
-        <w:rPr>
-          <w:rFonts w:ascii="宋体" w:hAnsi="宋体" w:eastAsia="宋体" w:cs="宋体"/>
-          <w:sz w:val="24"/>
-          <w:szCs w:val="24"/>
-        </w:rPr>
-        <w:instrText xml:space="preserve"> HYPERLINK "https://kns.cnki.net/reader/xml?invoice=nJ+RMPncHlk5SFDzV6BEspkEVQxLiVKhy7xPQrwsbw7iARB3DtLPgVtOa2ZbImzU6aWZmMvyYUpylopUwu3MUcsGsHCmiJU4X/L28s4IkR2z2NCSimvZAqGMo9/DVcUoX+WOMOo/NCqDvEv//nYLDlktt0KnkVVGoeMBc24XSQw=&amp;platform=NZKPT&amp;sourcetype=nxgp&amp;product=CJFQ&amp;filename=GZDN202508010&amp;tablename=cjfdlast2025&amp;type=JOURNAL&amp;scope=readonline&amp;cflag=html&amp;dflag=xml&amp;pages=&amp;language=CHS&amp;trial=&amp;nonce=0C1A2F06A4AB4BB18671292417BA27FD&amp;loginType=trialRead" </w:instrText>
-      </w:r>
-      <w:r>
-        <w:rPr>
-          <w:rFonts w:ascii="宋体" w:hAnsi="宋体" w:eastAsia="宋体" w:cs="宋体"/>
-          <w:sz w:val="24"/>
-          <w:szCs w:val="24"/>
-        </w:rPr>
-        <w:fldChar w:fldCharType="separate"/>
-      </w:r>
-      <w:r>
-        <w:rPr>
-          <w:rStyle w:val="10"/>
-          <w:rFonts w:ascii="宋体" w:hAnsi="宋体" w:eastAsia="宋体" w:cs="宋体"/>
-          <w:sz w:val="24"/>
-          <w:szCs w:val="24"/>
-        </w:rPr>
-        <w:t>HTML阅读-基于LangChain的张衡一号卫星RAG问答系统的研发</w:t>
-      </w:r>
-      <w:r>
-        <w:rPr>
-          <w:rFonts w:ascii="宋体" w:hAnsi="宋体" w:eastAsia="宋体" w:cs="宋体"/>
-          <w:sz w:val="24"/>
-          <w:szCs w:val="24"/>
-        </w:rPr>
-        <w:fldChar w:fldCharType="end"/>
-      </w:r>
-      <w:r>
-        <w:rPr>
-          <w:rFonts w:ascii="宋体" w:hAnsi="宋体" w:eastAsia="宋体" w:cs="宋体"/>
-          <w:sz w:val="24"/>
-          <w:szCs w:val="24"/>
-        </w:rPr>
-        <w:t xml:space="preserve"> </w:t>
-      </w:r>
-    </w:p>
-    <w:p>
-      <w:pPr>
-        <w:spacing w:line="360" w:lineRule="auto"/>
-        <w:rPr>
-          <w:rFonts w:hint="eastAsia" w:asciiTheme="minorEastAsia" w:hAnsiTheme="minorEastAsia" w:eastAsiaTheme="minorEastAsia"/>
-          <w:szCs w:val="21"/>
-        </w:rPr>
-      </w:pPr>
-      <w:r>
-        <w:rPr>
-          <w:rFonts w:hint="eastAsia" w:asciiTheme="minorEastAsia" w:hAnsiTheme="minorEastAsia" w:eastAsiaTheme="minorEastAsia"/>
-          <w:szCs w:val="21"/>
-        </w:rPr>
-        <w:t>[16] 张昭云. LangChain框架下基于ChatGLM3模型的个性化儿科健康咨询服务研究[D/OL]. (2025-05-18).</w:t>
-      </w:r>
-      <w:r>
-        <w:rPr>
-          <w:rFonts w:ascii="宋体" w:hAnsi="宋体" w:eastAsia="宋体" w:cs="宋体"/>
-          <w:sz w:val="24"/>
-          <w:szCs w:val="24"/>
-        </w:rPr>
-        <w:fldChar w:fldCharType="begin"/>
-      </w:r>
-      <w:r>
-        <w:rPr>
-          <w:rFonts w:ascii="宋体" w:hAnsi="宋体" w:eastAsia="宋体" w:cs="宋体"/>
-          <w:sz w:val="24"/>
-          <w:szCs w:val="24"/>
-        </w:rPr>
-        <w:instrText xml:space="preserve"> HYPERLINK "https://kns.cnki.net/reader/flowpdf?invoice=FiKW5J1XGktenaHVVGrzizX21BV8FnzZaWQD6vUR3tmAtdLVSoKP1PIg/gq5z8yt/sRdcziX7lJzNSGnEBCkH5xN6UqpaS5Y3HXAYFNkbuvJwfNsq9WCMfFcRDyyBt1fqWQC+4KhFsMokYVVDdQldUBu+pbQcwA9s2Saf+E7S9k=&amp;platform=NZKPT&amp;sourcetype=nxgp&amp;product=CMFD&amp;filename=1025394077.nh&amp;tablename=cmfd202502&amp;type=DISSERTATION&amp;scope=trial&amp;cflag=overlay&amp;dflag=pdf&amp;pages=&amp;language=CHS&amp;trial=&amp;nonce=DE1046C501A445A38F19C4C8BA05021F" </w:instrText>
-      </w:r>
-      <w:r>
-        <w:rPr>
-          <w:rFonts w:ascii="宋体" w:hAnsi="宋体" w:eastAsia="宋体" w:cs="宋体"/>
-          <w:sz w:val="24"/>
-          <w:szCs w:val="24"/>
-        </w:rPr>
-        <w:fldChar w:fldCharType="separate"/>
-      </w:r>
-      <w:r>
-        <w:rPr>
-          <w:rStyle w:val="10"/>
-          <w:rFonts w:ascii="宋体" w:hAnsi="宋体" w:eastAsia="宋体" w:cs="宋体"/>
-          <w:sz w:val="24"/>
-          <w:szCs w:val="24"/>
-        </w:rPr>
-        <w:t>原版阅读-LangChain框架下基于ChatGLM3模型的个性化儿科健康咨询服务研究</w:t>
-      </w:r>
-      <w:r>
-        <w:rPr>
-          <w:rFonts w:ascii="宋体" w:hAnsi="宋体" w:eastAsia="宋体" w:cs="宋体"/>
-          <w:sz w:val="24"/>
-          <w:szCs w:val="24"/>
-        </w:rPr>
-        <w:fldChar w:fldCharType="end"/>
-      </w:r>
-    </w:p>
-    <w:p>
-      <w:pPr>
-        <w:spacing w:line="360" w:lineRule="auto"/>
-        <w:rPr>
-          <w:rFonts w:hint="eastAsia" w:asciiTheme="minorEastAsia" w:hAnsiTheme="minorEastAsia" w:eastAsiaTheme="minorEastAsia"/>
-          <w:szCs w:val="21"/>
-        </w:rPr>
-      </w:pPr>
-      <w:r>
-        <w:rPr>
-          <w:rFonts w:hint="eastAsia" w:asciiTheme="minorEastAsia" w:hAnsiTheme="minorEastAsia" w:eastAsiaTheme="minorEastAsia"/>
-          <w:szCs w:val="21"/>
-        </w:rPr>
-        <w:t>[17] 宋雨蒙. 面向中职的《AI智能问答的实现-基于Langchain框架》课程开发[D/OL]. (2025-05-06).</w:t>
-      </w:r>
-      <w:r>
-        <w:rPr>
-          <w:rFonts w:ascii="宋体" w:hAnsi="宋体" w:eastAsia="宋体" w:cs="宋体"/>
-          <w:sz w:val="24"/>
-          <w:szCs w:val="24"/>
-        </w:rPr>
-        <w:fldChar w:fldCharType="begin"/>
-      </w:r>
-      <w:r>
-        <w:rPr>
-          <w:rFonts w:ascii="宋体" w:hAnsi="宋体" w:eastAsia="宋体" w:cs="宋体"/>
-          <w:sz w:val="24"/>
-          <w:szCs w:val="24"/>
-        </w:rPr>
-        <w:instrText xml:space="preserve"> HYPERLINK "https://kns.cnki.net/reader/flowpdf?invoice=X2FuqBn11YDcNZdr24NIu+D1KFpxsgHYXFXrU4LmoI4k97u173sMx3829NjkKHhaCYl287VBPwIxKduVyOomjkRTo7zFMjyL2wGkiNmRLpuR35/LpymzRLal7LMXj8uCL2CrRPpEDSSgj6Yhuk9X+iYwHzU0FQOI4cPymcVsais=&amp;platform=NZKPT&amp;sourcetype=nxgp&amp;product=CMFD&amp;filename=1025422373.nh&amp;tablename=cmfd202502&amp;type=DISSERTATION&amp;scope=trial&amp;cflag=overlay&amp;dflag=pdf&amp;pages=&amp;language=CHS&amp;trial=&amp;nonce=841A29777EF340E28FEBE7C41B16BC6B" </w:instrText>
-      </w:r>
-      <w:r>
-        <w:rPr>
-          <w:rFonts w:ascii="宋体" w:hAnsi="宋体" w:eastAsia="宋体" w:cs="宋体"/>
-          <w:sz w:val="24"/>
-          <w:szCs w:val="24"/>
-        </w:rPr>
-        <w:fldChar w:fldCharType="separate"/>
-      </w:r>
-      <w:r>
-        <w:rPr>
-          <w:rStyle w:val="10"/>
-          <w:rFonts w:ascii="宋体" w:hAnsi="宋体" w:eastAsia="宋体" w:cs="宋体"/>
-          <w:sz w:val="24"/>
-          <w:szCs w:val="24"/>
-        </w:rPr>
-        <w:t>原版阅读-面向中职的《AI智能问答的实现-基于Langchain框架》课程开发</w:t>
-      </w:r>
-      <w:r>
-        <w:rPr>
-          <w:rFonts w:ascii="宋体" w:hAnsi="宋体" w:eastAsia="宋体" w:cs="宋体"/>
-          <w:sz w:val="24"/>
-          <w:szCs w:val="24"/>
-        </w:rPr>
-        <w:fldChar w:fldCharType="end"/>
-      </w:r>
-    </w:p>
-    <w:p>
-      <w:pPr>
-        <w:spacing w:line="360" w:lineRule="auto"/>
-        <w:rPr>
-          <w:rFonts w:hint="eastAsia" w:asciiTheme="minorEastAsia" w:hAnsiTheme="minorEastAsia" w:eastAsiaTheme="minorEastAsia"/>
-          <w:szCs w:val="21"/>
-        </w:rPr>
-      </w:pPr>
-      <w:r>
-        <w:rPr>
-          <w:rFonts w:hint="eastAsia" w:asciiTheme="minorEastAsia" w:hAnsiTheme="minorEastAsia" w:eastAsiaTheme="minorEastAsia"/>
-          <w:szCs w:val="21"/>
-        </w:rPr>
-        <w:t xml:space="preserve">[18] 刘安骞. 基于LangChain与DeepSeek的JavaScript教学辅助智能体的研究[J/OL]. (2025-04-10). </w:t>
-      </w:r>
-      <w:r>
-        <w:rPr>
-          <w:rFonts w:ascii="宋体" w:hAnsi="宋体" w:eastAsia="宋体" w:cs="宋体"/>
-          <w:sz w:val="24"/>
-          <w:szCs w:val="24"/>
-        </w:rPr>
-        <w:fldChar w:fldCharType="begin"/>
-      </w:r>
-      <w:r>
-        <w:rPr>
-          <w:rFonts w:ascii="宋体" w:hAnsi="宋体" w:eastAsia="宋体" w:cs="宋体"/>
-          <w:sz w:val="24"/>
-          <w:szCs w:val="24"/>
-        </w:rPr>
-        <w:instrText xml:space="preserve"> HYPERLINK "https://kns.cnki.net/reader/xml?invoice=wBwu7mVCyQVkcjnOLTYlwsfuyDRlViSrUFc+ZJXU33HAHmFdMLJeFOJWqWi3C+5ScVhDnAYIwEk36EVLszK/RUBo9mDWPolOyCG+BT1izrOO9lVxw2S5Byts+PxXr2a2QGqjvkQ+RUGn+qG2tpYQmwTECkwe356MCYJuK7Rma8Y=&amp;platform=NZKPT&amp;sourcetype=nxgp&amp;product=CJFQ&amp;filename=XDXK202507013&amp;tablename=cjfdlast2025&amp;type=JOURNAL&amp;scope=readonline&amp;cflag=html&amp;dflag=xml&amp;pages=&amp;language=CHS&amp;trial=&amp;nonce=5772F65F525646838712E83238695128&amp;loginType=trialRead" </w:instrText>
-      </w:r>
-      <w:r>
-        <w:rPr>
-          <w:rFonts w:ascii="宋体" w:hAnsi="宋体" w:eastAsia="宋体" w:cs="宋体"/>
-          <w:sz w:val="24"/>
-          <w:szCs w:val="24"/>
-        </w:rPr>
-        <w:fldChar w:fldCharType="separate"/>
-      </w:r>
-      <w:r>
-        <w:rPr>
-          <w:rStyle w:val="10"/>
-          <w:rFonts w:ascii="宋体" w:hAnsi="宋体" w:eastAsia="宋体" w:cs="宋体"/>
-          <w:sz w:val="24"/>
-          <w:szCs w:val="24"/>
-        </w:rPr>
-        <w:t>HTML阅读-基于LangChain与DeepSeek的JavaScript教学辅助智能体的研究</w:t>
-      </w:r>
-      <w:r>
-        <w:rPr>
-          <w:rFonts w:ascii="宋体" w:hAnsi="宋体" w:eastAsia="宋体" w:cs="宋体"/>
-          <w:sz w:val="24"/>
-          <w:szCs w:val="24"/>
-        </w:rPr>
-        <w:fldChar w:fldCharType="end"/>
-      </w:r>
-    </w:p>
-    <w:p>
-      <w:pPr>
-        <w:spacing w:line="360" w:lineRule="auto"/>
-        <w:rPr>
-          <w:rFonts w:hint="eastAsia" w:asciiTheme="minorEastAsia" w:hAnsiTheme="minorEastAsia" w:eastAsiaTheme="minorEastAsia"/>
-          <w:szCs w:val="21"/>
-        </w:rPr>
-      </w:pPr>
-      <w:r>
-        <w:rPr>
-          <w:rFonts w:hint="eastAsia" w:asciiTheme="minorEastAsia" w:hAnsiTheme="minorEastAsia" w:eastAsiaTheme="minorEastAsia"/>
-          <w:szCs w:val="21"/>
-        </w:rPr>
-        <w:t>[19] 黄梦迪, 陈敏. 基于LLM和RAG的人才政策智能问答系统研究[J/OL]. (2025-03-25).</w:t>
-      </w:r>
-      <w:r>
-        <w:rPr>
-          <w:rFonts w:ascii="宋体" w:hAnsi="宋体" w:eastAsia="宋体" w:cs="宋体"/>
-          <w:sz w:val="24"/>
-          <w:szCs w:val="24"/>
-        </w:rPr>
-        <w:fldChar w:fldCharType="begin"/>
-      </w:r>
-      <w:r>
-        <w:rPr>
-          <w:rFonts w:ascii="宋体" w:hAnsi="宋体" w:eastAsia="宋体" w:cs="宋体"/>
-          <w:sz w:val="24"/>
-          <w:szCs w:val="24"/>
-        </w:rPr>
-        <w:instrText xml:space="preserve"> HYPERLINK "https://kns.cnki.net/reader/xml?invoice=rPFdt8xYQIl3OzrqRO8vyJY2gSj0ZzqEWYCXvJvQn789+FgArCD4eVX8nzTVPHTdDpuZ2KKFv/JLEwr/9KCCz/bRnm44h8cvTJm4JCGpif2dlSoTFZ5zuV81pNtXvO0rxhkCiTT4xgl0ttH1DVVRJ1Mmu1/ghtcfVM5wXorNsV0=&amp;platform=NZKPT&amp;sourcetype=nxgp&amp;product=CJFQ&amp;filename=HLWA202503009&amp;tablename=cjfdlast2025&amp;type=JOURNAL&amp;scope=readonline&amp;cflag=html&amp;dflag=xml&amp;pages=&amp;language=CHS&amp;trial=&amp;nonce=C14089BB58E14C1B8A7AF953BB2BB459&amp;loginType=trialRead" </w:instrText>
-      </w:r>
-      <w:r>
-        <w:rPr>
-          <w:rFonts w:ascii="宋体" w:hAnsi="宋体" w:eastAsia="宋体" w:cs="宋体"/>
-          <w:sz w:val="24"/>
-          <w:szCs w:val="24"/>
-        </w:rPr>
-        <w:fldChar w:fldCharType="separate"/>
-      </w:r>
-      <w:r>
-        <w:rPr>
-          <w:rStyle w:val="9"/>
-          <w:rFonts w:ascii="宋体" w:hAnsi="宋体" w:eastAsia="宋体" w:cs="宋体"/>
-          <w:sz w:val="24"/>
-          <w:szCs w:val="24"/>
-        </w:rPr>
-        <w:t>HTML阅读-基于LLM和RAG的人才政策智能问答系统研究</w:t>
-      </w:r>
-      <w:r>
-        <w:rPr>
-          <w:rFonts w:ascii="宋体" w:hAnsi="宋体" w:eastAsia="宋体" w:cs="宋体"/>
-          <w:sz w:val="24"/>
-          <w:szCs w:val="24"/>
-        </w:rPr>
-        <w:fldChar w:fldCharType="end"/>
-      </w:r>
-    </w:p>
-    <w:p>
-      <w:pPr>
-        <w:spacing w:line="360" w:lineRule="auto"/>
-        <w:rPr>
-          <w:rFonts w:hint="eastAsia" w:asciiTheme="minorEastAsia" w:hAnsiTheme="minorEastAsia" w:eastAsiaTheme="minorEastAsia"/>
-          <w:szCs w:val="21"/>
-        </w:rPr>
-      </w:pPr>
-      <w:r>
-        <w:rPr>
-          <w:rFonts w:hint="eastAsia" w:asciiTheme="minorEastAsia" w:hAnsiTheme="minorEastAsia" w:eastAsiaTheme="minorEastAsia"/>
-          <w:szCs w:val="21"/>
-        </w:rPr>
-        <w:t>[20] 向子瑜. 基于RAG的民航法律法规检索系统研究与设计[D/OL]. (2025-03-19).</w:t>
-      </w:r>
-      <w:r>
-        <w:rPr>
-          <w:rFonts w:ascii="宋体" w:hAnsi="宋体" w:eastAsia="宋体" w:cs="宋体"/>
-          <w:sz w:val="24"/>
-          <w:szCs w:val="24"/>
-        </w:rPr>
-        <w:fldChar w:fldCharType="begin"/>
-      </w:r>
-      <w:r>
-        <w:rPr>
-          <w:rFonts w:ascii="宋体" w:hAnsi="宋体" w:eastAsia="宋体" w:cs="宋体"/>
-          <w:sz w:val="24"/>
-          <w:szCs w:val="24"/>
-        </w:rPr>
-        <w:instrText xml:space="preserve"> HYPERLINK "https://kns.cnki.net/reader/flowpdf?invoice=lcv6iRMWzYDCaZza7luO+Vu7fz2m12n4fEGI2wA5LnLDTKMdcqaKj+ITv+6LTB3Ff7Oj3L5rb+LGAxql/vPZepwsf/1P287+jYUB9sXX6MMyujMqdEv0IVMZ1UStuveLPcX2WloIPxjXh1GvZM9wIbTjXBngrkEU3NetVJP+aUI=&amp;platform=NZKPT&amp;sourcetype=nxgp&amp;product=CMFD&amp;filename=1025390568.nh&amp;tablename=cmfd202502&amp;type=DISSERTATION&amp;scope=trial&amp;cflag=overlay&amp;dflag=pdf&amp;pages=&amp;language=CHS&amp;trial=&amp;nonce=263C52ADCDC74151A4B922FC7FAA12FF" </w:instrText>
-      </w:r>
-      <w:r>
-        <w:rPr>
-          <w:rFonts w:ascii="宋体" w:hAnsi="宋体" w:eastAsia="宋体" w:cs="宋体"/>
-          <w:sz w:val="24"/>
-          <w:szCs w:val="24"/>
-        </w:rPr>
-        <w:fldChar w:fldCharType="separate"/>
-      </w:r>
-      <w:r>
-        <w:rPr>
-          <w:rStyle w:val="10"/>
-          <w:rFonts w:ascii="宋体" w:hAnsi="宋体" w:eastAsia="宋体" w:cs="宋体"/>
-          <w:sz w:val="24"/>
-          <w:szCs w:val="24"/>
-        </w:rPr>
-        <w:t>原版阅读-基于RAG的民航法律法规检索系统研究与设计</w:t>
-      </w:r>
-      <w:r>
-        <w:rPr>
-          <w:rFonts w:ascii="宋体" w:hAnsi="宋体" w:eastAsia="宋体" w:cs="宋体"/>
-          <w:sz w:val="24"/>
-          <w:szCs w:val="24"/>
-        </w:rPr>
-        <w:fldChar w:fldCharType="end"/>
-      </w:r>
-    </w:p>
-    <w:p>
-      <w:pPr>
-        <w:spacing w:line="360" w:lineRule="auto"/>
-        <w:rPr>
-          <w:rFonts w:hint="eastAsia" w:asciiTheme="minorEastAsia" w:hAnsiTheme="minorEastAsia" w:eastAsiaTheme="minorEastAsia"/>
-          <w:szCs w:val="21"/>
-        </w:rPr>
-      </w:pPr>
-      <w:r>
-        <w:rPr>
-          <w:rFonts w:hint="eastAsia" w:asciiTheme="minorEastAsia" w:hAnsiTheme="minorEastAsia" w:eastAsiaTheme="minorEastAsia"/>
-          <w:szCs w:val="21"/>
-        </w:rPr>
-        <w:t>[21] 杨洪铭. 基于Adaptive-RAG的企业多级知识库问答系统[D/OL]. (2025-03-19).</w:t>
-      </w:r>
-      <w:r>
-        <w:rPr>
-          <w:rFonts w:ascii="宋体" w:hAnsi="宋体" w:eastAsia="宋体" w:cs="宋体"/>
-          <w:sz w:val="24"/>
-          <w:szCs w:val="24"/>
-        </w:rPr>
-        <w:fldChar w:fldCharType="begin"/>
-      </w:r>
-      <w:r>
-        <w:rPr>
-          <w:rFonts w:ascii="宋体" w:hAnsi="宋体" w:eastAsia="宋体" w:cs="宋体"/>
-          <w:sz w:val="24"/>
-          <w:szCs w:val="24"/>
-        </w:rPr>
-        <w:instrText xml:space="preserve"> HYPERLINK "https://kns.cnki.net/reader/flowpdf?invoice=BKPv96OusWqgOhOrzkhd15JeDrjTnaRZSEcSa7XyW1qHXYmwgQm1cddJOR+OsYpBl0YgZJ44LfOhzgYt9YbWYE+4YxYj83uWu+WPXGZtJb6JjXG1vq5EJvym0R+4HDMobCI52hc9oqu9uRBpIGRfhresewvympZ+5rItRSySaD8=&amp;platform=NZKPT&amp;sourcetype=nxgp&amp;product=CMFD&amp;filename=1025705189.nh&amp;tablename=cmfd202502&amp;type=DISSERTATION&amp;scope=trial&amp;cflag=overlay&amp;dflag=pdf&amp;pages=&amp;language=CHS&amp;trial=&amp;nonce=D0BEB0E789B14D4B8BFC34C8A4DBF620" </w:instrText>
-      </w:r>
-      <w:r>
-        <w:rPr>
-          <w:rFonts w:ascii="宋体" w:hAnsi="宋体" w:eastAsia="宋体" w:cs="宋体"/>
-          <w:sz w:val="24"/>
-          <w:szCs w:val="24"/>
-        </w:rPr>
-        <w:fldChar w:fldCharType="separate"/>
-      </w:r>
-      <w:r>
-        <w:rPr>
-          <w:rStyle w:val="10"/>
-          <w:rFonts w:ascii="宋体" w:hAnsi="宋体" w:eastAsia="宋体" w:cs="宋体"/>
-          <w:sz w:val="24"/>
-          <w:szCs w:val="24"/>
-        </w:rPr>
-        <w:t>原版阅读-基于Adaptive-RAG的企业多级知识库问答系统</w:t>
-      </w:r>
-      <w:r>
-        <w:rPr>
-          <w:rFonts w:ascii="宋体" w:hAnsi="宋体" w:eastAsia="宋体" w:cs="宋体"/>
-          <w:sz w:val="24"/>
-          <w:szCs w:val="24"/>
-        </w:rPr>
-        <w:fldChar w:fldCharType="end"/>
-      </w:r>
-    </w:p>
-    <w:p>
-      <w:pPr>
-        <w:spacing w:line="360" w:lineRule="auto"/>
-        <w:rPr>
-          <w:rFonts w:hint="default" w:asciiTheme="minorEastAsia" w:hAnsiTheme="minorEastAsia" w:eastAsiaTheme="minorEastAsia"/>
-          <w:szCs w:val="21"/>
-          <w:lang w:val="en-US" w:eastAsia="zh-CN"/>
-        </w:rPr>
-      </w:pPr>
-      <w:r>
-        <w:rPr>
-          <w:rFonts w:hint="eastAsia" w:asciiTheme="minorEastAsia" w:hAnsiTheme="minorEastAsia" w:eastAsiaTheme="minorEastAsia"/>
-          <w:szCs w:val="21"/>
-        </w:rPr>
-        <w:t>[22] 蔡振华, 王燕贞, 杨净. 基于LangChain和ChatGLM的高校财务问答系统研究与实现[J/OL]. (2024-08-10).</w:t>
-      </w:r>
-      <w:r>
-        <w:rPr>
-          <w:rFonts w:ascii="宋体" w:hAnsi="宋体" w:eastAsia="宋体" w:cs="宋体"/>
-          <w:sz w:val="24"/>
-          <w:szCs w:val="24"/>
-        </w:rPr>
-        <w:fldChar w:fldCharType="begin"/>
-      </w:r>
-      <w:r>
-        <w:rPr>
-          <w:rFonts w:ascii="宋体" w:hAnsi="宋体" w:eastAsia="宋体" w:cs="宋体"/>
-          <w:sz w:val="24"/>
-          <w:szCs w:val="24"/>
-        </w:rPr>
-        <w:instrText xml:space="preserve"> HYPERLINK "https://kns.cnki.net/reader/xml?invoice=gLjEKeg8ZFaX5hLQUNcqToVHrSffZizv/V7smACFGGMKbpa2J/LsLop1JmINGNqNzu24XMqFWaVDeKIj3+s1iD0MISxmUbqWSALF2OZoNh0Rpxp8BwDfOoNwv3cKn9dToZ9e7EJuLC00F0yFZqKXmy3k9Z1staxawQzGrvzDmhU=&amp;platform=NZKPT&amp;sourcetype=nxgp&amp;product=CJFQ&amp;filename=XDJS202415019&amp;tablename=cjfdlast2024&amp;type=JOURNAL&amp;scope=readonline&amp;cflag=html&amp;dflag=xml&amp;pages=&amp;language=CHS&amp;trial=&amp;nonce=4FD64054BF6F4A8F94EBFA243C18181C&amp;loginType=trialRead" </w:instrText>
-      </w:r>
-      <w:r>
-        <w:rPr>
-          <w:rFonts w:ascii="宋体" w:hAnsi="宋体" w:eastAsia="宋体" w:cs="宋体"/>
-          <w:sz w:val="24"/>
-          <w:szCs w:val="24"/>
-        </w:rPr>
-        <w:fldChar w:fldCharType="separate"/>
-      </w:r>
-      <w:r>
-        <w:rPr>
-          <w:rStyle w:val="10"/>
-          <w:rFonts w:ascii="宋体" w:hAnsi="宋体" w:eastAsia="宋体" w:cs="宋体"/>
-          <w:sz w:val="24"/>
-          <w:szCs w:val="24"/>
-        </w:rPr>
-        <w:t>HTML阅读-基于LangChain和ChatGLM的高校财务问答系统研究与实现</w:t>
-      </w:r>
-      <w:r>
-        <w:rPr>
-          <w:rFonts w:ascii="宋体" w:hAnsi="宋体" w:eastAsia="宋体" w:cs="宋体"/>
-          <w:sz w:val="24"/>
-          <w:szCs w:val="24"/>
-        </w:rPr>
-        <w:fldChar w:fldCharType="end"/>
-      </w:r>
-    </w:p>
-    <w:p>
-      <w:pPr>
-        <w:spacing w:line="360" w:lineRule="auto"/>
-        <w:ind w:left="420" w:hanging="420" w:hangingChars="200"/>
-        <w:rPr>
-          <w:rFonts w:hint="default" w:asciiTheme="minorEastAsia" w:hAnsiTheme="minorEastAsia" w:eastAsiaTheme="minorEastAsia"/>
-          <w:szCs w:val="21"/>
-          <w:lang w:val="en-US" w:eastAsia="zh-CN"/>
-        </w:rPr>
-      </w:pPr>
     </w:p>
     <w:p>
       <w:pPr>
@@ -22693,11 +22689,11 @@
           <w:rFonts w:hint="eastAsia"/>
         </w:rPr>
       </w:pPr>
-      <w:bookmarkStart w:id="0" w:name="_Toc263436195"/>
-      <w:bookmarkStart w:id="1" w:name="_Toc263433458"/>
-      <w:bookmarkStart w:id="2" w:name="_Toc263436247"/>
-      <w:bookmarkStart w:id="3" w:name="_Toc263433239"/>
-      <w:bookmarkStart w:id="4" w:name="_Toc263433030"/>
+      <w:bookmarkStart w:id="0" w:name="_Toc263436247"/>
+      <w:bookmarkStart w:id="1" w:name="_Toc263433030"/>
+      <w:bookmarkStart w:id="2" w:name="_Toc263433239"/>
+      <w:bookmarkStart w:id="3" w:name="_Toc263433458"/>
+      <w:bookmarkStart w:id="4" w:name="_Toc263436195"/>
       <w:bookmarkStart w:id="5" w:name="_Toc292269561"/>
       <w:r>
         <w:rPr>
@@ -33268,7 +33264,7 @@
   <w:docDefaults>
     <w:rPrDefault>
       <w:rPr>
-        <w:rFonts w:asciiTheme="minorHAnsi" w:hAnsiTheme="minorHAnsi" w:eastAsiaTheme="minorEastAsia" w:cstheme="minorBidi"/>
+        <w:rFonts w:ascii="Times New Roman" w:hAnsi="Times New Roman" w:eastAsia="宋体" w:cs="Times New Roman"/>
       </w:rPr>
     </w:rPrDefault>
     <w:pPrDefault/>
@@ -33339,7 +33335,7 @@
     <w:lsdException w:qFormat="1" w:unhideWhenUsed="0" w:uiPriority="0" w:semiHidden="0" w:name="Title"/>
     <w:lsdException w:unhideWhenUsed="0" w:uiPriority="0" w:semiHidden="0" w:name="Closing"/>
     <w:lsdException w:unhideWhenUsed="0" w:uiPriority="0" w:semiHidden="0" w:name="Signature"/>
-    <w:lsdException w:unhideWhenUsed="0" w:uiPriority="0" w:name="Default Paragraph Font"/>
+    <w:lsdException w:qFormat="1" w:unhideWhenUsed="0" w:uiPriority="0" w:name="Default Paragraph Font"/>
     <w:lsdException w:unhideWhenUsed="0" w:uiPriority="0" w:semiHidden="0" w:name="Body Text"/>
     <w:lsdException w:unhideWhenUsed="0" w:uiPriority="0" w:semiHidden="0" w:name="Body Text Indent"/>
     <w:lsdException w:unhideWhenUsed="0" w:uiPriority="0" w:semiHidden="0" w:name="List Continue"/>
@@ -33377,7 +33373,7 @@
     <w:lsdException w:unhideWhenUsed="0" w:uiPriority="0" w:semiHidden="0" w:name="HTML Sample"/>
     <w:lsdException w:unhideWhenUsed="0" w:uiPriority="0" w:semiHidden="0" w:name="HTML Typewriter"/>
     <w:lsdException w:unhideWhenUsed="0" w:uiPriority="0" w:semiHidden="0" w:name="HTML Variable"/>
-    <w:lsdException w:unhideWhenUsed="0" w:uiPriority="0" w:name="Normal Table"/>
+    <w:lsdException w:qFormat="1" w:unhideWhenUsed="0" w:uiPriority="0" w:name="Normal Table"/>
     <w:lsdException w:unhideWhenUsed="0" w:uiPriority="0" w:semiHidden="0" w:name="annotation subject"/>
     <w:lsdException w:unhideWhenUsed="0" w:uiPriority="0" w:semiHidden="0" w:name="Table Simple 1"/>
     <w:lsdException w:unhideWhenUsed="0" w:uiPriority="0" w:semiHidden="0" w:name="Table Simple 2"/>
@@ -33585,11 +33581,13 @@
   <w:style w:type="character" w:default="1" w:styleId="8">
     <w:name w:val="Default Paragraph Font"/>
     <w:semiHidden/>
+    <w:qFormat/>
     <w:uiPriority w:val="0"/>
   </w:style>
   <w:style w:type="table" w:default="1" w:styleId="6">
     <w:name w:val="Normal Table"/>
     <w:semiHidden/>
+    <w:qFormat/>
     <w:uiPriority w:val="0"/>
     <w:tblPr>
       <w:tblCellMar>

--- a/毕业论文.docx
+++ b/毕业论文.docx
@@ -2261,7 +2261,7 @@
           <w:szCs w:val="28"/>
           <w:lang w:val="en-US" w:eastAsia="zh-CN"/>
         </w:rPr>
-        <w:t>总体架构设计............................................23</w:t>
+        <w:t>设计难点与技术挑战......................................23</w:t>
       </w:r>
     </w:p>
     <w:p>
@@ -2289,7 +2289,7 @@
         <w:jc w:val="left"/>
         <w:textAlignment w:val="auto"/>
         <w:rPr>
-          <w:rFonts w:hint="default" w:asciiTheme="majorEastAsia" w:hAnsiTheme="majorEastAsia" w:eastAsiaTheme="majorEastAsia"/>
+          <w:rFonts w:hint="eastAsia" w:asciiTheme="majorEastAsia" w:hAnsiTheme="majorEastAsia" w:eastAsiaTheme="majorEastAsia"/>
           <w:b w:val="0"/>
           <w:bCs/>
           <w:snapToGrid w:val="0"/>
@@ -2310,7 +2310,7 @@
           <w:szCs w:val="28"/>
           <w:lang w:val="en-US" w:eastAsia="zh-CN"/>
         </w:rPr>
-        <w:t>知识库管理模块..........................................24</w:t>
+        <w:t>总体架构设计............................................24</w:t>
       </w:r>
     </w:p>
     <w:p>
@@ -2359,7 +2359,7 @@
           <w:szCs w:val="28"/>
           <w:lang w:val="en-US" w:eastAsia="zh-CN"/>
         </w:rPr>
-        <w:t>向量检索模块............................................25</w:t>
+        <w:t>知识库管理模块..........................................24</w:t>
       </w:r>
     </w:p>
     <w:p>
@@ -2408,7 +2408,7 @@
           <w:szCs w:val="28"/>
           <w:lang w:val="en-US" w:eastAsia="zh-CN"/>
         </w:rPr>
-        <w:t>智能问答模块............................................26</w:t>
+        <w:t>向量检索模块............................................26</w:t>
       </w:r>
     </w:p>
     <w:p>
@@ -2457,7 +2457,7 @@
           <w:szCs w:val="28"/>
           <w:lang w:val="en-US" w:eastAsia="zh-CN"/>
         </w:rPr>
-        <w:t>扩展功能模块............................................27</w:t>
+        <w:t>智能问答模块............................................28</w:t>
       </w:r>
     </w:p>
     <w:p>
@@ -2506,7 +2506,7 @@
           <w:szCs w:val="28"/>
           <w:lang w:val="en-US" w:eastAsia="zh-CN"/>
         </w:rPr>
-        <w:t>技术选型................................................28</w:t>
+        <w:t>扩展功能模块............................................28</w:t>
       </w:r>
     </w:p>
     <w:p>
@@ -2555,7 +2555,7 @@
           <w:szCs w:val="28"/>
           <w:lang w:val="en-US" w:eastAsia="zh-CN"/>
         </w:rPr>
-        <w:t>验证指标................................................28</w:t>
+        <w:t>技术选型................................................29</w:t>
       </w:r>
     </w:p>
     <w:p>
@@ -2565,7 +2565,7 @@
         <w:pageBreakBefore w:val="0"/>
         <w:widowControl/>
         <w:numPr>
-          <w:ilvl w:val="0"/>
+          <w:ilvl w:val="1"/>
           <w:numId w:val="1"/>
         </w:numPr>
         <w:suppressLineNumbers w:val="0"/>
@@ -2584,8 +2584,8 @@
         <w:textAlignment w:val="auto"/>
         <w:rPr>
           <w:rFonts w:hint="default" w:asciiTheme="majorEastAsia" w:hAnsiTheme="majorEastAsia" w:eastAsiaTheme="majorEastAsia"/>
-          <w:b/>
-          <w:bCs w:val="0"/>
+          <w:b w:val="0"/>
+          <w:bCs/>
           <w:snapToGrid w:val="0"/>
           <w:kern w:val="0"/>
           <w:sz w:val="28"/>
@@ -2596,15 +2596,15 @@
       <w:r>
         <w:rPr>
           <w:rFonts w:hint="eastAsia" w:asciiTheme="majorEastAsia" w:hAnsiTheme="majorEastAsia" w:eastAsiaTheme="majorEastAsia"/>
-          <w:b/>
-          <w:bCs w:val="0"/>
+          <w:b w:val="0"/>
+          <w:bCs/>
           <w:snapToGrid w:val="0"/>
           <w:kern w:val="0"/>
           <w:sz w:val="28"/>
           <w:szCs w:val="28"/>
           <w:lang w:val="en-US" w:eastAsia="zh-CN"/>
         </w:rPr>
-        <w:t>系统实现.................................................28</w:t>
+        <w:t>验证指标................................................29</w:t>
       </w:r>
     </w:p>
     <w:p>
@@ -2614,7 +2614,7 @@
         <w:pageBreakBefore w:val="0"/>
         <w:widowControl/>
         <w:numPr>
-          <w:ilvl w:val="1"/>
+          <w:ilvl w:val="0"/>
           <w:numId w:val="1"/>
         </w:numPr>
         <w:suppressLineNumbers w:val="0"/>
@@ -2632,9 +2632,9 @@
         <w:jc w:val="left"/>
         <w:textAlignment w:val="auto"/>
         <w:rPr>
-          <w:rFonts w:hint="eastAsia" w:asciiTheme="majorEastAsia" w:hAnsiTheme="majorEastAsia" w:eastAsiaTheme="majorEastAsia"/>
-          <w:b w:val="0"/>
-          <w:bCs/>
+          <w:rFonts w:hint="default" w:asciiTheme="majorEastAsia" w:hAnsiTheme="majorEastAsia" w:eastAsiaTheme="majorEastAsia"/>
+          <w:b/>
+          <w:bCs w:val="0"/>
           <w:snapToGrid w:val="0"/>
           <w:kern w:val="0"/>
           <w:sz w:val="28"/>
@@ -2645,15 +2645,15 @@
       <w:r>
         <w:rPr>
           <w:rFonts w:hint="eastAsia" w:asciiTheme="majorEastAsia" w:hAnsiTheme="majorEastAsia" w:eastAsiaTheme="majorEastAsia"/>
-          <w:b w:val="0"/>
-          <w:bCs/>
+          <w:b/>
+          <w:bCs w:val="0"/>
           <w:snapToGrid w:val="0"/>
           <w:kern w:val="0"/>
           <w:sz w:val="28"/>
           <w:szCs w:val="28"/>
           <w:lang w:val="en-US" w:eastAsia="zh-CN"/>
         </w:rPr>
-        <w:t>开发环境与工具..........................................28</w:t>
+        <w:t>系统实现.................................................30</w:t>
       </w:r>
     </w:p>
     <w:p>
@@ -2702,7 +2702,7 @@
           <w:szCs w:val="28"/>
           <w:lang w:val="en-US" w:eastAsia="zh-CN"/>
         </w:rPr>
-        <w:t>知识库服务实现..........................................29</w:t>
+        <w:t>开发环境与工具..........................................30</w:t>
       </w:r>
     </w:p>
     <w:p>
@@ -2730,7 +2730,7 @@
         <w:jc w:val="left"/>
         <w:textAlignment w:val="auto"/>
         <w:rPr>
-          <w:rFonts w:hint="default" w:asciiTheme="majorEastAsia" w:hAnsiTheme="majorEastAsia" w:eastAsiaTheme="majorEastAsia"/>
+          <w:rFonts w:hint="eastAsia" w:asciiTheme="majorEastAsia" w:hAnsiTheme="majorEastAsia" w:eastAsiaTheme="majorEastAsia"/>
           <w:b w:val="0"/>
           <w:bCs/>
           <w:snapToGrid w:val="0"/>
@@ -2751,7 +2751,7 @@
           <w:szCs w:val="28"/>
           <w:lang w:val="en-US" w:eastAsia="zh-CN"/>
         </w:rPr>
-        <w:t>向量检索服务实现........................................29</w:t>
+        <w:t>知识库服务实现.........................................30</w:t>
       </w:r>
     </w:p>
     <w:p>
@@ -2800,7 +2800,7 @@
           <w:szCs w:val="28"/>
           <w:lang w:val="en-US" w:eastAsia="zh-CN"/>
         </w:rPr>
-        <w:t>RAG服务实现.............................................30</w:t>
+        <w:t>向量检索服务实现........................................31</w:t>
       </w:r>
     </w:p>
     <w:p>
@@ -2849,7 +2849,7 @@
           <w:szCs w:val="28"/>
           <w:lang w:val="en-US" w:eastAsia="zh-CN"/>
         </w:rPr>
-        <w:t>模型工厂实现............................................30</w:t>
+        <w:t>RAG服务实现.............................................31</w:t>
       </w:r>
     </w:p>
     <w:p>
@@ -2898,7 +2898,7 @@
           <w:szCs w:val="28"/>
           <w:lang w:val="en-US" w:eastAsia="zh-CN"/>
         </w:rPr>
-        <w:t>Web界面实现.............................................30</w:t>
+        <w:t>模型工厂实现............................................31</w:t>
       </w:r>
     </w:p>
     <w:p>
@@ -2908,7 +2908,7 @@
         <w:pageBreakBefore w:val="0"/>
         <w:widowControl/>
         <w:numPr>
-          <w:ilvl w:val="0"/>
+          <w:ilvl w:val="1"/>
           <w:numId w:val="1"/>
         </w:numPr>
         <w:suppressLineNumbers w:val="0"/>
@@ -2927,8 +2927,8 @@
         <w:textAlignment w:val="auto"/>
         <w:rPr>
           <w:rFonts w:hint="default" w:asciiTheme="majorEastAsia" w:hAnsiTheme="majorEastAsia" w:eastAsiaTheme="majorEastAsia"/>
-          <w:b/>
-          <w:bCs w:val="0"/>
+          <w:b w:val="0"/>
+          <w:bCs/>
           <w:snapToGrid w:val="0"/>
           <w:kern w:val="0"/>
           <w:sz w:val="28"/>
@@ -2939,15 +2939,64 @@
       <w:r>
         <w:rPr>
           <w:rFonts w:hint="eastAsia" w:asciiTheme="majorEastAsia" w:hAnsiTheme="majorEastAsia" w:eastAsiaTheme="majorEastAsia"/>
-          <w:b/>
-          <w:bCs w:val="0"/>
+          <w:b w:val="0"/>
+          <w:bCs/>
           <w:snapToGrid w:val="0"/>
           <w:kern w:val="0"/>
           <w:sz w:val="28"/>
           <w:szCs w:val="28"/>
           <w:lang w:val="en-US" w:eastAsia="zh-CN"/>
         </w:rPr>
-        <w:t>系统测试..................................................30</w:t>
+        <w:t>Web界面实现.............................................31</w:t>
+      </w:r>
+    </w:p>
+    <w:p>
+      <w:pPr>
+        <w:keepNext w:val="0"/>
+        <w:keepLines w:val="0"/>
+        <w:pageBreakBefore w:val="0"/>
+        <w:widowControl/>
+        <w:numPr>
+          <w:ilvl w:val="0"/>
+          <w:numId w:val="1"/>
+        </w:numPr>
+        <w:suppressLineNumbers w:val="0"/>
+        <w:kinsoku/>
+        <w:wordWrap/>
+        <w:overflowPunct/>
+        <w:topLinePunct w:val="0"/>
+        <w:autoSpaceDE/>
+        <w:autoSpaceDN/>
+        <w:bidi w:val="0"/>
+        <w:adjustRightInd/>
+        <w:snapToGrid/>
+        <w:spacing w:before="0" w:beforeAutospacing="0" w:after="0" w:afterAutospacing="0" w:line="500" w:lineRule="atLeast"/>
+        <w:ind w:left="0" w:leftChars="0" w:right="0" w:rightChars="0" w:firstLine="0" w:firstLineChars="0"/>
+        <w:jc w:val="left"/>
+        <w:textAlignment w:val="auto"/>
+        <w:rPr>
+          <w:rFonts w:hint="default" w:asciiTheme="majorEastAsia" w:hAnsiTheme="majorEastAsia" w:eastAsiaTheme="majorEastAsia"/>
+          <w:b/>
+          <w:bCs w:val="0"/>
+          <w:snapToGrid w:val="0"/>
+          <w:kern w:val="0"/>
+          <w:sz w:val="28"/>
+          <w:szCs w:val="28"/>
+          <w:lang w:val="en-US" w:eastAsia="zh-CN"/>
+        </w:rPr>
+      </w:pPr>
+      <w:r>
+        <w:rPr>
+          <w:rFonts w:hint="eastAsia" w:asciiTheme="majorEastAsia" w:hAnsiTheme="majorEastAsia" w:eastAsiaTheme="majorEastAsia"/>
+          <w:b/>
+          <w:bCs w:val="0"/>
+          <w:snapToGrid w:val="0"/>
+          <w:kern w:val="0"/>
+          <w:sz w:val="28"/>
+          <w:szCs w:val="28"/>
+          <w:lang w:val="en-US" w:eastAsia="zh-CN"/>
+        </w:rPr>
+        <w:t>系统测试..................................................32</w:t>
       </w:r>
     </w:p>
     <w:p>
@@ -2999,7 +3048,7 @@
           <w:szCs w:val="28"/>
           <w:lang w:val="en-US" w:eastAsia="zh-CN"/>
         </w:rPr>
-        <w:t>测试环境与方法..........................................30</w:t>
+        <w:t>测试环境与方法..........................................32</w:t>
       </w:r>
     </w:p>
     <w:p>
@@ -3051,7 +3100,7 @@
           <w:szCs w:val="28"/>
           <w:lang w:val="en-US" w:eastAsia="zh-CN"/>
         </w:rPr>
-        <w:t>功能测试结果............................................30</w:t>
+        <w:t>功能测试结果............................................32</w:t>
       </w:r>
     </w:p>
     <w:p>
@@ -3103,7 +3152,7 @@
           <w:szCs w:val="28"/>
           <w:lang w:val="en-US" w:eastAsia="zh-CN"/>
         </w:rPr>
-        <w:t>性能测试结果............................................31</w:t>
+        <w:t>性能测试结果............................................32</w:t>
       </w:r>
     </w:p>
     <w:p>
@@ -3155,7 +3204,7 @@
           <w:szCs w:val="28"/>
           <w:lang w:val="en-US" w:eastAsia="zh-CN"/>
         </w:rPr>
-        <w:t>用户体验测试............................................31</w:t>
+        <w:t>用户体验测试............................................33</w:t>
       </w:r>
     </w:p>
     <w:p>
@@ -3207,7 +3256,7 @@
           <w:szCs w:val="28"/>
           <w:lang w:val="en-US" w:eastAsia="zh-CN"/>
         </w:rPr>
-        <w:t>问答质量评估............................................32</w:t>
+        <w:t>问答质量评估............................................33</w:t>
       </w:r>
     </w:p>
     <w:p>
@@ -3259,7 +3308,7 @@
           <w:szCs w:val="28"/>
           <w:lang w:val="en-US" w:eastAsia="zh-CN"/>
         </w:rPr>
-        <w:t>效率分析................................................33</w:t>
+        <w:t>效率分析................................................34</w:t>
       </w:r>
     </w:p>
     <w:p>
@@ -3311,7 +3360,7 @@
           <w:szCs w:val="28"/>
           <w:lang w:val="en-US" w:eastAsia="zh-CN"/>
         </w:rPr>
-        <w:t>不确定性与系统稳定性分析................................33</w:t>
+        <w:t>不确定性与系统稳定性分析................................35</w:t>
       </w:r>
     </w:p>
     <w:p>
@@ -3363,7 +3412,7 @@
           <w:szCs w:val="28"/>
           <w:lang w:val="en-US" w:eastAsia="zh-CN"/>
         </w:rPr>
-        <w:t>算法效率分析............................................34</w:t>
+        <w:t>算法效率分析............................................36</w:t>
       </w:r>
     </w:p>
     <w:p>
@@ -3412,7 +3461,7 @@
           <w:szCs w:val="28"/>
           <w:lang w:val="en-US" w:eastAsia="zh-CN"/>
         </w:rPr>
-        <w:t>总结与展望................................................35</w:t>
+        <w:t>总结与展望................................................37</w:t>
       </w:r>
     </w:p>
     <w:p>
@@ -3464,7 +3513,7 @@
           <w:szCs w:val="28"/>
           <w:lang w:val="en-US" w:eastAsia="zh-CN"/>
         </w:rPr>
-        <w:t>研究工作总结............................................35</w:t>
+        <w:t>研究工作总结............................................37</w:t>
       </w:r>
     </w:p>
     <w:p>
@@ -3516,7 +3565,7 @@
           <w:szCs w:val="28"/>
           <w:lang w:val="en-US" w:eastAsia="zh-CN"/>
         </w:rPr>
-        <w:t>存在问题与改进方向......................................36</w:t>
+        <w:t>存在问题与改进方向......................................38</w:t>
       </w:r>
     </w:p>
     <w:p>
@@ -3568,7 +3617,7 @@
           <w:szCs w:val="28"/>
           <w:lang w:val="en-US" w:eastAsia="zh-CN"/>
         </w:rPr>
-        <w:t>未来工作展望............................................36</w:t>
+        <w:t>未来工作展望............................................38</w:t>
       </w:r>
     </w:p>
     <w:p>
@@ -3617,7 +3666,7 @@
           <w:szCs w:val="28"/>
           <w:lang w:val="en-US" w:eastAsia="zh-CN"/>
         </w:rPr>
-        <w:t>参考文献..................................................38</w:t>
+        <w:t>参考文献..................................................40</w:t>
       </w:r>
     </w:p>
     <w:p>
@@ -3666,7 +3715,7 @@
           <w:szCs w:val="28"/>
           <w:lang w:val="en-US" w:eastAsia="zh-CN"/>
         </w:rPr>
-        <w:t>附录：核心代码...........................................40</w:t>
+        <w:t>附录：核心代码...........................................42</w:t>
       </w:r>
     </w:p>
     <w:p>
@@ -3715,8 +3764,10 @@
           <w:szCs w:val="28"/>
           <w:lang w:val="en-US" w:eastAsia="zh-CN"/>
         </w:rPr>
-        <w:t>致谢.....................................................44</w:t>
-      </w:r>
+        <w:t>致谢.....................................................46</w:t>
+      </w:r>
+      <w:bookmarkStart w:id="7" w:name="_GoBack"/>
+      <w:bookmarkEnd w:id="7"/>
     </w:p>
     <w:p>
       <w:pPr>
@@ -4005,20 +4056,7 @@
           <w:szCs w:val="24"/>
           <w:lang w:val="en-US" w:eastAsia="zh-CN"/>
         </w:rPr>
-        <w:t>在中小学教育场景中，教师和学生对于智能化教育辅助工具的需求日益迫切。一方面，教师需要花费大量时间批改作业、回答学生的基础问题，难以将精力集中在教学设计和个性化指导上。根据相关调查数据显示，中小学教师每天花费在答疑和作业批改上的时间平均达到2-3小时，这严重挤压了教师用于教学研究和个性化辅导的时间。传统的人工答疑方式效率低下，且难以保证回答的一致性和准确性。另一方面，学生在学习过程中遇到问题时，往往难以及时获得准确的解答和指导，影响学习效率和积极性。特别是在课后自主学习阶段，学生缺乏即时的专业指导，遇到疑难问题时只能等到下次上课时询问教师，这种延迟不仅降低了学习效率，还可能导致学生对问题的遗忘，削弱学习效果。因此，开发一个能够为中小学教育场景提供智能化辅助的系统具有重要的实际应用价值,体育教学辅助领域已有成功应用案例[7]</w:t>
-      </w:r>
-      <w:r>
-        <w:rPr>
-          <w:rFonts w:hint="eastAsia" w:cs="Times New Roman" w:asciiTheme="majorEastAsia" w:hAnsiTheme="majorEastAsia" w:eastAsiaTheme="majorEastAsia"/>
-          <w:b w:val="0"/>
-          <w:bCs/>
-          <w:snapToGrid w:val="0"/>
-          <w:kern w:val="0"/>
-          <w:sz w:val="24"/>
-          <w:szCs w:val="24"/>
-          <w:lang w:val="en-US" w:eastAsia="zh-CN"/>
-        </w:rPr>
-        <w:t>。</w:t>
+        <w:t>在中小学教育场景中，教师和学生对于智能化教育辅助工具的需求日益迫切。一方面，教师需要花费大量时间批改作业、回答学生的基础问题，难以将精力集中在教学设计和个性化指导上。根据相关调查数据显示，中小学教师每天花费在答疑和作业批改上的时间平均达到2-3小时，这严重挤压了教师用于教学研究和个性化辅导的时间。传统的人工答疑方式效率低下，且难以保证回答的一致性和准确性。另一方面，学生在学习过程中遇到问题时，往往难以及时获得准确的解答和指导，影响学习效率和积极性。特别是在课后自主学习阶段，学生缺乏即时的专业指导，遇到疑难问题时只能等到下次上课时询问教师，这种延迟不仅降低了学习效率，还可能导致学生对问题的遗忘，削弱学习效果。因此，开发一个能够为中小学教育场景提供智能化辅助的系统具有重要的实际应用价值,体育教学辅助领域已有成功应用案例[7]。</w:t>
       </w:r>
     </w:p>
     <w:p>
@@ -4108,20 +4146,7 @@
           <w:szCs w:val="24"/>
           <w:lang w:val="en-US" w:eastAsia="zh-CN"/>
         </w:rPr>
-        <w:t>在国内外研究现状方面，已有多个研究团队开展了相关探索。在国外，斯坦福大学的研究团队提出了基于RAG的智能 tutoring系统框架，通过结合教材内容和学生历史问答记录，为学生提供个性化的学习辅导；麻省理工学院的研究者开发了针对理工科教育的智能答疑系统，该系统能够理解学生的问题意图并提供详细的解题步骤；谷歌DeepMind则探索了将知识图谱与RAG相结合的方法，以提高检索的准确性和可解释性。在国内，北京师范大学、华东师范大学等高校的研究团队也在积极探索人工智能技术在教育领域的应用，提出了一系列面向K12教育的智能问答系统原型，智慧燃气领域也有应用案例[11]，JavaScript教学辅助智能体[12]取得了良好效果，同时在心理健康教育领域，智能桌宠系统[13]证明了该技术的有效性，以及高校财务问答系统[14]、Python知识问答系统[15]、卫星领域，张衡一号RAG问答系统[16]、智慧建筑客服系统[17]</w:t>
-      </w:r>
-      <w:r>
-        <w:rPr>
-          <w:rFonts w:hint="eastAsia" w:cs="Times New Roman" w:asciiTheme="majorEastAsia" w:hAnsiTheme="majorEastAsia" w:eastAsiaTheme="majorEastAsia"/>
-          <w:b w:val="0"/>
-          <w:bCs/>
-          <w:snapToGrid w:val="0"/>
-          <w:kern w:val="0"/>
-          <w:sz w:val="24"/>
-          <w:szCs w:val="24"/>
-          <w:lang w:val="en-US" w:eastAsia="zh-CN"/>
-        </w:rPr>
-        <w:t>、</w:t>
+        <w:t>在国内外研究现状方面，已有多个研究团队开展了相关探索。在国外，斯坦福大学的研究团队提出了基于RAG的智能 tutoring系统框架，通过结合教材内容和学生历史问答记录，为学生提供个性化的学习辅导；麻省理工学院的研究者开发了针对理工科教育的智能答疑系统，该系统能够理解学生的问题意图并提供详细的解题步骤；谷歌DeepMind则探索了将知识图谱与RAG相结合的方法，以提高检索的准确性和可解释性。在国内，北京师范大学、华东师范大学等高校的研究团队也在积极探索人工智能技术在教育领域的应用，提出了一系列面向K12教育的智能问答系统原型，智慧燃气领域也有应用案例[11]，JavaScript教学辅助智能体[12]取得了良好效果，同时在心理健康教育领域，智能桌宠系统[13]证明了该技术的有效性，以及高校财务问答系统[14]、Python知识问答系统[15]、卫星领域，张衡一号RAG问答系统[16]、智慧建筑客服系统[17]、</w:t>
       </w:r>
       <w:r>
         <w:rPr>
@@ -5507,22 +5532,7 @@
           <w:szCs w:val="24"/>
           <w:lang w:val="en-US" w:eastAsia="zh-CN"/>
         </w:rPr>
-        <w:t>知识图谱技术在民族医药领域已经有了初步的应用[21]，而在在教育领域，知识图谱亦</w:t>
-      </w:r>
-      <w:bookmarkStart w:id="7" w:name="_GoBack"/>
-      <w:bookmarkEnd w:id="7"/>
-      <w:r>
-        <w:rPr>
-          <w:rFonts w:hint="eastAsia" w:cs="Times New Roman" w:asciiTheme="majorEastAsia" w:hAnsiTheme="majorEastAsia" w:eastAsiaTheme="majorEastAsia"/>
-          <w:b w:val="0"/>
-          <w:bCs/>
-          <w:snapToGrid w:val="0"/>
-          <w:kern w:val="0"/>
-          <w:sz w:val="24"/>
-          <w:szCs w:val="24"/>
-          <w:lang w:val="en-US" w:eastAsia="zh-CN"/>
-        </w:rPr>
-        <w:t>有着广泛的应用前景，可结合问答系统进行精准匹配[10]。首先，知识图谱能够表示知识点之间的层次关系和依赖关系，如"加减法→乘法→除法"的学习顺序关系，这对于自适应学习系统的课程推荐非常重要。其次，知识图谱能够支持复杂的推理查询，如"找出所有与'函数'相关的知识点"或"确定学习'微积分'需要先掌握哪些基础知识"。第三，知识图谱能够提供可解释的推荐理由，如"推荐学习'一元二次方程'是因为它是'函数'的基础"。</w:t>
+        <w:t>知识图谱技术在民族医药领域已经有了初步的应用[21]，而在在教育领域，知识图谱亦有着广泛的应用前景，可结合问答系统进行精准匹配[10]。首先，知识图谱能够表示知识点之间的层次关系和依赖关系，如"加减法→乘法→除法"的学习顺序关系，这对于自适应学习系统的课程推荐非常重要。其次，知识图谱能够支持复杂的推理查询，如"找出所有与'函数'相关的知识点"或"确定学习'微积分'需要先掌握哪些基础知识"。第三，知识图谱能够提供可解释的推荐理由，如"推荐学习'一元二次方程'是因为它是'函数'的基础"。</w:t>
       </w:r>
     </w:p>
     <w:p>
@@ -7860,20 +7870,7 @@
           <w:szCs w:val="24"/>
           <w:lang w:val="en-US" w:eastAsia="zh-CN"/>
         </w:rPr>
-        <w:t>向量数据库是专门用于存储和检索高维向量数据的数据库系统,是RAG系统的核心组件[8]</w:t>
-      </w:r>
-      <w:r>
-        <w:rPr>
-          <w:rFonts w:hint="eastAsia" w:cs="Times New Roman" w:asciiTheme="majorEastAsia" w:hAnsiTheme="majorEastAsia" w:eastAsiaTheme="majorEastAsia"/>
-          <w:b w:val="0"/>
-          <w:bCs/>
-          <w:snapToGrid w:val="0"/>
-          <w:kern w:val="0"/>
-          <w:sz w:val="24"/>
-          <w:szCs w:val="24"/>
-          <w:lang w:val="en-US" w:eastAsia="zh-CN"/>
-        </w:rPr>
-        <w:t>。在RAG系统中，文本通过嵌入模型转换为向量表示，并存储在向量数据库中。当用户提出问题时，系统将问题同样转换为向量，通过相似度计算检索出最相关的文档片段。向量数据库的核心功能是支持高效的相似度搜索，能够在海量向量数据中快速找到与查询向量最相似的Top-K个结果。</w:t>
+        <w:t>向量数据库是专门用于存储和检索高维向量数据的数据库系统,是RAG系统的核心组件[8]。在RAG系统中，文本通过嵌入模型转换为向量表示，并存储在向量数据库中。当用户提出问题时，系统将问题同样转换为向量，通过相似度计算检索出最相关的文档片段。向量数据库的核心功能是支持高效的相似度搜索，能够在海量向量数据中快速找到与查询向量最相似的Top-K个结果。</w:t>
       </w:r>
     </w:p>
     <w:p>
@@ -9033,7 +9030,775 @@
           <w:szCs w:val="28"/>
           <w:lang w:val="en-US" w:eastAsia="zh-CN" w:bidi="ar-SA"/>
         </w:rPr>
-        <w:t>5.1. 总体架构设计</w:t>
+        <w:t>5.1. 设计难点与技术挑战</w:t>
+      </w:r>
+    </w:p>
+    <w:p>
+      <w:pPr>
+        <w:keepNext w:val="0"/>
+        <w:keepLines w:val="0"/>
+        <w:pageBreakBefore w:val="0"/>
+        <w:widowControl/>
+        <w:suppressLineNumbers w:val="0"/>
+        <w:kinsoku/>
+        <w:wordWrap/>
+        <w:overflowPunct/>
+        <w:topLinePunct w:val="0"/>
+        <w:autoSpaceDE/>
+        <w:autoSpaceDN/>
+        <w:bidi w:val="0"/>
+        <w:adjustRightInd/>
+        <w:snapToGrid/>
+        <w:spacing w:before="0" w:beforeAutospacing="0" w:after="0" w:afterAutospacing="0" w:line="360" w:lineRule="auto"/>
+        <w:ind w:left="0" w:leftChars="0" w:right="0" w:rightChars="0" w:firstLine="480" w:firstLineChars="200"/>
+        <w:jc w:val="both"/>
+        <w:textAlignment w:val="auto"/>
+        <w:rPr>
+          <w:rFonts w:hint="eastAsia" w:cs="Times New Roman" w:asciiTheme="majorEastAsia" w:hAnsiTheme="majorEastAsia" w:eastAsiaTheme="majorEastAsia"/>
+          <w:b w:val="0"/>
+          <w:bCs/>
+          <w:snapToGrid w:val="0"/>
+          <w:kern w:val="0"/>
+          <w:sz w:val="24"/>
+          <w:szCs w:val="24"/>
+          <w:lang w:val="en-US" w:eastAsia="zh-CN"/>
+        </w:rPr>
+      </w:pPr>
+      <w:r>
+        <w:rPr>
+          <w:rFonts w:hint="eastAsia" w:cs="Times New Roman" w:asciiTheme="majorEastAsia" w:hAnsiTheme="majorEastAsia" w:eastAsiaTheme="majorEastAsia"/>
+          <w:b w:val="0"/>
+          <w:bCs/>
+          <w:snapToGrid w:val="0"/>
+          <w:kern w:val="0"/>
+          <w:sz w:val="24"/>
+          <w:szCs w:val="24"/>
+          <w:lang w:val="en-US" w:eastAsia="zh-CN"/>
+        </w:rPr>
+        <w:t>在设计面向教育场景的RAG智能问答系统时，主要面临以下技术难点：</w:t>
+      </w:r>
+    </w:p>
+    <w:p>
+      <w:pPr>
+        <w:keepNext w:val="0"/>
+        <w:keepLines w:val="0"/>
+        <w:pageBreakBefore w:val="0"/>
+        <w:widowControl/>
+        <w:suppressLineNumbers w:val="0"/>
+        <w:kinsoku/>
+        <w:wordWrap/>
+        <w:overflowPunct/>
+        <w:topLinePunct w:val="0"/>
+        <w:autoSpaceDE/>
+        <w:autoSpaceDN/>
+        <w:bidi w:val="0"/>
+        <w:adjustRightInd/>
+        <w:snapToGrid/>
+        <w:spacing w:before="0" w:beforeAutospacing="0" w:after="0" w:afterAutospacing="0" w:line="360" w:lineRule="auto"/>
+        <w:ind w:left="0" w:leftChars="0" w:right="0" w:rightChars="0" w:firstLine="480" w:firstLineChars="200"/>
+        <w:jc w:val="both"/>
+        <w:textAlignment w:val="auto"/>
+        <w:rPr>
+          <w:rFonts w:hint="eastAsia" w:cs="Times New Roman" w:asciiTheme="majorEastAsia" w:hAnsiTheme="majorEastAsia" w:eastAsiaTheme="majorEastAsia"/>
+          <w:b w:val="0"/>
+          <w:bCs/>
+          <w:snapToGrid w:val="0"/>
+          <w:kern w:val="0"/>
+          <w:sz w:val="24"/>
+          <w:szCs w:val="24"/>
+          <w:lang w:val="en-US" w:eastAsia="zh-CN"/>
+        </w:rPr>
+      </w:pPr>
+      <w:r>
+        <w:rPr>
+          <w:rFonts w:hint="eastAsia" w:cs="Times New Roman" w:asciiTheme="majorEastAsia" w:hAnsiTheme="majorEastAsia" w:eastAsiaTheme="majorEastAsia"/>
+          <w:b w:val="0"/>
+          <w:bCs/>
+          <w:snapToGrid w:val="0"/>
+          <w:kern w:val="0"/>
+          <w:sz w:val="24"/>
+          <w:szCs w:val="24"/>
+          <w:lang w:val="en-US" w:eastAsia="zh-CN"/>
+        </w:rPr>
+        <w:t>（1）跨块语义连续性难题</w:t>
+      </w:r>
+    </w:p>
+    <w:p>
+      <w:pPr>
+        <w:keepNext w:val="0"/>
+        <w:keepLines w:val="0"/>
+        <w:pageBreakBefore w:val="0"/>
+        <w:widowControl/>
+        <w:suppressLineNumbers w:val="0"/>
+        <w:kinsoku/>
+        <w:wordWrap/>
+        <w:overflowPunct/>
+        <w:topLinePunct w:val="0"/>
+        <w:autoSpaceDE/>
+        <w:autoSpaceDN/>
+        <w:bidi w:val="0"/>
+        <w:adjustRightInd/>
+        <w:snapToGrid/>
+        <w:spacing w:before="0" w:beforeAutospacing="0" w:after="0" w:afterAutospacing="0" w:line="360" w:lineRule="auto"/>
+        <w:ind w:left="0" w:leftChars="0" w:right="0" w:rightChars="0" w:firstLine="480" w:firstLineChars="200"/>
+        <w:jc w:val="both"/>
+        <w:textAlignment w:val="auto"/>
+        <w:rPr>
+          <w:rFonts w:hint="eastAsia" w:cs="Times New Roman" w:asciiTheme="majorEastAsia" w:hAnsiTheme="majorEastAsia" w:eastAsiaTheme="majorEastAsia"/>
+          <w:b w:val="0"/>
+          <w:bCs/>
+          <w:snapToGrid w:val="0"/>
+          <w:kern w:val="0"/>
+          <w:sz w:val="24"/>
+          <w:szCs w:val="24"/>
+          <w:lang w:val="en-US" w:eastAsia="zh-CN"/>
+        </w:rPr>
+      </w:pPr>
+      <w:r>
+        <w:rPr>
+          <w:rFonts w:hint="eastAsia" w:cs="Times New Roman" w:asciiTheme="majorEastAsia" w:hAnsiTheme="majorEastAsia" w:eastAsiaTheme="majorEastAsia"/>
+          <w:b w:val="0"/>
+          <w:bCs/>
+          <w:snapToGrid w:val="0"/>
+          <w:kern w:val="0"/>
+          <w:sz w:val="24"/>
+          <w:szCs w:val="24"/>
+          <w:lang w:val="en-US" w:eastAsia="zh-CN"/>
+        </w:rPr>
+        <w:t>【问题描述】</w:t>
+      </w:r>
+    </w:p>
+    <w:p>
+      <w:pPr>
+        <w:keepNext w:val="0"/>
+        <w:keepLines w:val="0"/>
+        <w:pageBreakBefore w:val="0"/>
+        <w:widowControl w:val="0"/>
+        <w:numPr>
+          <w:numId w:val="0"/>
+        </w:numPr>
+        <w:kinsoku/>
+        <w:wordWrap/>
+        <w:overflowPunct/>
+        <w:topLinePunct w:val="0"/>
+        <w:autoSpaceDE/>
+        <w:autoSpaceDN/>
+        <w:bidi w:val="0"/>
+        <w:adjustRightInd/>
+        <w:snapToGrid/>
+        <w:spacing w:before="0" w:after="0" w:line="360" w:lineRule="auto"/>
+        <w:ind w:leftChars="0" w:firstLine="480" w:firstLineChars="200"/>
+        <w:jc w:val="both"/>
+        <w:textAlignment w:val="auto"/>
+        <w:rPr>
+          <w:rFonts w:hint="eastAsia" w:cs="Times New Roman" w:asciiTheme="majorEastAsia" w:hAnsiTheme="majorEastAsia" w:eastAsiaTheme="majorEastAsia"/>
+          <w:b w:val="0"/>
+          <w:bCs/>
+          <w:snapToGrid w:val="0"/>
+          <w:kern w:val="0"/>
+          <w:sz w:val="24"/>
+          <w:szCs w:val="24"/>
+          <w:lang w:val="en-US" w:eastAsia="zh-CN"/>
+        </w:rPr>
+      </w:pPr>
+      <w:r>
+        <w:rPr>
+          <w:rFonts w:hint="eastAsia" w:cs="Times New Roman" w:asciiTheme="majorEastAsia" w:hAnsiTheme="majorEastAsia" w:eastAsiaTheme="majorEastAsia"/>
+          <w:b w:val="0"/>
+          <w:bCs/>
+          <w:snapToGrid w:val="0"/>
+          <w:kern w:val="0"/>
+          <w:sz w:val="24"/>
+          <w:szCs w:val="24"/>
+          <w:lang w:val="en-US" w:eastAsia="zh-CN"/>
+        </w:rPr>
+        <w:t>在知识分割过程中，原始文档被按固定长度分割成多个文本块（chunks），这导致原本连贯的知识点被割裂在不同的文本块中。例如，一段完整的代码解释或数学公式推导可能被分割到相邻的文本块中，单独的文本块无法表达完整的语义。</w:t>
+      </w:r>
+    </w:p>
+    <w:p>
+      <w:pPr>
+        <w:keepNext w:val="0"/>
+        <w:keepLines w:val="0"/>
+        <w:pageBreakBefore w:val="0"/>
+        <w:widowControl/>
+        <w:suppressLineNumbers w:val="0"/>
+        <w:kinsoku/>
+        <w:wordWrap/>
+        <w:overflowPunct/>
+        <w:topLinePunct w:val="0"/>
+        <w:autoSpaceDE/>
+        <w:autoSpaceDN/>
+        <w:bidi w:val="0"/>
+        <w:adjustRightInd/>
+        <w:snapToGrid/>
+        <w:spacing w:before="0" w:beforeAutospacing="0" w:after="0" w:afterAutospacing="0" w:line="360" w:lineRule="auto"/>
+        <w:ind w:left="0" w:leftChars="0" w:right="0" w:rightChars="0" w:firstLine="480" w:firstLineChars="200"/>
+        <w:jc w:val="both"/>
+        <w:textAlignment w:val="auto"/>
+        <w:rPr>
+          <w:rFonts w:hint="eastAsia" w:cs="Times New Roman" w:asciiTheme="majorEastAsia" w:hAnsiTheme="majorEastAsia" w:eastAsiaTheme="majorEastAsia"/>
+          <w:b w:val="0"/>
+          <w:bCs/>
+          <w:snapToGrid w:val="0"/>
+          <w:kern w:val="0"/>
+          <w:sz w:val="24"/>
+          <w:szCs w:val="24"/>
+          <w:lang w:val="en-US" w:eastAsia="zh-CN"/>
+        </w:rPr>
+      </w:pPr>
+      <w:r>
+        <w:rPr>
+          <w:rFonts w:hint="eastAsia" w:cs="Times New Roman" w:asciiTheme="majorEastAsia" w:hAnsiTheme="majorEastAsia" w:eastAsiaTheme="majorEastAsia"/>
+          <w:b w:val="0"/>
+          <w:bCs/>
+          <w:snapToGrid w:val="0"/>
+          <w:kern w:val="0"/>
+          <w:sz w:val="24"/>
+          <w:szCs w:val="24"/>
+          <w:lang w:val="en-US" w:eastAsia="zh-CN"/>
+        </w:rPr>
+        <w:t>【解决方案】</w:t>
+      </w:r>
+    </w:p>
+    <w:p>
+      <w:pPr>
+        <w:keepNext w:val="0"/>
+        <w:keepLines w:val="0"/>
+        <w:pageBreakBefore w:val="0"/>
+        <w:widowControl/>
+        <w:suppressLineNumbers w:val="0"/>
+        <w:kinsoku/>
+        <w:wordWrap/>
+        <w:overflowPunct/>
+        <w:topLinePunct w:val="0"/>
+        <w:autoSpaceDE/>
+        <w:autoSpaceDN/>
+        <w:bidi w:val="0"/>
+        <w:adjustRightInd/>
+        <w:snapToGrid/>
+        <w:spacing w:before="0" w:beforeAutospacing="0" w:after="0" w:afterAutospacing="0" w:line="360" w:lineRule="auto"/>
+        <w:ind w:left="0" w:leftChars="0" w:right="0" w:rightChars="0" w:firstLine="480" w:firstLineChars="200"/>
+        <w:jc w:val="both"/>
+        <w:textAlignment w:val="auto"/>
+        <w:rPr>
+          <w:rFonts w:hint="eastAsia" w:cs="Times New Roman" w:asciiTheme="majorEastAsia" w:hAnsiTheme="majorEastAsia" w:eastAsiaTheme="majorEastAsia"/>
+          <w:b w:val="0"/>
+          <w:bCs/>
+          <w:snapToGrid w:val="0"/>
+          <w:kern w:val="0"/>
+          <w:sz w:val="24"/>
+          <w:szCs w:val="24"/>
+          <w:lang w:val="en-US" w:eastAsia="zh-CN"/>
+        </w:rPr>
+      </w:pPr>
+      <w:r>
+        <w:rPr>
+          <w:rFonts w:hint="eastAsia" w:cs="Times New Roman" w:asciiTheme="majorEastAsia" w:hAnsiTheme="majorEastAsia" w:eastAsiaTheme="majorEastAsia"/>
+          <w:b w:val="0"/>
+          <w:bCs/>
+          <w:snapToGrid w:val="0"/>
+          <w:kern w:val="0"/>
+          <w:sz w:val="24"/>
+          <w:szCs w:val="24"/>
+          <w:lang w:val="en-US" w:eastAsia="zh-CN"/>
+        </w:rPr>
+        <w:t>本文设计了窗口检索策略，通过扩大检索窗口获取更多上下文信息，并在检索结果拼接后进行二次窗口分割，有效解决了跨块语义断裂问题。</w:t>
+      </w:r>
+    </w:p>
+    <w:p>
+      <w:pPr>
+        <w:keepNext w:val="0"/>
+        <w:keepLines w:val="0"/>
+        <w:pageBreakBefore w:val="0"/>
+        <w:widowControl/>
+        <w:suppressLineNumbers w:val="0"/>
+        <w:kinsoku/>
+        <w:wordWrap/>
+        <w:overflowPunct/>
+        <w:topLinePunct w:val="0"/>
+        <w:autoSpaceDE/>
+        <w:autoSpaceDN/>
+        <w:bidi w:val="0"/>
+        <w:adjustRightInd/>
+        <w:snapToGrid/>
+        <w:spacing w:before="0" w:beforeAutospacing="0" w:after="0" w:afterAutospacing="0" w:line="360" w:lineRule="auto"/>
+        <w:ind w:left="0" w:leftChars="0" w:right="0" w:rightChars="0" w:firstLine="480" w:firstLineChars="200"/>
+        <w:jc w:val="both"/>
+        <w:textAlignment w:val="auto"/>
+        <w:rPr>
+          <w:rFonts w:hint="eastAsia" w:cs="Times New Roman" w:asciiTheme="majorEastAsia" w:hAnsiTheme="majorEastAsia" w:eastAsiaTheme="majorEastAsia"/>
+          <w:b w:val="0"/>
+          <w:bCs/>
+          <w:snapToGrid w:val="0"/>
+          <w:kern w:val="0"/>
+          <w:sz w:val="24"/>
+          <w:szCs w:val="24"/>
+          <w:lang w:val="en-US" w:eastAsia="zh-CN"/>
+        </w:rPr>
+      </w:pPr>
+      <w:r>
+        <w:rPr>
+          <w:rFonts w:hint="eastAsia" w:cs="Times New Roman" w:asciiTheme="majorEastAsia" w:hAnsiTheme="majorEastAsia" w:eastAsiaTheme="majorEastAsia"/>
+          <w:b w:val="0"/>
+          <w:bCs/>
+          <w:snapToGrid w:val="0"/>
+          <w:kern w:val="0"/>
+          <w:sz w:val="24"/>
+          <w:szCs w:val="24"/>
+          <w:lang w:val="en-US" w:eastAsia="zh-CN"/>
+        </w:rPr>
+        <w:t>（2）检索质量与响应延迟的矛盾</w:t>
+      </w:r>
+    </w:p>
+    <w:p>
+      <w:pPr>
+        <w:keepNext w:val="0"/>
+        <w:keepLines w:val="0"/>
+        <w:pageBreakBefore w:val="0"/>
+        <w:widowControl/>
+        <w:suppressLineNumbers w:val="0"/>
+        <w:kinsoku/>
+        <w:wordWrap/>
+        <w:overflowPunct/>
+        <w:topLinePunct w:val="0"/>
+        <w:autoSpaceDE/>
+        <w:autoSpaceDN/>
+        <w:bidi w:val="0"/>
+        <w:adjustRightInd/>
+        <w:snapToGrid/>
+        <w:spacing w:before="0" w:beforeAutospacing="0" w:after="0" w:afterAutospacing="0" w:line="360" w:lineRule="auto"/>
+        <w:ind w:left="0" w:leftChars="0" w:right="0" w:rightChars="0" w:firstLine="480" w:firstLineChars="200"/>
+        <w:jc w:val="both"/>
+        <w:textAlignment w:val="auto"/>
+        <w:rPr>
+          <w:rFonts w:hint="eastAsia" w:cs="Times New Roman" w:asciiTheme="majorEastAsia" w:hAnsiTheme="majorEastAsia" w:eastAsiaTheme="majorEastAsia"/>
+          <w:b w:val="0"/>
+          <w:bCs/>
+          <w:snapToGrid w:val="0"/>
+          <w:kern w:val="0"/>
+          <w:sz w:val="24"/>
+          <w:szCs w:val="24"/>
+          <w:lang w:val="en-US" w:eastAsia="zh-CN"/>
+        </w:rPr>
+      </w:pPr>
+      <w:r>
+        <w:rPr>
+          <w:rFonts w:hint="eastAsia" w:cs="Times New Roman" w:asciiTheme="majorEastAsia" w:hAnsiTheme="majorEastAsia" w:eastAsiaTheme="majorEastAsia"/>
+          <w:b w:val="0"/>
+          <w:bCs/>
+          <w:snapToGrid w:val="0"/>
+          <w:kern w:val="0"/>
+          <w:sz w:val="24"/>
+          <w:szCs w:val="24"/>
+          <w:lang w:val="en-US" w:eastAsia="zh-CN"/>
+        </w:rPr>
+        <w:t>【问题描述】</w:t>
+      </w:r>
+    </w:p>
+    <w:p>
+      <w:pPr>
+        <w:keepNext w:val="0"/>
+        <w:keepLines w:val="0"/>
+        <w:pageBreakBefore w:val="0"/>
+        <w:widowControl/>
+        <w:suppressLineNumbers w:val="0"/>
+        <w:kinsoku/>
+        <w:wordWrap/>
+        <w:overflowPunct/>
+        <w:topLinePunct w:val="0"/>
+        <w:autoSpaceDE/>
+        <w:autoSpaceDN/>
+        <w:bidi w:val="0"/>
+        <w:adjustRightInd/>
+        <w:snapToGrid/>
+        <w:spacing w:before="0" w:beforeAutospacing="0" w:after="0" w:afterAutospacing="0" w:line="360" w:lineRule="auto"/>
+        <w:ind w:left="0" w:leftChars="0" w:right="0" w:rightChars="0" w:firstLine="480" w:firstLineChars="200"/>
+        <w:jc w:val="both"/>
+        <w:textAlignment w:val="auto"/>
+        <w:rPr>
+          <w:rFonts w:hint="eastAsia" w:cs="Times New Roman" w:asciiTheme="majorEastAsia" w:hAnsiTheme="majorEastAsia" w:eastAsiaTheme="majorEastAsia"/>
+          <w:b w:val="0"/>
+          <w:bCs/>
+          <w:snapToGrid w:val="0"/>
+          <w:kern w:val="0"/>
+          <w:sz w:val="24"/>
+          <w:szCs w:val="24"/>
+          <w:lang w:val="en-US" w:eastAsia="zh-CN"/>
+        </w:rPr>
+      </w:pPr>
+      <w:r>
+        <w:rPr>
+          <w:rFonts w:hint="eastAsia" w:cs="Times New Roman" w:asciiTheme="majorEastAsia" w:hAnsiTheme="majorEastAsia" w:eastAsiaTheme="majorEastAsia"/>
+          <w:b w:val="0"/>
+          <w:bCs/>
+          <w:snapToGrid w:val="0"/>
+          <w:kern w:val="0"/>
+          <w:sz w:val="24"/>
+          <w:szCs w:val="24"/>
+          <w:lang w:val="en-US" w:eastAsia="zh-CN"/>
+        </w:rPr>
+        <w:t>提高检索质量（如增大Top-K值、扩大窗口大小）意味着需要检索和处理更多的向量数据，这会直接导致检索延迟增加。然而，在问答场景中用户对响应时间有较高期望，要求首次响应时间控制在3秒以内。</w:t>
+      </w:r>
+    </w:p>
+    <w:p>
+      <w:pPr>
+        <w:keepNext w:val="0"/>
+        <w:keepLines w:val="0"/>
+        <w:pageBreakBefore w:val="0"/>
+        <w:widowControl/>
+        <w:suppressLineNumbers w:val="0"/>
+        <w:kinsoku/>
+        <w:wordWrap/>
+        <w:overflowPunct/>
+        <w:topLinePunct w:val="0"/>
+        <w:autoSpaceDE/>
+        <w:autoSpaceDN/>
+        <w:bidi w:val="0"/>
+        <w:adjustRightInd/>
+        <w:snapToGrid/>
+        <w:spacing w:before="0" w:beforeAutospacing="0" w:after="0" w:afterAutospacing="0" w:line="360" w:lineRule="auto"/>
+        <w:ind w:left="0" w:leftChars="0" w:right="0" w:rightChars="0" w:firstLine="480" w:firstLineChars="200"/>
+        <w:jc w:val="both"/>
+        <w:textAlignment w:val="auto"/>
+        <w:rPr>
+          <w:rFonts w:hint="eastAsia" w:cs="Times New Roman" w:asciiTheme="majorEastAsia" w:hAnsiTheme="majorEastAsia" w:eastAsiaTheme="majorEastAsia"/>
+          <w:b w:val="0"/>
+          <w:bCs/>
+          <w:snapToGrid w:val="0"/>
+          <w:kern w:val="0"/>
+          <w:sz w:val="24"/>
+          <w:szCs w:val="24"/>
+          <w:lang w:val="en-US" w:eastAsia="zh-CN"/>
+        </w:rPr>
+      </w:pPr>
+      <w:r>
+        <w:rPr>
+          <w:rFonts w:hint="eastAsia" w:cs="Times New Roman" w:asciiTheme="majorEastAsia" w:hAnsiTheme="majorEastAsia" w:eastAsiaTheme="majorEastAsia"/>
+          <w:b w:val="0"/>
+          <w:bCs/>
+          <w:snapToGrid w:val="0"/>
+          <w:kern w:val="0"/>
+          <w:sz w:val="24"/>
+          <w:szCs w:val="24"/>
+          <w:lang w:val="en-US" w:eastAsia="zh-CN"/>
+        </w:rPr>
+        <w:t>【解决方案】</w:t>
+      </w:r>
+    </w:p>
+    <w:p>
+      <w:pPr>
+        <w:keepNext w:val="0"/>
+        <w:keepLines w:val="0"/>
+        <w:pageBreakBefore w:val="0"/>
+        <w:widowControl w:val="0"/>
+        <w:numPr>
+          <w:numId w:val="0"/>
+        </w:numPr>
+        <w:kinsoku/>
+        <w:wordWrap/>
+        <w:overflowPunct/>
+        <w:topLinePunct w:val="0"/>
+        <w:autoSpaceDE/>
+        <w:autoSpaceDN/>
+        <w:bidi w:val="0"/>
+        <w:adjustRightInd/>
+        <w:snapToGrid/>
+        <w:spacing w:before="0" w:after="0" w:line="360" w:lineRule="auto"/>
+        <w:ind w:leftChars="0" w:firstLine="480" w:firstLineChars="200"/>
+        <w:jc w:val="both"/>
+        <w:textAlignment w:val="auto"/>
+        <w:rPr>
+          <w:rFonts w:hint="eastAsia" w:cs="Times New Roman" w:asciiTheme="majorEastAsia" w:hAnsiTheme="majorEastAsia" w:eastAsiaTheme="majorEastAsia"/>
+          <w:b w:val="0"/>
+          <w:bCs/>
+          <w:snapToGrid w:val="0"/>
+          <w:kern w:val="0"/>
+          <w:sz w:val="24"/>
+          <w:szCs w:val="24"/>
+          <w:lang w:val="en-US" w:eastAsia="zh-CN"/>
+        </w:rPr>
+      </w:pPr>
+      <w:r>
+        <w:rPr>
+          <w:rFonts w:hint="eastAsia" w:cs="Times New Roman" w:asciiTheme="majorEastAsia" w:hAnsiTheme="majorEastAsia" w:eastAsiaTheme="majorEastAsia"/>
+          <w:b w:val="0"/>
+          <w:bCs/>
+          <w:snapToGrid w:val="0"/>
+          <w:kern w:val="0"/>
+          <w:sz w:val="24"/>
+          <w:szCs w:val="24"/>
+          <w:lang w:val="en-US" w:eastAsia="zh-CN"/>
+        </w:rPr>
+        <w:t>系统在检索质量和响应速度之间寻求平衡，通过设置合理的Top-K值（K=5）、窗口大小（默认重叠50%）以及异步流式输出机制，确保用户体验。</w:t>
+      </w:r>
+    </w:p>
+    <w:p>
+      <w:pPr>
+        <w:keepNext w:val="0"/>
+        <w:keepLines w:val="0"/>
+        <w:pageBreakBefore w:val="0"/>
+        <w:widowControl/>
+        <w:suppressLineNumbers w:val="0"/>
+        <w:kinsoku/>
+        <w:wordWrap/>
+        <w:overflowPunct/>
+        <w:topLinePunct w:val="0"/>
+        <w:autoSpaceDE/>
+        <w:autoSpaceDN/>
+        <w:bidi w:val="0"/>
+        <w:adjustRightInd/>
+        <w:snapToGrid/>
+        <w:spacing w:before="0" w:beforeAutospacing="0" w:after="0" w:afterAutospacing="0" w:line="360" w:lineRule="auto"/>
+        <w:ind w:left="0" w:leftChars="0" w:right="0" w:rightChars="0" w:firstLine="480" w:firstLineChars="200"/>
+        <w:jc w:val="both"/>
+        <w:textAlignment w:val="auto"/>
+        <w:rPr>
+          <w:rFonts w:hint="eastAsia" w:cs="Times New Roman" w:asciiTheme="majorEastAsia" w:hAnsiTheme="majorEastAsia" w:eastAsiaTheme="majorEastAsia"/>
+          <w:b w:val="0"/>
+          <w:bCs/>
+          <w:snapToGrid w:val="0"/>
+          <w:kern w:val="0"/>
+          <w:sz w:val="24"/>
+          <w:szCs w:val="24"/>
+          <w:lang w:val="en-US" w:eastAsia="zh-CN"/>
+        </w:rPr>
+      </w:pPr>
+      <w:r>
+        <w:rPr>
+          <w:rFonts w:hint="eastAsia" w:cs="Times New Roman" w:asciiTheme="majorEastAsia" w:hAnsiTheme="majorEastAsia" w:eastAsiaTheme="majorEastAsia"/>
+          <w:b w:val="0"/>
+          <w:bCs/>
+          <w:snapToGrid w:val="0"/>
+          <w:kern w:val="0"/>
+          <w:sz w:val="24"/>
+          <w:szCs w:val="24"/>
+          <w:lang w:val="en-US" w:eastAsia="zh-CN"/>
+        </w:rPr>
+        <w:t>（3）多源异构知识的统一表示</w:t>
+      </w:r>
+    </w:p>
+    <w:p>
+      <w:pPr>
+        <w:keepNext w:val="0"/>
+        <w:keepLines w:val="0"/>
+        <w:pageBreakBefore w:val="0"/>
+        <w:widowControl/>
+        <w:suppressLineNumbers w:val="0"/>
+        <w:kinsoku/>
+        <w:wordWrap/>
+        <w:overflowPunct/>
+        <w:topLinePunct w:val="0"/>
+        <w:autoSpaceDE/>
+        <w:autoSpaceDN/>
+        <w:bidi w:val="0"/>
+        <w:adjustRightInd/>
+        <w:snapToGrid/>
+        <w:spacing w:before="0" w:beforeAutospacing="0" w:after="0" w:afterAutospacing="0" w:line="360" w:lineRule="auto"/>
+        <w:ind w:left="0" w:leftChars="0" w:right="0" w:rightChars="0" w:firstLine="480" w:firstLineChars="200"/>
+        <w:jc w:val="both"/>
+        <w:textAlignment w:val="auto"/>
+        <w:rPr>
+          <w:rFonts w:hint="eastAsia" w:cs="Times New Roman" w:asciiTheme="majorEastAsia" w:hAnsiTheme="majorEastAsia" w:eastAsiaTheme="majorEastAsia"/>
+          <w:b w:val="0"/>
+          <w:bCs/>
+          <w:snapToGrid w:val="0"/>
+          <w:kern w:val="0"/>
+          <w:sz w:val="24"/>
+          <w:szCs w:val="24"/>
+          <w:lang w:val="en-US" w:eastAsia="zh-CN"/>
+        </w:rPr>
+      </w:pPr>
+      <w:r>
+        <w:rPr>
+          <w:rFonts w:hint="eastAsia" w:cs="Times New Roman" w:asciiTheme="majorEastAsia" w:hAnsiTheme="majorEastAsia" w:eastAsiaTheme="majorEastAsia"/>
+          <w:b w:val="0"/>
+          <w:bCs/>
+          <w:snapToGrid w:val="0"/>
+          <w:kern w:val="0"/>
+          <w:sz w:val="24"/>
+          <w:szCs w:val="24"/>
+          <w:lang w:val="en-US" w:eastAsia="zh-CN"/>
+        </w:rPr>
+        <w:t>【问题描述】</w:t>
+      </w:r>
+    </w:p>
+    <w:p>
+      <w:pPr>
+        <w:keepNext w:val="0"/>
+        <w:keepLines w:val="0"/>
+        <w:pageBreakBefore w:val="0"/>
+        <w:widowControl/>
+        <w:suppressLineNumbers w:val="0"/>
+        <w:kinsoku/>
+        <w:wordWrap/>
+        <w:overflowPunct/>
+        <w:topLinePunct w:val="0"/>
+        <w:autoSpaceDE/>
+        <w:autoSpaceDN/>
+        <w:bidi w:val="0"/>
+        <w:adjustRightInd/>
+        <w:snapToGrid/>
+        <w:spacing w:before="0" w:beforeAutospacing="0" w:after="0" w:afterAutospacing="0" w:line="360" w:lineRule="auto"/>
+        <w:ind w:left="0" w:leftChars="0" w:right="0" w:rightChars="0" w:firstLine="480" w:firstLineChars="200"/>
+        <w:jc w:val="both"/>
+        <w:textAlignment w:val="auto"/>
+        <w:rPr>
+          <w:rFonts w:hint="eastAsia" w:cs="Times New Roman" w:asciiTheme="majorEastAsia" w:hAnsiTheme="majorEastAsia" w:eastAsiaTheme="majorEastAsia"/>
+          <w:b w:val="0"/>
+          <w:bCs/>
+          <w:snapToGrid w:val="0"/>
+          <w:kern w:val="0"/>
+          <w:sz w:val="24"/>
+          <w:szCs w:val="24"/>
+          <w:lang w:val="en-US" w:eastAsia="zh-CN"/>
+        </w:rPr>
+      </w:pPr>
+      <w:r>
+        <w:rPr>
+          <w:rFonts w:hint="eastAsia" w:cs="Times New Roman" w:asciiTheme="majorEastAsia" w:hAnsiTheme="majorEastAsia" w:eastAsiaTheme="majorEastAsia"/>
+          <w:b w:val="0"/>
+          <w:bCs/>
+          <w:snapToGrid w:val="0"/>
+          <w:kern w:val="0"/>
+          <w:sz w:val="24"/>
+          <w:szCs w:val="24"/>
+          <w:lang w:val="en-US" w:eastAsia="zh-CN"/>
+        </w:rPr>
+        <w:t>教育知识库包含多种格式的文档（TXT、PDF、Markdown、代码文件等），每种格式有其独特的结构特征。此外，不同学科领域的知识表达方式差异较大，如何设计统一的知识表示模型是一个重要挑战。</w:t>
+      </w:r>
+    </w:p>
+    <w:p>
+      <w:pPr>
+        <w:keepNext w:val="0"/>
+        <w:keepLines w:val="0"/>
+        <w:pageBreakBefore w:val="0"/>
+        <w:widowControl/>
+        <w:suppressLineNumbers w:val="0"/>
+        <w:kinsoku/>
+        <w:wordWrap/>
+        <w:overflowPunct/>
+        <w:topLinePunct w:val="0"/>
+        <w:autoSpaceDE/>
+        <w:autoSpaceDN/>
+        <w:bidi w:val="0"/>
+        <w:adjustRightInd/>
+        <w:snapToGrid/>
+        <w:spacing w:before="0" w:beforeAutospacing="0" w:after="0" w:afterAutospacing="0" w:line="360" w:lineRule="auto"/>
+        <w:ind w:left="0" w:leftChars="0" w:right="0" w:rightChars="0" w:firstLine="480" w:firstLineChars="200"/>
+        <w:jc w:val="both"/>
+        <w:textAlignment w:val="auto"/>
+        <w:rPr>
+          <w:rFonts w:hint="eastAsia" w:cs="Times New Roman" w:asciiTheme="majorEastAsia" w:hAnsiTheme="majorEastAsia" w:eastAsiaTheme="majorEastAsia"/>
+          <w:b w:val="0"/>
+          <w:bCs/>
+          <w:snapToGrid w:val="0"/>
+          <w:kern w:val="0"/>
+          <w:sz w:val="24"/>
+          <w:szCs w:val="24"/>
+          <w:lang w:val="en-US" w:eastAsia="zh-CN"/>
+        </w:rPr>
+      </w:pPr>
+      <w:r>
+        <w:rPr>
+          <w:rFonts w:hint="eastAsia" w:cs="Times New Roman" w:asciiTheme="majorEastAsia" w:hAnsiTheme="majorEastAsia" w:eastAsiaTheme="majorEastAsia"/>
+          <w:b w:val="0"/>
+          <w:bCs/>
+          <w:snapToGrid w:val="0"/>
+          <w:kern w:val="0"/>
+          <w:sz w:val="24"/>
+          <w:szCs w:val="24"/>
+          <w:lang w:val="en-US" w:eastAsia="zh-CN"/>
+        </w:rPr>
+        <w:t>【解决方案】</w:t>
+      </w:r>
+    </w:p>
+    <w:p>
+      <w:pPr>
+        <w:keepNext w:val="0"/>
+        <w:keepLines w:val="0"/>
+        <w:pageBreakBefore w:val="0"/>
+        <w:widowControl/>
+        <w:suppressLineNumbers w:val="0"/>
+        <w:kinsoku/>
+        <w:wordWrap/>
+        <w:overflowPunct/>
+        <w:topLinePunct w:val="0"/>
+        <w:autoSpaceDE/>
+        <w:autoSpaceDN/>
+        <w:bidi w:val="0"/>
+        <w:adjustRightInd/>
+        <w:snapToGrid/>
+        <w:spacing w:before="0" w:beforeAutospacing="0" w:after="0" w:afterAutospacing="0" w:line="360" w:lineRule="auto"/>
+        <w:ind w:left="0" w:leftChars="0" w:right="0" w:rightChars="0" w:firstLine="480" w:firstLineChars="200"/>
+        <w:jc w:val="both"/>
+        <w:textAlignment w:val="auto"/>
+        <w:rPr>
+          <w:rFonts w:hint="default" w:cs="Times New Roman" w:asciiTheme="majorEastAsia" w:hAnsiTheme="majorEastAsia" w:eastAsiaTheme="majorEastAsia"/>
+          <w:b w:val="0"/>
+          <w:bCs/>
+          <w:snapToGrid w:val="0"/>
+          <w:kern w:val="0"/>
+          <w:sz w:val="24"/>
+          <w:szCs w:val="24"/>
+          <w:lang w:val="en-US" w:eastAsia="zh-CN"/>
+        </w:rPr>
+      </w:pPr>
+      <w:r>
+        <w:rPr>
+          <w:rFonts w:hint="eastAsia" w:cs="Times New Roman" w:asciiTheme="majorEastAsia" w:hAnsiTheme="majorEastAsia" w:eastAsiaTheme="majorEastAsia"/>
+          <w:b w:val="0"/>
+          <w:bCs/>
+          <w:snapToGrid w:val="0"/>
+          <w:kern w:val="0"/>
+          <w:sz w:val="24"/>
+          <w:szCs w:val="24"/>
+          <w:lang w:val="en-US" w:eastAsia="zh-CN"/>
+        </w:rPr>
+        <w:t>系统采用LangChain的Document抽象层统一处理不同格式的文档，结合语义分割器（RecursiveCharacterTextSplitter）根据学科特点自适应调整分割策略。</w:t>
+      </w:r>
+    </w:p>
+    <w:p>
+      <w:pPr>
+        <w:keepNext w:val="0"/>
+        <w:keepLines w:val="0"/>
+        <w:pageBreakBefore w:val="0"/>
+        <w:widowControl w:val="0"/>
+        <w:numPr>
+          <w:numId w:val="0"/>
+        </w:numPr>
+        <w:kinsoku/>
+        <w:wordWrap/>
+        <w:overflowPunct/>
+        <w:topLinePunct w:val="0"/>
+        <w:autoSpaceDE/>
+        <w:autoSpaceDN/>
+        <w:bidi w:val="0"/>
+        <w:adjustRightInd/>
+        <w:snapToGrid/>
+        <w:spacing w:before="0" w:after="0" w:line="360" w:lineRule="auto"/>
+        <w:ind w:leftChars="200"/>
+        <w:jc w:val="both"/>
+        <w:textAlignment w:val="auto"/>
+        <w:rPr>
+          <w:rFonts w:hint="default" w:ascii="宋体" w:hAnsi="宋体" w:eastAsia="宋体" w:cs="Times New Roman"/>
+          <w:b/>
+          <w:kern w:val="2"/>
+          <w:sz w:val="28"/>
+          <w:szCs w:val="28"/>
+          <w:lang w:val="en-US" w:eastAsia="zh-CN" w:bidi="ar-SA"/>
+        </w:rPr>
+      </w:pPr>
+      <w:r>
+        <w:rPr>
+          <w:rFonts w:hint="eastAsia" w:ascii="宋体" w:hAnsi="宋体" w:cs="Times New Roman"/>
+          <w:b w:val="0"/>
+          <w:bCs/>
+          <w:kern w:val="2"/>
+          <w:sz w:val="28"/>
+          <w:szCs w:val="28"/>
+          <w:lang w:val="en-US" w:eastAsia="zh-CN" w:bidi="ar-SA"/>
+        </w:rPr>
+        <w:t>5.2. 总体架构设计</w:t>
       </w:r>
     </w:p>
     <w:p>
@@ -9367,6 +10132,18 @@
         <w:jc w:val="both"/>
         <w:textAlignment w:val="auto"/>
         <w:rPr>
+          <w:rFonts w:hint="default" w:cs="Times New Roman" w:asciiTheme="majorEastAsia" w:hAnsiTheme="majorEastAsia" w:eastAsiaTheme="majorEastAsia"/>
+          <w:b w:val="0"/>
+          <w:bCs/>
+          <w:snapToGrid w:val="0"/>
+          <w:kern w:val="0"/>
+          <w:sz w:val="24"/>
+          <w:szCs w:val="24"/>
+          <w:lang w:val="en-US" w:eastAsia="zh-CN"/>
+        </w:rPr>
+      </w:pPr>
+      <w:r>
+        <w:rPr>
           <w:rFonts w:hint="eastAsia" w:cs="Times New Roman" w:asciiTheme="majorEastAsia" w:hAnsiTheme="majorEastAsia" w:eastAsiaTheme="majorEastAsia"/>
           <w:b w:val="0"/>
           <w:bCs/>
@@ -9376,52 +10153,8 @@
           <w:szCs w:val="24"/>
           <w:lang w:val="en-US" w:eastAsia="zh-CN"/>
         </w:rPr>
-      </w:pPr>
-      <w:r>
-        <w:rPr>
-          <w:rFonts w:hint="eastAsia" w:cs="Times New Roman" w:asciiTheme="majorEastAsia" w:hAnsiTheme="majorEastAsia" w:eastAsiaTheme="majorEastAsia"/>
-          <w:b w:val="0"/>
-          <w:bCs/>
-          <w:snapToGrid w:val="0"/>
-          <w:kern w:val="0"/>
-          <w:sz w:val="24"/>
-          <w:szCs w:val="24"/>
-          <w:lang w:val="en-US" w:eastAsia="zh-CN"/>
-        </w:rPr>
         <w:t>图5.1.1 RAG流程图             图5.1.2 模块交互时序图</w:t>
       </w:r>
-    </w:p>
-    <w:p>
-      <w:pPr>
-        <w:keepNext w:val="0"/>
-        <w:keepLines w:val="0"/>
-        <w:pageBreakBefore w:val="0"/>
-        <w:widowControl/>
-        <w:suppressLineNumbers w:val="0"/>
-        <w:kinsoku/>
-        <w:wordWrap/>
-        <w:overflowPunct/>
-        <w:topLinePunct w:val="0"/>
-        <w:autoSpaceDE/>
-        <w:autoSpaceDN/>
-        <w:bidi w:val="0"/>
-        <w:adjustRightInd/>
-        <w:snapToGrid/>
-        <w:spacing w:before="0" w:beforeAutospacing="0" w:after="0" w:afterAutospacing="0" w:line="360" w:lineRule="auto"/>
-        <w:ind w:left="420" w:leftChars="200" w:right="0" w:rightChars="0" w:firstLine="1200" w:firstLineChars="500"/>
-        <w:jc w:val="both"/>
-        <w:textAlignment w:val="auto"/>
-        <w:rPr>
-          <w:rFonts w:hint="eastAsia" w:cs="Times New Roman" w:asciiTheme="majorEastAsia" w:hAnsiTheme="majorEastAsia" w:eastAsiaTheme="majorEastAsia"/>
-          <w:b w:val="0"/>
-          <w:bCs/>
-          <w:snapToGrid w:val="0"/>
-          <w:kern w:val="0"/>
-          <w:sz w:val="24"/>
-          <w:szCs w:val="24"/>
-          <w:lang w:val="en-US" w:eastAsia="zh-CN"/>
-        </w:rPr>
-      </w:pPr>
     </w:p>
     <w:p>
       <w:pPr>
@@ -9444,38 +10177,6 @@
         <w:jc w:val="both"/>
         <w:textAlignment w:val="auto"/>
         <w:rPr>
-          <w:rFonts w:hint="default" w:cs="Times New Roman" w:asciiTheme="majorEastAsia" w:hAnsiTheme="majorEastAsia" w:eastAsiaTheme="majorEastAsia"/>
-          <w:b w:val="0"/>
-          <w:bCs/>
-          <w:snapToGrid w:val="0"/>
-          <w:kern w:val="0"/>
-          <w:sz w:val="24"/>
-          <w:szCs w:val="24"/>
-          <w:lang w:val="en-US" w:eastAsia="zh-CN"/>
-        </w:rPr>
-      </w:pPr>
-    </w:p>
-    <w:p>
-      <w:pPr>
-        <w:keepNext w:val="0"/>
-        <w:keepLines w:val="0"/>
-        <w:pageBreakBefore w:val="0"/>
-        <w:widowControl/>
-        <w:suppressLineNumbers w:val="0"/>
-        <w:kinsoku/>
-        <w:wordWrap/>
-        <w:overflowPunct/>
-        <w:topLinePunct w:val="0"/>
-        <w:autoSpaceDE/>
-        <w:autoSpaceDN/>
-        <w:bidi w:val="0"/>
-        <w:adjustRightInd/>
-        <w:snapToGrid/>
-        <w:spacing w:before="0" w:beforeAutospacing="0" w:after="0" w:afterAutospacing="0" w:line="360" w:lineRule="auto"/>
-        <w:ind w:right="0" w:rightChars="0"/>
-        <w:jc w:val="both"/>
-        <w:textAlignment w:val="auto"/>
-        <w:rPr>
           <w:rFonts w:hint="eastAsia" w:cs="Times New Roman" w:asciiTheme="majorEastAsia" w:hAnsiTheme="majorEastAsia" w:eastAsiaTheme="majorEastAsia"/>
           <w:b w:val="0"/>
           <w:bCs/>
@@ -9499,8 +10200,8 @@
         </w:rPr>
         <w:drawing>
           <wp:inline distT="0" distB="0" distL="114300" distR="114300">
-            <wp:extent cx="5646420" cy="3594100"/>
-            <wp:effectExtent l="0" t="0" r="5080" b="0"/>
+            <wp:extent cx="5646420" cy="3191510"/>
+            <wp:effectExtent l="0" t="0" r="5080" b="8890"/>
             <wp:docPr id="4" name="图片 4" descr="系统总体架构图"/>
             <wp:cNvGraphicFramePr>
               <a:graphicFrameLocks xmlns:a="http://schemas.openxmlformats.org/drawingml/2006/main" noChangeAspect="1"/>
@@ -9523,7 +10224,7 @@
                   <pic:spPr>
                     <a:xfrm>
                       <a:off x="0" y="0"/>
-                      <a:ext cx="5646420" cy="3594100"/>
+                      <a:ext cx="5646420" cy="3191510"/>
                     </a:xfrm>
                     <a:prstGeom prst="rect">
                       <a:avLst/>
@@ -9617,7 +10318,7 @@
           <w:szCs w:val="28"/>
           <w:lang w:val="en-US" w:eastAsia="zh-CN"/>
         </w:rPr>
-        <w:t>5.2. 知识库管理模块</w:t>
+        <w:t>5.3. 知识库管理模块</w:t>
       </w:r>
       <w:r>
         <w:rPr>
@@ -9826,24 +10527,24 @@
           <w:bCs/>
           <w:snapToGrid w:val="0"/>
           <w:kern w:val="0"/>
-          <w:sz w:val="24"/>
-          <w:szCs w:val="24"/>
-          <w:lang w:val="en-US" w:eastAsia="zh-CN"/>
-        </w:rPr>
-        <w:t>5.3.</w:t>
-      </w:r>
-      <w:r>
-        <w:rPr>
-          <w:rFonts w:hint="eastAsia" w:cs="Times New Roman" w:asciiTheme="majorEastAsia" w:hAnsiTheme="majorEastAsia" w:eastAsiaTheme="majorEastAsia"/>
-          <w:b w:val="0"/>
-          <w:bCs/>
-          <w:snapToGrid w:val="0"/>
-          <w:kern w:val="0"/>
           <w:sz w:val="28"/>
           <w:szCs w:val="28"/>
           <w:lang w:val="en-US" w:eastAsia="zh-CN"/>
         </w:rPr>
-        <w:t xml:space="preserve"> 向量检索模块</w:t>
+        <w:t>5.4.</w:t>
+      </w:r>
+      <w:r>
+        <w:rPr>
+          <w:rFonts w:hint="eastAsia" w:cs="Times New Roman" w:asciiTheme="majorEastAsia" w:hAnsiTheme="majorEastAsia" w:eastAsiaTheme="majorEastAsia"/>
+          <w:b w:val="0"/>
+          <w:bCs/>
+          <w:snapToGrid w:val="0"/>
+          <w:kern w:val="0"/>
+          <w:sz w:val="28"/>
+          <w:szCs w:val="28"/>
+          <w:lang w:val="en-US" w:eastAsia="zh-CN"/>
+        </w:rPr>
+        <w:t>向量检索模块</w:t>
       </w:r>
     </w:p>
     <w:p>
@@ -9863,7 +10564,7 @@
         <w:adjustRightInd/>
         <w:snapToGrid/>
         <w:spacing w:before="0" w:beforeAutospacing="0" w:after="0" w:afterAutospacing="0" w:line="360" w:lineRule="auto"/>
-        <w:ind w:left="0" w:leftChars="0" w:right="0" w:rightChars="0" w:firstLine="480" w:firstLineChars="200"/>
+        <w:ind w:right="0" w:rightChars="0" w:firstLine="420" w:firstLineChars="0"/>
         <w:jc w:val="both"/>
         <w:textAlignment w:val="auto"/>
         <w:rPr>
@@ -11523,7 +12224,7 @@
           <w:szCs w:val="28"/>
           <w:lang w:val="en-US" w:eastAsia="zh-CN"/>
         </w:rPr>
-        <w:t>5.4. 智能问答模块</w:t>
+        <w:t>5.5. 智能问答模块</w:t>
       </w:r>
     </w:p>
     <w:p>
@@ -11787,7 +12488,7 @@
           <w:szCs w:val="28"/>
           <w:lang w:val="en-US" w:eastAsia="zh-CN"/>
         </w:rPr>
-        <w:t>5.5. 扩展功能模块</w:t>
+        <w:t>5.6. 扩展功能模块</w:t>
       </w:r>
     </w:p>
     <w:p>
@@ -12051,7 +12752,7 @@
           <w:szCs w:val="28"/>
           <w:lang w:val="en-US" w:eastAsia="zh-CN"/>
         </w:rPr>
-        <w:t>5.6. 技术选型</w:t>
+        <w:t>5.7. 技术选型</w:t>
       </w:r>
     </w:p>
     <w:p>
@@ -12135,7 +12836,7 @@
           <w:szCs w:val="28"/>
           <w:lang w:val="en-US" w:eastAsia="zh-CN"/>
         </w:rPr>
-        <w:t>5.7. 验证指标</w:t>
+        <w:t>5.8. 验证指标</w:t>
       </w:r>
     </w:p>
     <w:tbl>
@@ -15392,7 +16093,6 @@
             <w:insideH w:val="none" w:color="auto" w:sz="0" w:space="0"/>
             <w:insideV w:val="none" w:color="auto" w:sz="0" w:space="0"/>
           </w:tblBorders>
-          <w:shd w:val="clear" w:color="auto" w:fill="FFFFFF"/>
           <w:tblCellMar>
             <w:top w:w="15" w:type="dxa"/>
             <w:left w:w="15" w:type="dxa"/>
@@ -15678,7 +16378,6 @@
             <w:insideH w:val="none" w:color="auto" w:sz="0" w:space="0"/>
             <w:insideV w:val="none" w:color="auto" w:sz="0" w:space="0"/>
           </w:tblBorders>
-          <w:shd w:val="clear" w:color="auto" w:fill="FFFFFF"/>
           <w:tblCellMar>
             <w:top w:w="15" w:type="dxa"/>
             <w:left w:w="15" w:type="dxa"/>
@@ -16243,7 +16942,6 @@
             <w:insideH w:val="none" w:color="auto" w:sz="0" w:space="0"/>
             <w:insideV w:val="none" w:color="auto" w:sz="0" w:space="0"/>
           </w:tblBorders>
-          <w:shd w:val="clear" w:color="auto" w:fill="FFFFFF"/>
           <w:tblCellMar>
             <w:top w:w="15" w:type="dxa"/>
             <w:left w:w="15" w:type="dxa"/>
@@ -22689,11 +23387,11 @@
           <w:rFonts w:hint="eastAsia"/>
         </w:rPr>
       </w:pPr>
-      <w:bookmarkStart w:id="0" w:name="_Toc263436247"/>
-      <w:bookmarkStart w:id="1" w:name="_Toc263433030"/>
-      <w:bookmarkStart w:id="2" w:name="_Toc263433239"/>
-      <w:bookmarkStart w:id="3" w:name="_Toc263433458"/>
-      <w:bookmarkStart w:id="4" w:name="_Toc263436195"/>
+      <w:bookmarkStart w:id="0" w:name="_Toc263436195"/>
+      <w:bookmarkStart w:id="1" w:name="_Toc263433458"/>
+      <w:bookmarkStart w:id="2" w:name="_Toc263436247"/>
+      <w:bookmarkStart w:id="3" w:name="_Toc263433239"/>
+      <w:bookmarkStart w:id="4" w:name="_Toc263433030"/>
       <w:bookmarkStart w:id="5" w:name="_Toc292269561"/>
       <w:r>
         <w:rPr>
